--- a/docs/jharkhand-sadak-setu-2026/Sadak_Setu_Jharkhand_RCD.docx
+++ b/docs/jharkhand-sadak-setu-2026/Sadak_Setu_Jharkhand_RCD.docx
@@ -1543,7 +1543,7 @@
                 <w:sz w:val="17"/>
                 <w:szCs w:val="17"/>
               </w:rPr>
-              <w:t xml:space="preserve">₹17–23 lakh</w:t>
+              <w:t xml:space="preserve">₹21.5–29 lakh</w:t>
             </w:r>
           </w:p>
         </w:tc>
@@ -1575,7 +1575,7 @@
                 <w:sz w:val="17"/>
                 <w:szCs w:val="17"/>
               </w:rPr>
-              <w:t xml:space="preserve">₹4–6 lakh</w:t>
+              <w:t xml:space="preserve">₹5.5–7.5 lakh</w:t>
             </w:r>
           </w:p>
         </w:tc>
@@ -1746,7 +1746,7 @@
                 <w:sz w:val="17"/>
                 <w:szCs w:val="17"/>
               </w:rPr>
-              <w:t xml:space="preserve">₹22–29 lakh</w:t>
+              <w:t xml:space="preserve">₹27.5–36.5 lakh</w:t>
             </w:r>
           </w:p>
         </w:tc>
@@ -1778,7 +1778,7 @@
                 <w:sz w:val="17"/>
                 <w:szCs w:val="17"/>
               </w:rPr>
-              <w:t xml:space="preserve">₹5.5–8 lakh</w:t>
+              <w:t xml:space="preserve">₹7–10.5 lakh</w:t>
             </w:r>
           </w:p>
         </w:tc>
@@ -1949,7 +1949,7 @@
                 <w:sz w:val="17"/>
                 <w:szCs w:val="17"/>
               </w:rPr>
-              <w:t xml:space="preserve">₹10–14 lakh</w:t>
+              <w:t xml:space="preserve">₹12.5–18 lakh</w:t>
             </w:r>
           </w:p>
         </w:tc>
@@ -1981,7 +1981,7 @@
                 <w:sz w:val="17"/>
                 <w:szCs w:val="17"/>
               </w:rPr>
-              <w:t xml:space="preserve">₹2–3.5 lakh</w:t>
+              <w:t xml:space="preserve">₹2.5–4.5 lakh</w:t>
             </w:r>
           </w:p>
         </w:tc>
@@ -2152,7 +2152,7 @@
                 <w:sz w:val="17"/>
                 <w:szCs w:val="17"/>
               </w:rPr>
-              <w:t xml:space="preserve">₹5–7 lakh</w:t>
+              <w:t xml:space="preserve">₹6.5–9 lakh</w:t>
             </w:r>
           </w:p>
         </w:tc>
@@ -2184,7 +2184,7 @@
                 <w:sz w:val="17"/>
                 <w:szCs w:val="17"/>
               </w:rPr>
-              <w:t xml:space="preserve">₹1.5–2.5 lakh</w:t>
+              <w:t xml:space="preserve">₹2–3.5 lakh</w:t>
             </w:r>
           </w:p>
         </w:tc>
@@ -2355,7 +2355,7 @@
                 <w:sz w:val="17"/>
                 <w:szCs w:val="17"/>
               </w:rPr>
-              <w:t xml:space="preserve">₹13–18 lakh</w:t>
+              <w:t xml:space="preserve">₹16.5–23 lakh</w:t>
             </w:r>
           </w:p>
         </w:tc>
@@ -2387,7 +2387,7 @@
                 <w:sz w:val="17"/>
                 <w:szCs w:val="17"/>
               </w:rPr>
-              <w:t xml:space="preserve">₹3–5 lakh</w:t>
+              <w:t xml:space="preserve">₹4–6.5 lakh</w:t>
             </w:r>
           </w:p>
         </w:tc>
@@ -2558,7 +2558,7 @@
                 <w:sz w:val="17"/>
                 <w:szCs w:val="17"/>
               </w:rPr>
-              <w:t xml:space="preserve">₹15–21 lakh</w:t>
+              <w:t xml:space="preserve">₹19–26.5 lakh</w:t>
             </w:r>
           </w:p>
         </w:tc>
@@ -2590,7 +2590,7 @@
                 <w:sz w:val="17"/>
                 <w:szCs w:val="17"/>
               </w:rPr>
-              <w:t xml:space="preserve">₹3.5–4.5 lakh</w:t>
+              <w:t xml:space="preserve">₹4.5–5.5 lakh</w:t>
             </w:r>
           </w:p>
         </w:tc>
@@ -2761,7 +2761,7 @@
                 <w:sz w:val="17"/>
                 <w:szCs w:val="17"/>
               </w:rPr>
-              <w:t xml:space="preserve">₹6–9 lakh</w:t>
+              <w:t xml:space="preserve">₹7.5–11.5 lakh</w:t>
             </w:r>
           </w:p>
         </w:tc>
@@ -2793,7 +2793,7 @@
                 <w:sz w:val="17"/>
                 <w:szCs w:val="17"/>
               </w:rPr>
-              <w:t xml:space="preserve">₹1.5–2.5 lakh</w:t>
+              <w:t xml:space="preserve">₹2–3.5 lakh</w:t>
             </w:r>
           </w:p>
         </w:tc>
@@ -2902,7 +2902,7 @@
                 <w:sz w:val="17"/>
                 <w:szCs w:val="17"/>
               </w:rPr>
-              <w:t xml:space="preserve">₹88 lakh–1.21 cr</w:t>
+              <w:t xml:space="preserve">₹1.11–1.53 cr</w:t>
             </w:r>
           </w:p>
         </w:tc>
@@ -2937,7 +2937,7 @@
                 <w:sz w:val="17"/>
                 <w:szCs w:val="17"/>
               </w:rPr>
-              <w:t xml:space="preserve">₹21–32 lakh</w:t>
+              <w:t xml:space="preserve">₹27.5–41.5 lakh</w:t>
             </w:r>
           </w:p>
         </w:tc>
@@ -2956,7 +2956,7 @@
           <w:sz w:val="17"/>
           <w:szCs w:val="17"/>
         </w:rPr>
-        <w:t xml:space="preserve">For scale: the whole portfolio costs about 0.013–0.018% of RCD's ₹6,601 crore roads allocation for 2026–27.</w:t>
+        <w:t xml:space="preserve">For scale: the whole portfolio costs about 0.017–0.023% of RCD's ₹6,601 crore roads allocation for 2026–27.</w:t>
       </w:r>
     </w:p>
     <w:p>
@@ -3504,16 +3504,16 @@
                 <w:sz w:val="17"/>
                 <w:szCs w:val="17"/>
               </w:rPr>
-              <w:t xml:space="preserve">₹17–23 lakh</w:t>
-            </w:r>
-            <w:r>
-              <w:rPr>
-                <w:rFonts w:ascii="Arial" w:cs="Arial" w:eastAsia="Arial" w:hAnsi="Arial"/>
-                <w:color w:val="1F2937"/>
-                <w:sz w:val="17"/>
-                <w:szCs w:val="17"/>
-              </w:rPr>
-              <w:t xml:space="preserve">  ·  Recurring ₹4–6 lakh / yr</w:t>
+              <w:t xml:space="preserve">₹21.5–29 lakh</w:t>
+            </w:r>
+            <w:r>
+              <w:rPr>
+                <w:rFonts w:ascii="Arial" w:cs="Arial" w:eastAsia="Arial" w:hAnsi="Arial"/>
+                <w:color w:val="1F2937"/>
+                <w:sz w:val="17"/>
+                <w:szCs w:val="17"/>
+              </w:rPr>
+              <w:t xml:space="preserve">  ·  Recurring ₹5.5–7.5 lakh / yr</w:t>
             </w:r>
           </w:p>
         </w:tc>
@@ -5143,7 +5143,7 @@
                 <w:sz w:val="17"/>
                 <w:szCs w:val="17"/>
               </w:rPr>
-              <w:t xml:space="preserve">₹7 lakh</w:t>
+              <w:t xml:space="preserve">₹9 lakh</w:t>
             </w:r>
           </w:p>
         </w:tc>
@@ -5175,7 +5175,7 @@
                 <w:sz w:val="17"/>
                 <w:szCs w:val="17"/>
               </w:rPr>
-              <w:t xml:space="preserve">₹9 lakh</w:t>
+              <w:t xml:space="preserve">₹11.5 lakh</w:t>
             </w:r>
           </w:p>
         </w:tc>
@@ -5244,7 +5244,7 @@
                 <w:sz w:val="17"/>
                 <w:szCs w:val="17"/>
               </w:rPr>
-              <w:t xml:space="preserve">₹10 lakh</w:t>
+              <w:t xml:space="preserve">₹12.5 lakh</w:t>
             </w:r>
           </w:p>
         </w:tc>
@@ -5276,7 +5276,7 @@
                 <w:sz w:val="17"/>
                 <w:szCs w:val="17"/>
               </w:rPr>
-              <w:t xml:space="preserve">₹14 lakh</w:t>
+              <w:t xml:space="preserve">₹17.5 lakh</w:t>
             </w:r>
           </w:p>
         </w:tc>
@@ -5351,7 +5351,7 @@
                 <w:sz w:val="17"/>
                 <w:szCs w:val="17"/>
               </w:rPr>
-              <w:t xml:space="preserve">₹17 lakh</w:t>
+              <w:t xml:space="preserve">₹21.5 lakh</w:t>
             </w:r>
           </w:p>
         </w:tc>
@@ -5386,7 +5386,7 @@
                 <w:sz w:val="17"/>
                 <w:szCs w:val="17"/>
               </w:rPr>
-              <w:t xml:space="preserve">₹23 lakh</w:t>
+              <w:t xml:space="preserve">₹29 lakh</w:t>
             </w:r>
           </w:p>
         </w:tc>
@@ -5455,7 +5455,7 @@
                 <w:sz w:val="17"/>
                 <w:szCs w:val="17"/>
               </w:rPr>
-              <w:t xml:space="preserve">₹1 lakh</w:t>
+              <w:t xml:space="preserve">₹1.5 lakh</w:t>
             </w:r>
           </w:p>
         </w:tc>
@@ -5487,7 +5487,7 @@
                 <w:sz w:val="17"/>
                 <w:szCs w:val="17"/>
               </w:rPr>
-              <w:t xml:space="preserve">₹2 lakh</w:t>
+              <w:t xml:space="preserve">₹2.5 lakh</w:t>
             </w:r>
           </w:p>
         </w:tc>
@@ -5556,7 +5556,7 @@
                 <w:sz w:val="17"/>
                 <w:szCs w:val="17"/>
               </w:rPr>
-              <w:t xml:space="preserve">₹3 lakh</w:t>
+              <w:t xml:space="preserve">₹4 lakh</w:t>
             </w:r>
           </w:p>
         </w:tc>
@@ -5588,7 +5588,7 @@
                 <w:sz w:val="17"/>
                 <w:szCs w:val="17"/>
               </w:rPr>
-              <w:t xml:space="preserve">₹4 lakh</w:t>
+              <w:t xml:space="preserve">₹5 lakh</w:t>
             </w:r>
           </w:p>
         </w:tc>
@@ -5663,7 +5663,7 @@
                 <w:sz w:val="17"/>
                 <w:szCs w:val="17"/>
               </w:rPr>
-              <w:t xml:space="preserve">₹4 lakh</w:t>
+              <w:t xml:space="preserve">₹5.5 lakh</w:t>
             </w:r>
           </w:p>
         </w:tc>
@@ -5698,7 +5698,7 @@
                 <w:sz w:val="17"/>
                 <w:szCs w:val="17"/>
               </w:rPr>
-              <w:t xml:space="preserve">₹6 lakh</w:t>
+              <w:t xml:space="preserve">₹7.5 lakh</w:t>
             </w:r>
           </w:p>
         </w:tc>
@@ -6323,16 +6323,16 @@
                 <w:sz w:val="17"/>
                 <w:szCs w:val="17"/>
               </w:rPr>
-              <w:t xml:space="preserve">₹22–29 lakh</w:t>
-            </w:r>
-            <w:r>
-              <w:rPr>
-                <w:rFonts w:ascii="Arial" w:cs="Arial" w:eastAsia="Arial" w:hAnsi="Arial"/>
-                <w:color w:val="1F2937"/>
-                <w:sz w:val="17"/>
-                <w:szCs w:val="17"/>
-              </w:rPr>
-              <w:t xml:space="preserve">  ·  Recurring ₹5.5–8 lakh / yr</w:t>
+              <w:t xml:space="preserve">₹27.5–36.5 lakh</w:t>
+            </w:r>
+            <w:r>
+              <w:rPr>
+                <w:rFonts w:ascii="Arial" w:cs="Arial" w:eastAsia="Arial" w:hAnsi="Arial"/>
+                <w:color w:val="1F2937"/>
+                <w:sz w:val="17"/>
+                <w:szCs w:val="17"/>
+              </w:rPr>
+              <w:t xml:space="preserve">  ·  Recurring ₹7–10.5 lakh / yr</w:t>
             </w:r>
           </w:p>
         </w:tc>
@@ -7993,7 +7993,7 @@
                 <w:sz w:val="17"/>
                 <w:szCs w:val="17"/>
               </w:rPr>
-              <w:t xml:space="preserve">₹8 lakh</w:t>
+              <w:t xml:space="preserve">₹10 lakh</w:t>
             </w:r>
           </w:p>
         </w:tc>
@@ -8025,7 +8025,7 @@
                 <w:sz w:val="17"/>
                 <w:szCs w:val="17"/>
               </w:rPr>
-              <w:t xml:space="preserve">₹10 lakh</w:t>
+              <w:t xml:space="preserve">₹12.5 lakh</w:t>
             </w:r>
           </w:p>
         </w:tc>
@@ -8094,7 +8094,7 @@
                 <w:sz w:val="17"/>
                 <w:szCs w:val="17"/>
               </w:rPr>
-              <w:t xml:space="preserve">₹14 lakh</w:t>
+              <w:t xml:space="preserve">₹17.5 lakh</w:t>
             </w:r>
           </w:p>
         </w:tc>
@@ -8126,7 +8126,7 @@
                 <w:sz w:val="17"/>
                 <w:szCs w:val="17"/>
               </w:rPr>
-              <w:t xml:space="preserve">₹19 lakh</w:t>
+              <w:t xml:space="preserve">₹24 lakh</w:t>
             </w:r>
           </w:p>
         </w:tc>
@@ -8201,7 +8201,7 @@
                 <w:sz w:val="17"/>
                 <w:szCs w:val="17"/>
               </w:rPr>
-              <w:t xml:space="preserve">₹22 lakh</w:t>
+              <w:t xml:space="preserve">₹27.5 lakh</w:t>
             </w:r>
           </w:p>
         </w:tc>
@@ -8236,7 +8236,7 @@
                 <w:sz w:val="17"/>
                 <w:szCs w:val="17"/>
               </w:rPr>
-              <w:t xml:space="preserve">₹29 lakh</w:t>
+              <w:t xml:space="preserve">₹36.5 lakh</w:t>
             </w:r>
           </w:p>
         </w:tc>
@@ -8305,7 +8305,7 @@
                 <w:sz w:val="17"/>
                 <w:szCs w:val="17"/>
               </w:rPr>
-              <w:t xml:space="preserve">₹2 lakh</w:t>
+              <w:t xml:space="preserve">₹2.5 lakh</w:t>
             </w:r>
           </w:p>
         </w:tc>
@@ -8337,7 +8337,7 @@
                 <w:sz w:val="17"/>
                 <w:szCs w:val="17"/>
               </w:rPr>
-              <w:t xml:space="preserve">₹3 lakh</w:t>
+              <w:t xml:space="preserve">₹4 lakh</w:t>
             </w:r>
           </w:p>
         </w:tc>
@@ -8406,7 +8406,7 @@
                 <w:sz w:val="17"/>
                 <w:szCs w:val="17"/>
               </w:rPr>
-              <w:t xml:space="preserve">₹3.5 lakh</w:t>
+              <w:t xml:space="preserve">₹4.5 lakh</w:t>
             </w:r>
           </w:p>
         </w:tc>
@@ -8438,7 +8438,7 @@
                 <w:sz w:val="17"/>
                 <w:szCs w:val="17"/>
               </w:rPr>
-              <w:t xml:space="preserve">₹5 lakh</w:t>
+              <w:t xml:space="preserve">₹6.5 lakh</w:t>
             </w:r>
           </w:p>
         </w:tc>
@@ -8513,7 +8513,7 @@
                 <w:sz w:val="17"/>
                 <w:szCs w:val="17"/>
               </w:rPr>
-              <w:t xml:space="preserve">₹5.5 lakh</w:t>
+              <w:t xml:space="preserve">₹7 lakh</w:t>
             </w:r>
           </w:p>
         </w:tc>
@@ -8548,7 +8548,7 @@
                 <w:sz w:val="17"/>
                 <w:szCs w:val="17"/>
               </w:rPr>
-              <w:t xml:space="preserve">₹8 lakh</w:t>
+              <w:t xml:space="preserve">₹10.5 lakh</w:t>
             </w:r>
           </w:p>
         </w:tc>
@@ -9173,16 +9173,16 @@
                 <w:sz w:val="17"/>
                 <w:szCs w:val="17"/>
               </w:rPr>
-              <w:t xml:space="preserve">₹10–14 lakh</w:t>
-            </w:r>
-            <w:r>
-              <w:rPr>
-                <w:rFonts w:ascii="Arial" w:cs="Arial" w:eastAsia="Arial" w:hAnsi="Arial"/>
-                <w:color w:val="1F2937"/>
-                <w:sz w:val="17"/>
-                <w:szCs w:val="17"/>
-              </w:rPr>
-              <w:t xml:space="preserve">  ·  Recurring ₹2–3.5 lakh / yr</w:t>
+              <w:t xml:space="preserve">₹12.5–18 lakh</w:t>
+            </w:r>
+            <w:r>
+              <w:rPr>
+                <w:rFonts w:ascii="Arial" w:cs="Arial" w:eastAsia="Arial" w:hAnsi="Arial"/>
+                <w:color w:val="1F2937"/>
+                <w:sz w:val="17"/>
+                <w:szCs w:val="17"/>
+              </w:rPr>
+              <w:t xml:space="preserve">  ·  Recurring ₹2.5–4.5 lakh / yr</w:t>
             </w:r>
           </w:p>
         </w:tc>
@@ -10843,7 +10843,7 @@
                 <w:sz w:val="17"/>
                 <w:szCs w:val="17"/>
               </w:rPr>
-              <w:t xml:space="preserve">₹4 lakh</w:t>
+              <w:t xml:space="preserve">₹5 lakh</w:t>
             </w:r>
           </w:p>
         </w:tc>
@@ -10875,7 +10875,7 @@
                 <w:sz w:val="17"/>
                 <w:szCs w:val="17"/>
               </w:rPr>
-              <w:t xml:space="preserve">₹5 lakh</w:t>
+              <w:t xml:space="preserve">₹6.5 lakh</w:t>
             </w:r>
           </w:p>
         </w:tc>
@@ -10944,7 +10944,7 @@
                 <w:sz w:val="17"/>
                 <w:szCs w:val="17"/>
               </w:rPr>
-              <w:t xml:space="preserve">₹6 lakh</w:t>
+              <w:t xml:space="preserve">₹7.5 lakh</w:t>
             </w:r>
           </w:p>
         </w:tc>
@@ -10976,7 +10976,7 @@
                 <w:sz w:val="17"/>
                 <w:szCs w:val="17"/>
               </w:rPr>
-              <w:t xml:space="preserve">₹9 lakh</w:t>
+              <w:t xml:space="preserve">₹11.5 lakh</w:t>
             </w:r>
           </w:p>
         </w:tc>
@@ -11051,7 +11051,7 @@
                 <w:sz w:val="17"/>
                 <w:szCs w:val="17"/>
               </w:rPr>
-              <w:t xml:space="preserve">₹10 lakh</w:t>
+              <w:t xml:space="preserve">₹12.5 lakh</w:t>
             </w:r>
           </w:p>
         </w:tc>
@@ -11086,7 +11086,7 @@
                 <w:sz w:val="17"/>
                 <w:szCs w:val="17"/>
               </w:rPr>
-              <w:t xml:space="preserve">₹14 lakh</w:t>
+              <w:t xml:space="preserve">₹18 lakh</w:t>
             </w:r>
           </w:p>
         </w:tc>
@@ -11187,7 +11187,7 @@
                 <w:sz w:val="17"/>
                 <w:szCs w:val="17"/>
               </w:rPr>
-              <w:t xml:space="preserve">₹1 lakh</w:t>
+              <w:t xml:space="preserve">₹1.5 lakh</w:t>
             </w:r>
           </w:p>
         </w:tc>
@@ -11256,7 +11256,7 @@
                 <w:sz w:val="17"/>
                 <w:szCs w:val="17"/>
               </w:rPr>
-              <w:t xml:space="preserve">₹1.5 lakh</w:t>
+              <w:t xml:space="preserve">₹2 lakh</w:t>
             </w:r>
           </w:p>
         </w:tc>
@@ -11288,7 +11288,7 @@
                 <w:sz w:val="17"/>
                 <w:szCs w:val="17"/>
               </w:rPr>
-              <w:t xml:space="preserve">₹2.5 lakh</w:t>
+              <w:t xml:space="preserve">₹3 lakh</w:t>
             </w:r>
           </w:p>
         </w:tc>
@@ -11363,7 +11363,7 @@
                 <w:sz w:val="17"/>
                 <w:szCs w:val="17"/>
               </w:rPr>
-              <w:t xml:space="preserve">₹2 lakh</w:t>
+              <w:t xml:space="preserve">₹2.5 lakh</w:t>
             </w:r>
           </w:p>
         </w:tc>
@@ -11398,7 +11398,7 @@
                 <w:sz w:val="17"/>
                 <w:szCs w:val="17"/>
               </w:rPr>
-              <w:t xml:space="preserve">₹3.5 lakh</w:t>
+              <w:t xml:space="preserve">₹4.5 lakh</w:t>
             </w:r>
           </w:p>
         </w:tc>
@@ -12023,16 +12023,16 @@
                 <w:sz w:val="17"/>
                 <w:szCs w:val="17"/>
               </w:rPr>
-              <w:t xml:space="preserve">₹5–7 lakh</w:t>
-            </w:r>
-            <w:r>
-              <w:rPr>
-                <w:rFonts w:ascii="Arial" w:cs="Arial" w:eastAsia="Arial" w:hAnsi="Arial"/>
-                <w:color w:val="1F2937"/>
-                <w:sz w:val="17"/>
-                <w:szCs w:val="17"/>
-              </w:rPr>
-              <w:t xml:space="preserve">  ·  Recurring ₹1.5–2.5 lakh / yr</w:t>
+              <w:t xml:space="preserve">₹6.5–9 lakh</w:t>
+            </w:r>
+            <w:r>
+              <w:rPr>
+                <w:rFonts w:ascii="Arial" w:cs="Arial" w:eastAsia="Arial" w:hAnsi="Arial"/>
+                <w:color w:val="1F2937"/>
+                <w:sz w:val="17"/>
+                <w:szCs w:val="17"/>
+              </w:rPr>
+              <w:t xml:space="preserve">  ·  Recurring ₹2–3.5 lakh / yr</w:t>
             </w:r>
           </w:p>
         </w:tc>
@@ -13631,7 +13631,7 @@
                 <w:sz w:val="17"/>
                 <w:szCs w:val="17"/>
               </w:rPr>
-              <w:t xml:space="preserve">₹2 lakh</w:t>
+              <w:t xml:space="preserve">₹2.5 lakh</w:t>
             </w:r>
           </w:p>
         </w:tc>
@@ -13663,7 +13663,7 @@
                 <w:sz w:val="17"/>
                 <w:szCs w:val="17"/>
               </w:rPr>
-              <w:t xml:space="preserve">₹3 lakh</w:t>
+              <w:t xml:space="preserve">₹4 lakh</w:t>
             </w:r>
           </w:p>
         </w:tc>
@@ -13732,7 +13732,7 @@
                 <w:sz w:val="17"/>
                 <w:szCs w:val="17"/>
               </w:rPr>
-              <w:t xml:space="preserve">₹3 lakh</w:t>
+              <w:t xml:space="preserve">₹4 lakh</w:t>
             </w:r>
           </w:p>
         </w:tc>
@@ -13764,7 +13764,7 @@
                 <w:sz w:val="17"/>
                 <w:szCs w:val="17"/>
               </w:rPr>
-              <w:t xml:space="preserve">₹4 lakh</w:t>
+              <w:t xml:space="preserve">₹5 lakh</w:t>
             </w:r>
           </w:p>
         </w:tc>
@@ -13839,7 +13839,7 @@
                 <w:sz w:val="17"/>
                 <w:szCs w:val="17"/>
               </w:rPr>
-              <w:t xml:space="preserve">₹5 lakh</w:t>
+              <w:t xml:space="preserve">₹6.5 lakh</w:t>
             </w:r>
           </w:p>
         </w:tc>
@@ -13874,7 +13874,7 @@
                 <w:sz w:val="17"/>
                 <w:szCs w:val="17"/>
               </w:rPr>
-              <w:t xml:space="preserve">₹7 lakh</w:t>
+              <w:t xml:space="preserve">₹9 lakh</w:t>
             </w:r>
           </w:p>
         </w:tc>
@@ -13975,7 +13975,7 @@
                 <w:sz w:val="17"/>
                 <w:szCs w:val="17"/>
               </w:rPr>
-              <w:t xml:space="preserve">₹1 lakh</w:t>
+              <w:t xml:space="preserve">₹1.5 lakh</w:t>
             </w:r>
           </w:p>
         </w:tc>
@@ -14044,7 +14044,7 @@
                 <w:sz w:val="17"/>
                 <w:szCs w:val="17"/>
               </w:rPr>
-              <w:t xml:space="preserve">₹1 lakh</w:t>
+              <w:t xml:space="preserve">₹1.5 lakh</w:t>
             </w:r>
           </w:p>
         </w:tc>
@@ -14076,7 +14076,7 @@
                 <w:sz w:val="17"/>
                 <w:szCs w:val="17"/>
               </w:rPr>
-              <w:t xml:space="preserve">₹1.5 lakh</w:t>
+              <w:t xml:space="preserve">₹2 lakh</w:t>
             </w:r>
           </w:p>
         </w:tc>
@@ -14151,7 +14151,7 @@
                 <w:sz w:val="17"/>
                 <w:szCs w:val="17"/>
               </w:rPr>
-              <w:t xml:space="preserve">₹1.5 lakh</w:t>
+              <w:t xml:space="preserve">₹2 lakh</w:t>
             </w:r>
           </w:p>
         </w:tc>
@@ -14186,7 +14186,7 @@
                 <w:sz w:val="17"/>
                 <w:szCs w:val="17"/>
               </w:rPr>
-              <w:t xml:space="preserve">₹2.5 lakh</w:t>
+              <w:t xml:space="preserve">₹3.5 lakh</w:t>
             </w:r>
           </w:p>
         </w:tc>
@@ -14811,16 +14811,16 @@
                 <w:sz w:val="17"/>
                 <w:szCs w:val="17"/>
               </w:rPr>
-              <w:t xml:space="preserve">₹13–18 lakh</w:t>
-            </w:r>
-            <w:r>
-              <w:rPr>
-                <w:rFonts w:ascii="Arial" w:cs="Arial" w:eastAsia="Arial" w:hAnsi="Arial"/>
-                <w:color w:val="1F2937"/>
-                <w:sz w:val="17"/>
-                <w:szCs w:val="17"/>
-              </w:rPr>
-              <w:t xml:space="preserve">  ·  Recurring ₹3–5 lakh / yr</w:t>
+              <w:t xml:space="preserve">₹16.5–23 lakh</w:t>
+            </w:r>
+            <w:r>
+              <w:rPr>
+                <w:rFonts w:ascii="Arial" w:cs="Arial" w:eastAsia="Arial" w:hAnsi="Arial"/>
+                <w:color w:val="1F2937"/>
+                <w:sz w:val="17"/>
+                <w:szCs w:val="17"/>
+              </w:rPr>
+              <w:t xml:space="preserve">  ·  Recurring ₹4–6.5 lakh / yr</w:t>
             </w:r>
           </w:p>
         </w:tc>
@@ -16450,7 +16450,7 @@
                 <w:sz w:val="17"/>
                 <w:szCs w:val="17"/>
               </w:rPr>
-              <w:t xml:space="preserve">₹5 lakh</w:t>
+              <w:t xml:space="preserve">₹6.5 lakh</w:t>
             </w:r>
           </w:p>
         </w:tc>
@@ -16482,7 +16482,7 @@
                 <w:sz w:val="17"/>
                 <w:szCs w:val="17"/>
               </w:rPr>
-              <w:t xml:space="preserve">₹7 lakh</w:t>
+              <w:t xml:space="preserve">₹9 lakh</w:t>
             </w:r>
           </w:p>
         </w:tc>
@@ -16551,7 +16551,7 @@
                 <w:sz w:val="17"/>
                 <w:szCs w:val="17"/>
               </w:rPr>
-              <w:t xml:space="preserve">₹8 lakh</w:t>
+              <w:t xml:space="preserve">₹10 lakh</w:t>
             </w:r>
           </w:p>
         </w:tc>
@@ -16583,7 +16583,7 @@
                 <w:sz w:val="17"/>
                 <w:szCs w:val="17"/>
               </w:rPr>
-              <w:t xml:space="preserve">₹11 lakh</w:t>
+              <w:t xml:space="preserve">₹14 lakh</w:t>
             </w:r>
           </w:p>
         </w:tc>
@@ -16658,7 +16658,7 @@
                 <w:sz w:val="17"/>
                 <w:szCs w:val="17"/>
               </w:rPr>
-              <w:t xml:space="preserve">₹13 lakh</w:t>
+              <w:t xml:space="preserve">₹16.5 lakh</w:t>
             </w:r>
           </w:p>
         </w:tc>
@@ -16693,7 +16693,7 @@
                 <w:sz w:val="17"/>
                 <w:szCs w:val="17"/>
               </w:rPr>
-              <w:t xml:space="preserve">₹18 lakh</w:t>
+              <w:t xml:space="preserve">₹23 lakh</w:t>
             </w:r>
           </w:p>
         </w:tc>
@@ -16762,7 +16762,7 @@
                 <w:sz w:val="17"/>
                 <w:szCs w:val="17"/>
               </w:rPr>
-              <w:t xml:space="preserve">₹1 lakh</w:t>
+              <w:t xml:space="preserve">₹1.5 lakh</w:t>
             </w:r>
           </w:p>
         </w:tc>
@@ -16794,7 +16794,7 @@
                 <w:sz w:val="17"/>
                 <w:szCs w:val="17"/>
               </w:rPr>
-              <w:t xml:space="preserve">₹2 lakh</w:t>
+              <w:t xml:space="preserve">₹2.5 lakh</w:t>
             </w:r>
           </w:p>
         </w:tc>
@@ -16863,7 +16863,7 @@
                 <w:sz w:val="17"/>
                 <w:szCs w:val="17"/>
               </w:rPr>
-              <w:t xml:space="preserve">₹2 lakh</w:t>
+              <w:t xml:space="preserve">₹2.5 lakh</w:t>
             </w:r>
           </w:p>
         </w:tc>
@@ -16895,7 +16895,7 @@
                 <w:sz w:val="17"/>
                 <w:szCs w:val="17"/>
               </w:rPr>
-              <w:t xml:space="preserve">₹3 lakh</w:t>
+              <w:t xml:space="preserve">₹4 lakh</w:t>
             </w:r>
           </w:p>
         </w:tc>
@@ -16970,7 +16970,7 @@
                 <w:sz w:val="17"/>
                 <w:szCs w:val="17"/>
               </w:rPr>
-              <w:t xml:space="preserve">₹3 lakh</w:t>
+              <w:t xml:space="preserve">₹4 lakh</w:t>
             </w:r>
           </w:p>
         </w:tc>
@@ -17005,7 +17005,7 @@
                 <w:sz w:val="17"/>
                 <w:szCs w:val="17"/>
               </w:rPr>
-              <w:t xml:space="preserve">₹5 lakh</w:t>
+              <w:t xml:space="preserve">₹6.5 lakh</w:t>
             </w:r>
           </w:p>
         </w:tc>
@@ -17630,16 +17630,16 @@
                 <w:sz w:val="17"/>
                 <w:szCs w:val="17"/>
               </w:rPr>
-              <w:t xml:space="preserve">₹15–21 lakh</w:t>
-            </w:r>
-            <w:r>
-              <w:rPr>
-                <w:rFonts w:ascii="Arial" w:cs="Arial" w:eastAsia="Arial" w:hAnsi="Arial"/>
-                <w:color w:val="1F2937"/>
-                <w:sz w:val="17"/>
-                <w:szCs w:val="17"/>
-              </w:rPr>
-              <w:t xml:space="preserve">  ·  Recurring ₹3.5–4.5 lakh / yr</w:t>
+              <w:t xml:space="preserve">₹19–26.5 lakh</w:t>
+            </w:r>
+            <w:r>
+              <w:rPr>
+                <w:rFonts w:ascii="Arial" w:cs="Arial" w:eastAsia="Arial" w:hAnsi="Arial"/>
+                <w:color w:val="1F2937"/>
+                <w:sz w:val="17"/>
+                <w:szCs w:val="17"/>
+              </w:rPr>
+              <w:t xml:space="preserve">  ·  Recurring ₹4.5–5.5 lakh / yr</w:t>
             </w:r>
           </w:p>
         </w:tc>
@@ -19229,7 +19229,7 @@
                 <w:sz w:val="17"/>
                 <w:szCs w:val="17"/>
               </w:rPr>
-              <w:t xml:space="preserve">₹8 lakh</w:t>
+              <w:t xml:space="preserve">₹10 lakh</w:t>
             </w:r>
           </w:p>
         </w:tc>
@@ -19261,7 +19261,7 @@
                 <w:sz w:val="17"/>
                 <w:szCs w:val="17"/>
               </w:rPr>
-              <w:t xml:space="preserve">₹11 lakh</w:t>
+              <w:t xml:space="preserve">₹14 lakh</w:t>
             </w:r>
           </w:p>
         </w:tc>
@@ -19330,7 +19330,7 @@
                 <w:sz w:val="17"/>
                 <w:szCs w:val="17"/>
               </w:rPr>
-              <w:t xml:space="preserve">₹7 lakh</w:t>
+              <w:t xml:space="preserve">₹9 lakh</w:t>
             </w:r>
           </w:p>
         </w:tc>
@@ -19362,7 +19362,7 @@
                 <w:sz w:val="17"/>
                 <w:szCs w:val="17"/>
               </w:rPr>
-              <w:t xml:space="preserve">₹10 lakh</w:t>
+              <w:t xml:space="preserve">₹12.5 lakh</w:t>
             </w:r>
           </w:p>
         </w:tc>
@@ -19437,7 +19437,7 @@
                 <w:sz w:val="17"/>
                 <w:szCs w:val="17"/>
               </w:rPr>
-              <w:t xml:space="preserve">₹15 lakh</w:t>
+              <w:t xml:space="preserve">₹19 lakh</w:t>
             </w:r>
           </w:p>
         </w:tc>
@@ -19472,7 +19472,7 @@
                 <w:sz w:val="17"/>
                 <w:szCs w:val="17"/>
               </w:rPr>
-              <w:t xml:space="preserve">₹21 lakh</w:t>
+              <w:t xml:space="preserve">₹26.5 lakh</w:t>
             </w:r>
           </w:p>
         </w:tc>
@@ -19541,7 +19541,7 @@
                 <w:sz w:val="17"/>
                 <w:szCs w:val="17"/>
               </w:rPr>
-              <w:t xml:space="preserve">₹1.5 lakh</w:t>
+              <w:t xml:space="preserve">₹2 lakh</w:t>
             </w:r>
           </w:p>
         </w:tc>
@@ -19573,7 +19573,7 @@
                 <w:sz w:val="17"/>
                 <w:szCs w:val="17"/>
               </w:rPr>
-              <w:t xml:space="preserve">₹2 lakh</w:t>
+              <w:t xml:space="preserve">₹2.5 lakh</w:t>
             </w:r>
           </w:p>
         </w:tc>
@@ -19642,7 +19642,7 @@
                 <w:sz w:val="17"/>
                 <w:szCs w:val="17"/>
               </w:rPr>
-              <w:t xml:space="preserve">₹2 lakh</w:t>
+              <w:t xml:space="preserve">₹2.5 lakh</w:t>
             </w:r>
           </w:p>
         </w:tc>
@@ -19674,7 +19674,7 @@
                 <w:sz w:val="17"/>
                 <w:szCs w:val="17"/>
               </w:rPr>
-              <w:t xml:space="preserve">₹2.5 lakh</w:t>
+              <w:t xml:space="preserve">₹3 lakh</w:t>
             </w:r>
           </w:p>
         </w:tc>
@@ -19749,7 +19749,7 @@
                 <w:sz w:val="17"/>
                 <w:szCs w:val="17"/>
               </w:rPr>
-              <w:t xml:space="preserve">₹3.5 lakh</w:t>
+              <w:t xml:space="preserve">₹4.5 lakh</w:t>
             </w:r>
           </w:p>
         </w:tc>
@@ -19784,7 +19784,7 @@
                 <w:sz w:val="17"/>
                 <w:szCs w:val="17"/>
               </w:rPr>
-              <w:t xml:space="preserve">₹4.5 lakh</w:t>
+              <w:t xml:space="preserve">₹5.5 lakh</w:t>
             </w:r>
           </w:p>
         </w:tc>
@@ -20409,16 +20409,16 @@
                 <w:sz w:val="17"/>
                 <w:szCs w:val="17"/>
               </w:rPr>
-              <w:t xml:space="preserve">₹6–9 lakh</w:t>
-            </w:r>
-            <w:r>
-              <w:rPr>
-                <w:rFonts w:ascii="Arial" w:cs="Arial" w:eastAsia="Arial" w:hAnsi="Arial"/>
-                <w:color w:val="1F2937"/>
-                <w:sz w:val="17"/>
-                <w:szCs w:val="17"/>
-              </w:rPr>
-              <w:t xml:space="preserve">  ·  Recurring ₹1.5–2.5 lakh / yr</w:t>
+              <w:t xml:space="preserve">₹7.5–11.5 lakh</w:t>
+            </w:r>
+            <w:r>
+              <w:rPr>
+                <w:rFonts w:ascii="Arial" w:cs="Arial" w:eastAsia="Arial" w:hAnsi="Arial"/>
+                <w:color w:val="1F2937"/>
+                <w:sz w:val="17"/>
+                <w:szCs w:val="17"/>
+              </w:rPr>
+              <w:t xml:space="preserve">  ·  Recurring ₹2–3.5 lakh / yr</w:t>
             </w:r>
           </w:p>
         </w:tc>
@@ -22008,7 +22008,7 @@
                 <w:sz w:val="17"/>
                 <w:szCs w:val="17"/>
               </w:rPr>
-              <w:t xml:space="preserve">₹2 lakh</w:t>
+              <w:t xml:space="preserve">₹2.5 lakh</w:t>
             </w:r>
           </w:p>
         </w:tc>
@@ -22040,7 +22040,7 @@
                 <w:sz w:val="17"/>
                 <w:szCs w:val="17"/>
               </w:rPr>
-              <w:t xml:space="preserve">₹3 lakh</w:t>
+              <w:t xml:space="preserve">₹4 lakh</w:t>
             </w:r>
           </w:p>
         </w:tc>
@@ -22109,7 +22109,7 @@
                 <w:sz w:val="17"/>
                 <w:szCs w:val="17"/>
               </w:rPr>
-              <w:t xml:space="preserve">₹4 lakh</w:t>
+              <w:t xml:space="preserve">₹5 lakh</w:t>
             </w:r>
           </w:p>
         </w:tc>
@@ -22141,7 +22141,7 @@
                 <w:sz w:val="17"/>
                 <w:szCs w:val="17"/>
               </w:rPr>
-              <w:t xml:space="preserve">₹6 lakh</w:t>
+              <w:t xml:space="preserve">₹7.5 lakh</w:t>
             </w:r>
           </w:p>
         </w:tc>
@@ -22216,7 +22216,7 @@
                 <w:sz w:val="17"/>
                 <w:szCs w:val="17"/>
               </w:rPr>
-              <w:t xml:space="preserve">₹6 lakh</w:t>
+              <w:t xml:space="preserve">₹7.5 lakh</w:t>
             </w:r>
           </w:p>
         </w:tc>
@@ -22251,7 +22251,7 @@
                 <w:sz w:val="17"/>
                 <w:szCs w:val="17"/>
               </w:rPr>
-              <w:t xml:space="preserve">₹9 lakh</w:t>
+              <w:t xml:space="preserve">₹11.5 lakh</w:t>
             </w:r>
           </w:p>
         </w:tc>
@@ -22352,7 +22352,7 @@
                 <w:sz w:val="17"/>
                 <w:szCs w:val="17"/>
               </w:rPr>
-              <w:t xml:space="preserve">₹1 lakh</w:t>
+              <w:t xml:space="preserve">₹1.5 lakh</w:t>
             </w:r>
           </w:p>
         </w:tc>
@@ -22421,7 +22421,7 @@
                 <w:sz w:val="17"/>
                 <w:szCs w:val="17"/>
               </w:rPr>
-              <w:t xml:space="preserve">₹1 lakh</w:t>
+              <w:t xml:space="preserve">₹1.5 lakh</w:t>
             </w:r>
           </w:p>
         </w:tc>
@@ -22453,7 +22453,7 @@
                 <w:sz w:val="17"/>
                 <w:szCs w:val="17"/>
               </w:rPr>
-              <w:t xml:space="preserve">₹1.5 lakh</w:t>
+              <w:t xml:space="preserve">₹2 lakh</w:t>
             </w:r>
           </w:p>
         </w:tc>
@@ -22528,7 +22528,7 @@
                 <w:sz w:val="17"/>
                 <w:szCs w:val="17"/>
               </w:rPr>
-              <w:t xml:space="preserve">₹1.5 lakh</w:t>
+              <w:t xml:space="preserve">₹2 lakh</w:t>
             </w:r>
           </w:p>
         </w:tc>
@@ -22563,7 +22563,7 @@
                 <w:sz w:val="17"/>
                 <w:szCs w:val="17"/>
               </w:rPr>
-              <w:t xml:space="preserve">₹2.5 lakh</w:t>
+              <w:t xml:space="preserve">₹3.5 lakh</w:t>
             </w:r>
           </w:p>
         </w:tc>
@@ -23496,7 +23496,7 @@
           <w:sz w:val="19"/>
           <w:szCs w:val="19"/>
         </w:rPr>
-        <w:t xml:space="preserve">Delivery cost of ₹1.1–1.4 lakh per person-month for a Kolkata-based team with on-site presence in Ranchi.</w:t>
+        <w:t xml:space="preserve">Prices cover design, development, integration, project management, on-site support in Ranchi, training, and contingency for data-quality and integration work.</w:t>
       </w:r>
     </w:p>
     <w:p>

--- a/docs/jharkhand-sadak-setu-2026/Sadak_Setu_Jharkhand_RCD.docx
+++ b/docs/jharkhand-sadak-setu-2026/Sadak_Setu_Jharkhand_RCD.docx
@@ -1101,7 +1101,7 @@
           <w:sz w:val="17"/>
           <w:szCs w:val="17"/>
         </w:rPr>
-        <w:t xml:space="preserve">Each module is set out in the same way: the problem, what we will build, how, the benefits and indicative cost. All figures are indicative and subject to detailed scoping with the Department.</w:t>
+        <w:t xml:space="preserve">Each module is set out in the same way: the problem, what we will build, how, the benefits and cost. Prices exclude GST and are valid for 90 days from the date of this proposal.</w:t>
       </w:r>
     </w:p>
     <w:p>
@@ -1543,7 +1543,7 @@
                 <w:sz w:val="17"/>
                 <w:szCs w:val="17"/>
               </w:rPr>
-              <w:t xml:space="preserve">₹21.5–29 lakh</w:t>
+              <w:t xml:space="preserve">₹29 lakh</w:t>
             </w:r>
           </w:p>
         </w:tc>
@@ -1575,7 +1575,7 @@
                 <w:sz w:val="17"/>
                 <w:szCs w:val="17"/>
               </w:rPr>
-              <w:t xml:space="preserve">₹5.5–7.5 lakh</w:t>
+              <w:t xml:space="preserve">₹7.5 lakh</w:t>
             </w:r>
           </w:p>
         </w:tc>
@@ -1746,7 +1746,7 @@
                 <w:sz w:val="17"/>
                 <w:szCs w:val="17"/>
               </w:rPr>
-              <w:t xml:space="preserve">₹27.5–36.5 lakh</w:t>
+              <w:t xml:space="preserve">₹36.5 lakh</w:t>
             </w:r>
           </w:p>
         </w:tc>
@@ -1778,7 +1778,7 @@
                 <w:sz w:val="17"/>
                 <w:szCs w:val="17"/>
               </w:rPr>
-              <w:t xml:space="preserve">₹7–10.5 lakh</w:t>
+              <w:t xml:space="preserve">₹10.5 lakh</w:t>
             </w:r>
           </w:p>
         </w:tc>
@@ -1949,7 +1949,7 @@
                 <w:sz w:val="17"/>
                 <w:szCs w:val="17"/>
               </w:rPr>
-              <w:t xml:space="preserve">₹12.5–18 lakh</w:t>
+              <w:t xml:space="preserve">₹18 lakh</w:t>
             </w:r>
           </w:p>
         </w:tc>
@@ -1981,7 +1981,7 @@
                 <w:sz w:val="17"/>
                 <w:szCs w:val="17"/>
               </w:rPr>
-              <w:t xml:space="preserve">₹2.5–4.5 lakh</w:t>
+              <w:t xml:space="preserve">₹4.5 lakh</w:t>
             </w:r>
           </w:p>
         </w:tc>
@@ -2152,7 +2152,7 @@
                 <w:sz w:val="17"/>
                 <w:szCs w:val="17"/>
               </w:rPr>
-              <w:t xml:space="preserve">₹6.5–9 lakh</w:t>
+              <w:t xml:space="preserve">₹9 lakh</w:t>
             </w:r>
           </w:p>
         </w:tc>
@@ -2184,7 +2184,7 @@
                 <w:sz w:val="17"/>
                 <w:szCs w:val="17"/>
               </w:rPr>
-              <w:t xml:space="preserve">₹2–3.5 lakh</w:t>
+              <w:t xml:space="preserve">₹3.5 lakh</w:t>
             </w:r>
           </w:p>
         </w:tc>
@@ -2355,7 +2355,7 @@
                 <w:sz w:val="17"/>
                 <w:szCs w:val="17"/>
               </w:rPr>
-              <w:t xml:space="preserve">₹16.5–23 lakh</w:t>
+              <w:t xml:space="preserve">₹23 lakh</w:t>
             </w:r>
           </w:p>
         </w:tc>
@@ -2387,7 +2387,7 @@
                 <w:sz w:val="17"/>
                 <w:szCs w:val="17"/>
               </w:rPr>
-              <w:t xml:space="preserve">₹4–6.5 lakh</w:t>
+              <w:t xml:space="preserve">₹6.5 lakh</w:t>
             </w:r>
           </w:p>
         </w:tc>
@@ -2558,7 +2558,7 @@
                 <w:sz w:val="17"/>
                 <w:szCs w:val="17"/>
               </w:rPr>
-              <w:t xml:space="preserve">₹19–26.5 lakh</w:t>
+              <w:t xml:space="preserve">₹26.5 lakh</w:t>
             </w:r>
           </w:p>
         </w:tc>
@@ -2590,7 +2590,7 @@
                 <w:sz w:val="17"/>
                 <w:szCs w:val="17"/>
               </w:rPr>
-              <w:t xml:space="preserve">₹4.5–5.5 lakh</w:t>
+              <w:t xml:space="preserve">₹5.5 lakh</w:t>
             </w:r>
           </w:p>
         </w:tc>
@@ -2761,7 +2761,7 @@
                 <w:sz w:val="17"/>
                 <w:szCs w:val="17"/>
               </w:rPr>
-              <w:t xml:space="preserve">₹7.5–11.5 lakh</w:t>
+              <w:t xml:space="preserve">₹11.5 lakh</w:t>
             </w:r>
           </w:p>
         </w:tc>
@@ -2793,7 +2793,7 @@
                 <w:sz w:val="17"/>
                 <w:szCs w:val="17"/>
               </w:rPr>
-              <w:t xml:space="preserve">₹2–3.5 lakh</w:t>
+              <w:t xml:space="preserve">₹3.5 lakh</w:t>
             </w:r>
           </w:p>
         </w:tc>
@@ -2902,7 +2902,7 @@
                 <w:sz w:val="17"/>
                 <w:szCs w:val="17"/>
               </w:rPr>
-              <w:t xml:space="preserve">₹1.11–1.53 cr</w:t>
+              <w:t xml:space="preserve">₹1.53 cr</w:t>
             </w:r>
           </w:p>
         </w:tc>
@@ -2937,7 +2937,7 @@
                 <w:sz w:val="17"/>
                 <w:szCs w:val="17"/>
               </w:rPr>
-              <w:t xml:space="preserve">₹27.5–41.5 lakh</w:t>
+              <w:t xml:space="preserve">₹41.5 lakh</w:t>
             </w:r>
           </w:p>
         </w:tc>
@@ -2956,7 +2956,7 @@
           <w:sz w:val="17"/>
           <w:szCs w:val="17"/>
         </w:rPr>
-        <w:t xml:space="preserve">For scale: the whole portfolio costs about 0.017–0.023% of RCD's ₹6,601 crore roads allocation for 2026–27.</w:t>
+        <w:t xml:space="preserve">For scale: the whole portfolio costs about 0.023% of RCD's ₹6,601 crore roads allocation for 2026–27.</w:t>
       </w:r>
     </w:p>
     <w:p>
@@ -3479,7 +3479,7 @@
                 <w:sz w:val="16"/>
                 <w:szCs w:val="16"/>
               </w:rPr>
-              <w:t xml:space="preserve">INDICATIVE COST</w:t>
+              <w:t xml:space="preserve">COST</w:t>
             </w:r>
           </w:p>
           <w:p>
@@ -3504,16 +3504,16 @@
                 <w:sz w:val="17"/>
                 <w:szCs w:val="17"/>
               </w:rPr>
-              <w:t xml:space="preserve">₹21.5–29 lakh</w:t>
-            </w:r>
-            <w:r>
-              <w:rPr>
-                <w:rFonts w:ascii="Arial" w:cs="Arial" w:eastAsia="Arial" w:hAnsi="Arial"/>
-                <w:color w:val="1F2937"/>
-                <w:sz w:val="17"/>
-                <w:szCs w:val="17"/>
-              </w:rPr>
-              <w:t xml:space="preserve">  ·  Recurring ₹5.5–7.5 lakh / yr</w:t>
+              <w:t xml:space="preserve">₹29 lakh</w:t>
+            </w:r>
+            <w:r>
+              <w:rPr>
+                <w:rFonts w:ascii="Arial" w:cs="Arial" w:eastAsia="Arial" w:hAnsi="Arial"/>
+                <w:color w:val="1F2937"/>
+                <w:sz w:val="17"/>
+                <w:szCs w:val="17"/>
+              </w:rPr>
+              <w:t xml:space="preserve">  ·  Recurring ₹7.5 lakh / yr</w:t>
             </w:r>
           </w:p>
         </w:tc>
@@ -4947,7 +4947,7 @@
           <w:sz w:val="26"/>
           <w:szCs w:val="26"/>
         </w:rPr>
-        <w:t xml:space="preserve">INDICATIVE COST</w:t>
+        <w:t xml:space="preserve">COST</w:t>
       </w:r>
     </w:p>
     <w:tbl>
@@ -4964,9 +4964,8 @@
         <w:tblLayout w:type="fixed"/>
       </w:tblPr>
       <w:tblGrid>
-        <w:gridCol w:w="5806"/>
-        <w:gridCol w:w="2200"/>
-        <w:gridCol w:w="2200"/>
+        <w:gridCol w:w="7806"/>
+        <w:gridCol w:w="2400"/>
       </w:tblGrid>
       <w:tr>
         <w:trPr>
@@ -4975,7 +4974,7 @@
         </w:trPr>
         <w:tc>
           <w:tcPr>
-            <w:tcW w:type="dxa" w:w="5806"/>
+            <w:tcW w:type="dxa" w:w="7806"/>
             <w:tcBorders>
               <w:top w:val="single" w:color="CBD5E1" w:sz="4"/>
               <w:left w:val="single" w:color="CBD5E1" w:sz="4"/>
@@ -5010,7 +5009,7 @@
         </w:tc>
         <w:tc>
           <w:tcPr>
-            <w:tcW w:type="dxa" w:w="2200"/>
+            <w:tcW w:type="dxa" w:w="2400"/>
             <w:tcBorders>
               <w:top w:val="single" w:color="CBD5E1" w:sz="4"/>
               <w:left w:val="single" w:color="CBD5E1" w:sz="4"/>
@@ -5029,6 +5028,7 @@
           <w:p>
             <w:pPr>
               <w:spacing w:after="0" w:before="0" w:line="260"/>
+              <w:jc w:val="right"/>
             </w:pPr>
             <w:r>
               <w:rPr>
@@ -5039,42 +5039,7 @@
                 <w:sz w:val="17"/>
                 <w:szCs w:val="17"/>
               </w:rPr>
-              <w:t xml:space="preserve">Low</w:t>
-            </w:r>
-          </w:p>
-        </w:tc>
-        <w:tc>
-          <w:tcPr>
-            <w:tcW w:type="dxa" w:w="2200"/>
-            <w:tcBorders>
-              <w:top w:val="single" w:color="CBD5E1" w:sz="4"/>
-              <w:left w:val="single" w:color="CBD5E1" w:sz="4"/>
-              <w:bottom w:val="single" w:color="CBD5E1" w:sz="4"/>
-              <w:right w:val="single" w:color="CBD5E1" w:sz="4"/>
-            </w:tcBorders>
-            <w:shd w:fill="1B2A44" w:color="auto" w:val="clear"/>
-            <w:tcMar>
-              <w:top w:type="dxa" w:w="60"/>
-              <w:left w:type="dxa" w:w="120"/>
-              <w:bottom w:type="dxa" w:w="60"/>
-              <w:right w:type="dxa" w:w="120"/>
-            </w:tcMar>
-            <w:vAlign w:val="top"/>
-          </w:tcPr>
-          <w:p>
-            <w:pPr>
-              <w:spacing w:after="0" w:before="0" w:line="260"/>
-            </w:pPr>
-            <w:r>
-              <w:rPr>
-                <w:rFonts w:ascii="Arial" w:cs="Arial" w:eastAsia="Arial" w:hAnsi="Arial"/>
-                <w:b/>
-                <w:bCs/>
-                <w:color w:val="FFFFFF"/>
-                <w:sz w:val="17"/>
-                <w:szCs w:val="17"/>
-              </w:rPr>
-              <w:t xml:space="preserve">High</w:t>
+              <w:t xml:space="preserve">Amount</w:t>
             </w:r>
           </w:p>
         </w:tc>
@@ -5085,7 +5050,7 @@
         </w:trPr>
         <w:tc>
           <w:tcPr>
-            <w:tcW w:type="dxa" w:w="5806"/>
+            <w:tcW w:type="dxa" w:w="7806"/>
             <w:tcBorders>
               <w:top w:val="single" w:color="CBD5E1" w:sz="4"/>
               <w:left w:val="single" w:color="CBD5E1" w:sz="4"/>
@@ -5117,56 +5082,25 @@
         </w:tc>
         <w:tc>
           <w:tcPr>
-            <w:tcW w:type="dxa" w:w="2200"/>
-            <w:tcBorders>
-              <w:top w:val="single" w:color="CBD5E1" w:sz="4"/>
-              <w:left w:val="single" w:color="CBD5E1" w:sz="4"/>
-              <w:bottom w:val="single" w:color="CBD5E1" w:sz="4"/>
-              <w:right w:val="single" w:color="CBD5E1" w:sz="4"/>
-            </w:tcBorders>
-            <w:tcMar>
-              <w:top w:type="dxa" w:w="70"/>
-              <w:left w:type="dxa" w:w="120"/>
-              <w:bottom w:type="dxa" w:w="70"/>
-              <w:right w:type="dxa" w:w="120"/>
-            </w:tcMar>
-            <w:vAlign w:val="top"/>
-          </w:tcPr>
-          <w:p>
-            <w:pPr>
-              <w:spacing w:after="0" w:before="0" w:line="260"/>
-            </w:pPr>
-            <w:r>
-              <w:rPr>
-                <w:rFonts w:ascii="Arial" w:cs="Arial" w:eastAsia="Arial" w:hAnsi="Arial"/>
-                <w:color w:val="1F2937"/>
-                <w:sz w:val="17"/>
-                <w:szCs w:val="17"/>
-              </w:rPr>
-              <w:t xml:space="preserve">₹9 lakh</w:t>
-            </w:r>
-          </w:p>
-        </w:tc>
-        <w:tc>
-          <w:tcPr>
-            <w:tcW w:type="dxa" w:w="2200"/>
-            <w:tcBorders>
-              <w:top w:val="single" w:color="CBD5E1" w:sz="4"/>
-              <w:left w:val="single" w:color="CBD5E1" w:sz="4"/>
-              <w:bottom w:val="single" w:color="CBD5E1" w:sz="4"/>
-              <w:right w:val="single" w:color="CBD5E1" w:sz="4"/>
-            </w:tcBorders>
-            <w:tcMar>
-              <w:top w:type="dxa" w:w="70"/>
-              <w:left w:type="dxa" w:w="120"/>
-              <w:bottom w:type="dxa" w:w="70"/>
-              <w:right w:type="dxa" w:w="120"/>
-            </w:tcMar>
-            <w:vAlign w:val="top"/>
-          </w:tcPr>
-          <w:p>
-            <w:pPr>
-              <w:spacing w:after="0" w:before="0" w:line="260"/>
+            <w:tcW w:type="dxa" w:w="2400"/>
+            <w:tcBorders>
+              <w:top w:val="single" w:color="CBD5E1" w:sz="4"/>
+              <w:left w:val="single" w:color="CBD5E1" w:sz="4"/>
+              <w:bottom w:val="single" w:color="CBD5E1" w:sz="4"/>
+              <w:right w:val="single" w:color="CBD5E1" w:sz="4"/>
+            </w:tcBorders>
+            <w:tcMar>
+              <w:top w:type="dxa" w:w="70"/>
+              <w:left w:type="dxa" w:w="120"/>
+              <w:bottom w:type="dxa" w:w="70"/>
+              <w:right w:type="dxa" w:w="120"/>
+            </w:tcMar>
+            <w:vAlign w:val="top"/>
+          </w:tcPr>
+          <w:p>
+            <w:pPr>
+              <w:spacing w:after="0" w:before="0" w:line="260"/>
+              <w:jc w:val="right"/>
             </w:pPr>
             <w:r>
               <w:rPr>
@@ -5186,7 +5120,7 @@
         </w:trPr>
         <w:tc>
           <w:tcPr>
-            <w:tcW w:type="dxa" w:w="5806"/>
+            <w:tcW w:type="dxa" w:w="7806"/>
             <w:tcBorders>
               <w:top w:val="single" w:color="CBD5E1" w:sz="4"/>
               <w:left w:val="single" w:color="CBD5E1" w:sz="4"/>
@@ -5218,56 +5152,25 @@
         </w:tc>
         <w:tc>
           <w:tcPr>
-            <w:tcW w:type="dxa" w:w="2200"/>
-            <w:tcBorders>
-              <w:top w:val="single" w:color="CBD5E1" w:sz="4"/>
-              <w:left w:val="single" w:color="CBD5E1" w:sz="4"/>
-              <w:bottom w:val="single" w:color="CBD5E1" w:sz="4"/>
-              <w:right w:val="single" w:color="CBD5E1" w:sz="4"/>
-            </w:tcBorders>
-            <w:tcMar>
-              <w:top w:type="dxa" w:w="70"/>
-              <w:left w:type="dxa" w:w="120"/>
-              <w:bottom w:type="dxa" w:w="70"/>
-              <w:right w:type="dxa" w:w="120"/>
-            </w:tcMar>
-            <w:vAlign w:val="top"/>
-          </w:tcPr>
-          <w:p>
-            <w:pPr>
-              <w:spacing w:after="0" w:before="0" w:line="260"/>
-            </w:pPr>
-            <w:r>
-              <w:rPr>
-                <w:rFonts w:ascii="Arial" w:cs="Arial" w:eastAsia="Arial" w:hAnsi="Arial"/>
-                <w:color w:val="1F2937"/>
-                <w:sz w:val="17"/>
-                <w:szCs w:val="17"/>
-              </w:rPr>
-              <w:t xml:space="preserve">₹12.5 lakh</w:t>
-            </w:r>
-          </w:p>
-        </w:tc>
-        <w:tc>
-          <w:tcPr>
-            <w:tcW w:type="dxa" w:w="2200"/>
-            <w:tcBorders>
-              <w:top w:val="single" w:color="CBD5E1" w:sz="4"/>
-              <w:left w:val="single" w:color="CBD5E1" w:sz="4"/>
-              <w:bottom w:val="single" w:color="CBD5E1" w:sz="4"/>
-              <w:right w:val="single" w:color="CBD5E1" w:sz="4"/>
-            </w:tcBorders>
-            <w:tcMar>
-              <w:top w:type="dxa" w:w="70"/>
-              <w:left w:type="dxa" w:w="120"/>
-              <w:bottom w:type="dxa" w:w="70"/>
-              <w:right w:type="dxa" w:w="120"/>
-            </w:tcMar>
-            <w:vAlign w:val="top"/>
-          </w:tcPr>
-          <w:p>
-            <w:pPr>
-              <w:spacing w:after="0" w:before="0" w:line="260"/>
+            <w:tcW w:type="dxa" w:w="2400"/>
+            <w:tcBorders>
+              <w:top w:val="single" w:color="CBD5E1" w:sz="4"/>
+              <w:left w:val="single" w:color="CBD5E1" w:sz="4"/>
+              <w:bottom w:val="single" w:color="CBD5E1" w:sz="4"/>
+              <w:right w:val="single" w:color="CBD5E1" w:sz="4"/>
+            </w:tcBorders>
+            <w:tcMar>
+              <w:top w:type="dxa" w:w="70"/>
+              <w:left w:type="dxa" w:w="120"/>
+              <w:bottom w:type="dxa" w:w="70"/>
+              <w:right w:type="dxa" w:w="120"/>
+            </w:tcMar>
+            <w:vAlign w:val="top"/>
+          </w:tcPr>
+          <w:p>
+            <w:pPr>
+              <w:spacing w:after="0" w:before="0" w:line="260"/>
+              <w:jc w:val="right"/>
             </w:pPr>
             <w:r>
               <w:rPr>
@@ -5287,7 +5190,7 @@
         </w:trPr>
         <w:tc>
           <w:tcPr>
-            <w:tcW w:type="dxa" w:w="5806"/>
+            <w:tcW w:type="dxa" w:w="7806"/>
             <w:tcBorders>
               <w:top w:val="single" w:color="CBD5E1" w:sz="4"/>
               <w:left w:val="single" w:color="CBD5E1" w:sz="4"/>
@@ -5322,7 +5225,7 @@
         </w:tc>
         <w:tc>
           <w:tcPr>
-            <w:tcW w:type="dxa" w:w="2200"/>
+            <w:tcW w:type="dxa" w:w="2400"/>
             <w:tcBorders>
               <w:top w:val="single" w:color="CBD5E1" w:sz="4"/>
               <w:left w:val="single" w:color="CBD5E1" w:sz="4"/>
@@ -5341,41 +5244,7 @@
           <w:p>
             <w:pPr>
               <w:spacing w:after="0" w:before="0" w:line="260"/>
-            </w:pPr>
-            <w:r>
-              <w:rPr>
-                <w:rFonts w:ascii="Arial" w:cs="Arial" w:eastAsia="Arial" w:hAnsi="Arial"/>
-                <w:b/>
-                <w:bCs/>
-                <w:color w:val="1F2937"/>
-                <w:sz w:val="17"/>
-                <w:szCs w:val="17"/>
-              </w:rPr>
-              <w:t xml:space="preserve">₹21.5 lakh</w:t>
-            </w:r>
-          </w:p>
-        </w:tc>
-        <w:tc>
-          <w:tcPr>
-            <w:tcW w:type="dxa" w:w="2200"/>
-            <w:tcBorders>
-              <w:top w:val="single" w:color="CBD5E1" w:sz="4"/>
-              <w:left w:val="single" w:color="CBD5E1" w:sz="4"/>
-              <w:bottom w:val="single" w:color="CBD5E1" w:sz="4"/>
-              <w:right w:val="single" w:color="CBD5E1" w:sz="4"/>
-            </w:tcBorders>
-            <w:shd w:fill="E6F4F3" w:color="auto" w:val="clear"/>
-            <w:tcMar>
-              <w:top w:type="dxa" w:w="70"/>
-              <w:left w:type="dxa" w:w="120"/>
-              <w:bottom w:type="dxa" w:w="70"/>
-              <w:right w:type="dxa" w:w="120"/>
-            </w:tcMar>
-            <w:vAlign w:val="top"/>
-          </w:tcPr>
-          <w:p>
-            <w:pPr>
-              <w:spacing w:after="0" w:before="0" w:line="260"/>
+              <w:jc w:val="right"/>
             </w:pPr>
             <w:r>
               <w:rPr>
@@ -5397,7 +5266,7 @@
         </w:trPr>
         <w:tc>
           <w:tcPr>
-            <w:tcW w:type="dxa" w:w="5806"/>
+            <w:tcW w:type="dxa" w:w="7806"/>
             <w:tcBorders>
               <w:top w:val="single" w:color="CBD5E1" w:sz="4"/>
               <w:left w:val="single" w:color="CBD5E1" w:sz="4"/>
@@ -5429,56 +5298,25 @@
         </w:tc>
         <w:tc>
           <w:tcPr>
-            <w:tcW w:type="dxa" w:w="2200"/>
-            <w:tcBorders>
-              <w:top w:val="single" w:color="CBD5E1" w:sz="4"/>
-              <w:left w:val="single" w:color="CBD5E1" w:sz="4"/>
-              <w:bottom w:val="single" w:color="CBD5E1" w:sz="4"/>
-              <w:right w:val="single" w:color="CBD5E1" w:sz="4"/>
-            </w:tcBorders>
-            <w:tcMar>
-              <w:top w:type="dxa" w:w="70"/>
-              <w:left w:type="dxa" w:w="120"/>
-              <w:bottom w:type="dxa" w:w="70"/>
-              <w:right w:type="dxa" w:w="120"/>
-            </w:tcMar>
-            <w:vAlign w:val="top"/>
-          </w:tcPr>
-          <w:p>
-            <w:pPr>
-              <w:spacing w:after="0" w:before="0" w:line="260"/>
-            </w:pPr>
-            <w:r>
-              <w:rPr>
-                <w:rFonts w:ascii="Arial" w:cs="Arial" w:eastAsia="Arial" w:hAnsi="Arial"/>
-                <w:color w:val="1F2937"/>
-                <w:sz w:val="17"/>
-                <w:szCs w:val="17"/>
-              </w:rPr>
-              <w:t xml:space="preserve">₹1.5 lakh</w:t>
-            </w:r>
-          </w:p>
-        </w:tc>
-        <w:tc>
-          <w:tcPr>
-            <w:tcW w:type="dxa" w:w="2200"/>
-            <w:tcBorders>
-              <w:top w:val="single" w:color="CBD5E1" w:sz="4"/>
-              <w:left w:val="single" w:color="CBD5E1" w:sz="4"/>
-              <w:bottom w:val="single" w:color="CBD5E1" w:sz="4"/>
-              <w:right w:val="single" w:color="CBD5E1" w:sz="4"/>
-            </w:tcBorders>
-            <w:tcMar>
-              <w:top w:type="dxa" w:w="70"/>
-              <w:left w:type="dxa" w:w="120"/>
-              <w:bottom w:type="dxa" w:w="70"/>
-              <w:right w:type="dxa" w:w="120"/>
-            </w:tcMar>
-            <w:vAlign w:val="top"/>
-          </w:tcPr>
-          <w:p>
-            <w:pPr>
-              <w:spacing w:after="0" w:before="0" w:line="260"/>
+            <w:tcW w:type="dxa" w:w="2400"/>
+            <w:tcBorders>
+              <w:top w:val="single" w:color="CBD5E1" w:sz="4"/>
+              <w:left w:val="single" w:color="CBD5E1" w:sz="4"/>
+              <w:bottom w:val="single" w:color="CBD5E1" w:sz="4"/>
+              <w:right w:val="single" w:color="CBD5E1" w:sz="4"/>
+            </w:tcBorders>
+            <w:tcMar>
+              <w:top w:type="dxa" w:w="70"/>
+              <w:left w:type="dxa" w:w="120"/>
+              <w:bottom w:type="dxa" w:w="70"/>
+              <w:right w:type="dxa" w:w="120"/>
+            </w:tcMar>
+            <w:vAlign w:val="top"/>
+          </w:tcPr>
+          <w:p>
+            <w:pPr>
+              <w:spacing w:after="0" w:before="0" w:line="260"/>
+              <w:jc w:val="right"/>
             </w:pPr>
             <w:r>
               <w:rPr>
@@ -5498,7 +5336,7 @@
         </w:trPr>
         <w:tc>
           <w:tcPr>
-            <w:tcW w:type="dxa" w:w="5806"/>
+            <w:tcW w:type="dxa" w:w="7806"/>
             <w:tcBorders>
               <w:top w:val="single" w:color="CBD5E1" w:sz="4"/>
               <w:left w:val="single" w:color="CBD5E1" w:sz="4"/>
@@ -5530,56 +5368,25 @@
         </w:tc>
         <w:tc>
           <w:tcPr>
-            <w:tcW w:type="dxa" w:w="2200"/>
-            <w:tcBorders>
-              <w:top w:val="single" w:color="CBD5E1" w:sz="4"/>
-              <w:left w:val="single" w:color="CBD5E1" w:sz="4"/>
-              <w:bottom w:val="single" w:color="CBD5E1" w:sz="4"/>
-              <w:right w:val="single" w:color="CBD5E1" w:sz="4"/>
-            </w:tcBorders>
-            <w:tcMar>
-              <w:top w:type="dxa" w:w="70"/>
-              <w:left w:type="dxa" w:w="120"/>
-              <w:bottom w:type="dxa" w:w="70"/>
-              <w:right w:type="dxa" w:w="120"/>
-            </w:tcMar>
-            <w:vAlign w:val="top"/>
-          </w:tcPr>
-          <w:p>
-            <w:pPr>
-              <w:spacing w:after="0" w:before="0" w:line="260"/>
-            </w:pPr>
-            <w:r>
-              <w:rPr>
-                <w:rFonts w:ascii="Arial" w:cs="Arial" w:eastAsia="Arial" w:hAnsi="Arial"/>
-                <w:color w:val="1F2937"/>
-                <w:sz w:val="17"/>
-                <w:szCs w:val="17"/>
-              </w:rPr>
-              <w:t xml:space="preserve">₹4 lakh</w:t>
-            </w:r>
-          </w:p>
-        </w:tc>
-        <w:tc>
-          <w:tcPr>
-            <w:tcW w:type="dxa" w:w="2200"/>
-            <w:tcBorders>
-              <w:top w:val="single" w:color="CBD5E1" w:sz="4"/>
-              <w:left w:val="single" w:color="CBD5E1" w:sz="4"/>
-              <w:bottom w:val="single" w:color="CBD5E1" w:sz="4"/>
-              <w:right w:val="single" w:color="CBD5E1" w:sz="4"/>
-            </w:tcBorders>
-            <w:tcMar>
-              <w:top w:type="dxa" w:w="70"/>
-              <w:left w:type="dxa" w:w="120"/>
-              <w:bottom w:type="dxa" w:w="70"/>
-              <w:right w:type="dxa" w:w="120"/>
-            </w:tcMar>
-            <w:vAlign w:val="top"/>
-          </w:tcPr>
-          <w:p>
-            <w:pPr>
-              <w:spacing w:after="0" w:before="0" w:line="260"/>
+            <w:tcW w:type="dxa" w:w="2400"/>
+            <w:tcBorders>
+              <w:top w:val="single" w:color="CBD5E1" w:sz="4"/>
+              <w:left w:val="single" w:color="CBD5E1" w:sz="4"/>
+              <w:bottom w:val="single" w:color="CBD5E1" w:sz="4"/>
+              <w:right w:val="single" w:color="CBD5E1" w:sz="4"/>
+            </w:tcBorders>
+            <w:tcMar>
+              <w:top w:type="dxa" w:w="70"/>
+              <w:left w:type="dxa" w:w="120"/>
+              <w:bottom w:type="dxa" w:w="70"/>
+              <w:right w:type="dxa" w:w="120"/>
+            </w:tcMar>
+            <w:vAlign w:val="top"/>
+          </w:tcPr>
+          <w:p>
+            <w:pPr>
+              <w:spacing w:after="0" w:before="0" w:line="260"/>
+              <w:jc w:val="right"/>
             </w:pPr>
             <w:r>
               <w:rPr>
@@ -5599,7 +5406,7 @@
         </w:trPr>
         <w:tc>
           <w:tcPr>
-            <w:tcW w:type="dxa" w:w="5806"/>
+            <w:tcW w:type="dxa" w:w="7806"/>
             <w:tcBorders>
               <w:top w:val="single" w:color="CBD5E1" w:sz="4"/>
               <w:left w:val="single" w:color="CBD5E1" w:sz="4"/>
@@ -5634,7 +5441,7 @@
         </w:tc>
         <w:tc>
           <w:tcPr>
-            <w:tcW w:type="dxa" w:w="2200"/>
+            <w:tcW w:type="dxa" w:w="2400"/>
             <w:tcBorders>
               <w:top w:val="single" w:color="CBD5E1" w:sz="4"/>
               <w:left w:val="single" w:color="CBD5E1" w:sz="4"/>
@@ -5653,41 +5460,7 @@
           <w:p>
             <w:pPr>
               <w:spacing w:after="0" w:before="0" w:line="260"/>
-            </w:pPr>
-            <w:r>
-              <w:rPr>
-                <w:rFonts w:ascii="Arial" w:cs="Arial" w:eastAsia="Arial" w:hAnsi="Arial"/>
-                <w:b/>
-                <w:bCs/>
-                <w:color w:val="1F2937"/>
-                <w:sz w:val="17"/>
-                <w:szCs w:val="17"/>
-              </w:rPr>
-              <w:t xml:space="preserve">₹5.5 lakh</w:t>
-            </w:r>
-          </w:p>
-        </w:tc>
-        <w:tc>
-          <w:tcPr>
-            <w:tcW w:type="dxa" w:w="2200"/>
-            <w:tcBorders>
-              <w:top w:val="single" w:color="CBD5E1" w:sz="4"/>
-              <w:left w:val="single" w:color="CBD5E1" w:sz="4"/>
-              <w:bottom w:val="single" w:color="CBD5E1" w:sz="4"/>
-              <w:right w:val="single" w:color="CBD5E1" w:sz="4"/>
-            </w:tcBorders>
-            <w:shd w:fill="E6F4F3" w:color="auto" w:val="clear"/>
-            <w:tcMar>
-              <w:top w:type="dxa" w:w="70"/>
-              <w:left w:type="dxa" w:w="120"/>
-              <w:bottom w:type="dxa" w:w="70"/>
-              <w:right w:type="dxa" w:w="120"/>
-            </w:tcMar>
-            <w:vAlign w:val="top"/>
-          </w:tcPr>
-          <w:p>
-            <w:pPr>
-              <w:spacing w:after="0" w:before="0" w:line="260"/>
+              <w:jc w:val="right"/>
             </w:pPr>
             <w:r>
               <w:rPr>
@@ -5717,7 +5490,7 @@
           <w:sz w:val="17"/>
           <w:szCs w:val="17"/>
         </w:rPr>
-        <w:t xml:space="preserve">Hosting in the State Data Centre or a government-approved cloud. Figures exclude GST and are ±25% until scoped.</w:t>
+        <w:t xml:space="preserve">Hosting in the State Data Centre or a government-approved cloud. Figures exclude GST.</w:t>
       </w:r>
     </w:p>
     <w:p>
@@ -6298,7 +6071,7 @@
                 <w:sz w:val="16"/>
                 <w:szCs w:val="16"/>
               </w:rPr>
-              <w:t xml:space="preserve">INDICATIVE COST</w:t>
+              <w:t xml:space="preserve">COST</w:t>
             </w:r>
           </w:p>
           <w:p>
@@ -6323,16 +6096,16 @@
                 <w:sz w:val="17"/>
                 <w:szCs w:val="17"/>
               </w:rPr>
-              <w:t xml:space="preserve">₹27.5–36.5 lakh</w:t>
-            </w:r>
-            <w:r>
-              <w:rPr>
-                <w:rFonts w:ascii="Arial" w:cs="Arial" w:eastAsia="Arial" w:hAnsi="Arial"/>
-                <w:color w:val="1F2937"/>
-                <w:sz w:val="17"/>
-                <w:szCs w:val="17"/>
-              </w:rPr>
-              <w:t xml:space="preserve">  ·  Recurring ₹7–10.5 lakh / yr</w:t>
+              <w:t xml:space="preserve">₹36.5 lakh</w:t>
+            </w:r>
+            <w:r>
+              <w:rPr>
+                <w:rFonts w:ascii="Arial" w:cs="Arial" w:eastAsia="Arial" w:hAnsi="Arial"/>
+                <w:color w:val="1F2937"/>
+                <w:sz w:val="17"/>
+                <w:szCs w:val="17"/>
+              </w:rPr>
+              <w:t xml:space="preserve">  ·  Recurring ₹10.5 lakh / yr</w:t>
             </w:r>
           </w:p>
         </w:tc>
@@ -7797,7 +7570,7 @@
           <w:sz w:val="26"/>
           <w:szCs w:val="26"/>
         </w:rPr>
-        <w:t xml:space="preserve">INDICATIVE COST</w:t>
+        <w:t xml:space="preserve">COST</w:t>
       </w:r>
     </w:p>
     <w:tbl>
@@ -7814,9 +7587,8 @@
         <w:tblLayout w:type="fixed"/>
       </w:tblPr>
       <w:tblGrid>
-        <w:gridCol w:w="5806"/>
-        <w:gridCol w:w="2200"/>
-        <w:gridCol w:w="2200"/>
+        <w:gridCol w:w="7806"/>
+        <w:gridCol w:w="2400"/>
       </w:tblGrid>
       <w:tr>
         <w:trPr>
@@ -7825,7 +7597,7 @@
         </w:trPr>
         <w:tc>
           <w:tcPr>
-            <w:tcW w:type="dxa" w:w="5806"/>
+            <w:tcW w:type="dxa" w:w="7806"/>
             <w:tcBorders>
               <w:top w:val="single" w:color="CBD5E1" w:sz="4"/>
               <w:left w:val="single" w:color="CBD5E1" w:sz="4"/>
@@ -7860,7 +7632,7 @@
         </w:tc>
         <w:tc>
           <w:tcPr>
-            <w:tcW w:type="dxa" w:w="2200"/>
+            <w:tcW w:type="dxa" w:w="2400"/>
             <w:tcBorders>
               <w:top w:val="single" w:color="CBD5E1" w:sz="4"/>
               <w:left w:val="single" w:color="CBD5E1" w:sz="4"/>
@@ -7879,6 +7651,7 @@
           <w:p>
             <w:pPr>
               <w:spacing w:after="0" w:before="0" w:line="260"/>
+              <w:jc w:val="right"/>
             </w:pPr>
             <w:r>
               <w:rPr>
@@ -7889,42 +7662,7 @@
                 <w:sz w:val="17"/>
                 <w:szCs w:val="17"/>
               </w:rPr>
-              <w:t xml:space="preserve">Low</w:t>
-            </w:r>
-          </w:p>
-        </w:tc>
-        <w:tc>
-          <w:tcPr>
-            <w:tcW w:type="dxa" w:w="2200"/>
-            <w:tcBorders>
-              <w:top w:val="single" w:color="CBD5E1" w:sz="4"/>
-              <w:left w:val="single" w:color="CBD5E1" w:sz="4"/>
-              <w:bottom w:val="single" w:color="CBD5E1" w:sz="4"/>
-              <w:right w:val="single" w:color="CBD5E1" w:sz="4"/>
-            </w:tcBorders>
-            <w:shd w:fill="1B2A44" w:color="auto" w:val="clear"/>
-            <w:tcMar>
-              <w:top w:type="dxa" w:w="60"/>
-              <w:left w:type="dxa" w:w="120"/>
-              <w:bottom w:type="dxa" w:w="60"/>
-              <w:right w:type="dxa" w:w="120"/>
-            </w:tcMar>
-            <w:vAlign w:val="top"/>
-          </w:tcPr>
-          <w:p>
-            <w:pPr>
-              <w:spacing w:after="0" w:before="0" w:line="260"/>
-            </w:pPr>
-            <w:r>
-              <w:rPr>
-                <w:rFonts w:ascii="Arial" w:cs="Arial" w:eastAsia="Arial" w:hAnsi="Arial"/>
-                <w:b/>
-                <w:bCs/>
-                <w:color w:val="FFFFFF"/>
-                <w:sz w:val="17"/>
-                <w:szCs w:val="17"/>
-              </w:rPr>
-              <w:t xml:space="preserve">High</w:t>
+              <w:t xml:space="preserve">Amount</w:t>
             </w:r>
           </w:p>
         </w:tc>
@@ -7935,7 +7673,7 @@
         </w:trPr>
         <w:tc>
           <w:tcPr>
-            <w:tcW w:type="dxa" w:w="5806"/>
+            <w:tcW w:type="dxa" w:w="7806"/>
             <w:tcBorders>
               <w:top w:val="single" w:color="CBD5E1" w:sz="4"/>
               <w:left w:val="single" w:color="CBD5E1" w:sz="4"/>
@@ -7967,56 +7705,25 @@
         </w:tc>
         <w:tc>
           <w:tcPr>
-            <w:tcW w:type="dxa" w:w="2200"/>
-            <w:tcBorders>
-              <w:top w:val="single" w:color="CBD5E1" w:sz="4"/>
-              <w:left w:val="single" w:color="CBD5E1" w:sz="4"/>
-              <w:bottom w:val="single" w:color="CBD5E1" w:sz="4"/>
-              <w:right w:val="single" w:color="CBD5E1" w:sz="4"/>
-            </w:tcBorders>
-            <w:tcMar>
-              <w:top w:type="dxa" w:w="70"/>
-              <w:left w:type="dxa" w:w="120"/>
-              <w:bottom w:type="dxa" w:w="70"/>
-              <w:right w:type="dxa" w:w="120"/>
-            </w:tcMar>
-            <w:vAlign w:val="top"/>
-          </w:tcPr>
-          <w:p>
-            <w:pPr>
-              <w:spacing w:after="0" w:before="0" w:line="260"/>
-            </w:pPr>
-            <w:r>
-              <w:rPr>
-                <w:rFonts w:ascii="Arial" w:cs="Arial" w:eastAsia="Arial" w:hAnsi="Arial"/>
-                <w:color w:val="1F2937"/>
-                <w:sz w:val="17"/>
-                <w:szCs w:val="17"/>
-              </w:rPr>
-              <w:t xml:space="preserve">₹10 lakh</w:t>
-            </w:r>
-          </w:p>
-        </w:tc>
-        <w:tc>
-          <w:tcPr>
-            <w:tcW w:type="dxa" w:w="2200"/>
-            <w:tcBorders>
-              <w:top w:val="single" w:color="CBD5E1" w:sz="4"/>
-              <w:left w:val="single" w:color="CBD5E1" w:sz="4"/>
-              <w:bottom w:val="single" w:color="CBD5E1" w:sz="4"/>
-              <w:right w:val="single" w:color="CBD5E1" w:sz="4"/>
-            </w:tcBorders>
-            <w:tcMar>
-              <w:top w:type="dxa" w:w="70"/>
-              <w:left w:type="dxa" w:w="120"/>
-              <w:bottom w:type="dxa" w:w="70"/>
-              <w:right w:type="dxa" w:w="120"/>
-            </w:tcMar>
-            <w:vAlign w:val="top"/>
-          </w:tcPr>
-          <w:p>
-            <w:pPr>
-              <w:spacing w:after="0" w:before="0" w:line="260"/>
+            <w:tcW w:type="dxa" w:w="2400"/>
+            <w:tcBorders>
+              <w:top w:val="single" w:color="CBD5E1" w:sz="4"/>
+              <w:left w:val="single" w:color="CBD5E1" w:sz="4"/>
+              <w:bottom w:val="single" w:color="CBD5E1" w:sz="4"/>
+              <w:right w:val="single" w:color="CBD5E1" w:sz="4"/>
+            </w:tcBorders>
+            <w:tcMar>
+              <w:top w:type="dxa" w:w="70"/>
+              <w:left w:type="dxa" w:w="120"/>
+              <w:bottom w:type="dxa" w:w="70"/>
+              <w:right w:type="dxa" w:w="120"/>
+            </w:tcMar>
+            <w:vAlign w:val="top"/>
+          </w:tcPr>
+          <w:p>
+            <w:pPr>
+              <w:spacing w:after="0" w:before="0" w:line="260"/>
+              <w:jc w:val="right"/>
             </w:pPr>
             <w:r>
               <w:rPr>
@@ -8036,7 +7743,7 @@
         </w:trPr>
         <w:tc>
           <w:tcPr>
-            <w:tcW w:type="dxa" w:w="5806"/>
+            <w:tcW w:type="dxa" w:w="7806"/>
             <w:tcBorders>
               <w:top w:val="single" w:color="CBD5E1" w:sz="4"/>
               <w:left w:val="single" w:color="CBD5E1" w:sz="4"/>
@@ -8068,56 +7775,25 @@
         </w:tc>
         <w:tc>
           <w:tcPr>
-            <w:tcW w:type="dxa" w:w="2200"/>
-            <w:tcBorders>
-              <w:top w:val="single" w:color="CBD5E1" w:sz="4"/>
-              <w:left w:val="single" w:color="CBD5E1" w:sz="4"/>
-              <w:bottom w:val="single" w:color="CBD5E1" w:sz="4"/>
-              <w:right w:val="single" w:color="CBD5E1" w:sz="4"/>
-            </w:tcBorders>
-            <w:tcMar>
-              <w:top w:type="dxa" w:w="70"/>
-              <w:left w:type="dxa" w:w="120"/>
-              <w:bottom w:type="dxa" w:w="70"/>
-              <w:right w:type="dxa" w:w="120"/>
-            </w:tcMar>
-            <w:vAlign w:val="top"/>
-          </w:tcPr>
-          <w:p>
-            <w:pPr>
-              <w:spacing w:after="0" w:before="0" w:line="260"/>
-            </w:pPr>
-            <w:r>
-              <w:rPr>
-                <w:rFonts w:ascii="Arial" w:cs="Arial" w:eastAsia="Arial" w:hAnsi="Arial"/>
-                <w:color w:val="1F2937"/>
-                <w:sz w:val="17"/>
-                <w:szCs w:val="17"/>
-              </w:rPr>
-              <w:t xml:space="preserve">₹17.5 lakh</w:t>
-            </w:r>
-          </w:p>
-        </w:tc>
-        <w:tc>
-          <w:tcPr>
-            <w:tcW w:type="dxa" w:w="2200"/>
-            <w:tcBorders>
-              <w:top w:val="single" w:color="CBD5E1" w:sz="4"/>
-              <w:left w:val="single" w:color="CBD5E1" w:sz="4"/>
-              <w:bottom w:val="single" w:color="CBD5E1" w:sz="4"/>
-              <w:right w:val="single" w:color="CBD5E1" w:sz="4"/>
-            </w:tcBorders>
-            <w:tcMar>
-              <w:top w:type="dxa" w:w="70"/>
-              <w:left w:type="dxa" w:w="120"/>
-              <w:bottom w:type="dxa" w:w="70"/>
-              <w:right w:type="dxa" w:w="120"/>
-            </w:tcMar>
-            <w:vAlign w:val="top"/>
-          </w:tcPr>
-          <w:p>
-            <w:pPr>
-              <w:spacing w:after="0" w:before="0" w:line="260"/>
+            <w:tcW w:type="dxa" w:w="2400"/>
+            <w:tcBorders>
+              <w:top w:val="single" w:color="CBD5E1" w:sz="4"/>
+              <w:left w:val="single" w:color="CBD5E1" w:sz="4"/>
+              <w:bottom w:val="single" w:color="CBD5E1" w:sz="4"/>
+              <w:right w:val="single" w:color="CBD5E1" w:sz="4"/>
+            </w:tcBorders>
+            <w:tcMar>
+              <w:top w:type="dxa" w:w="70"/>
+              <w:left w:type="dxa" w:w="120"/>
+              <w:bottom w:type="dxa" w:w="70"/>
+              <w:right w:type="dxa" w:w="120"/>
+            </w:tcMar>
+            <w:vAlign w:val="top"/>
+          </w:tcPr>
+          <w:p>
+            <w:pPr>
+              <w:spacing w:after="0" w:before="0" w:line="260"/>
+              <w:jc w:val="right"/>
             </w:pPr>
             <w:r>
               <w:rPr>
@@ -8137,7 +7813,7 @@
         </w:trPr>
         <w:tc>
           <w:tcPr>
-            <w:tcW w:type="dxa" w:w="5806"/>
+            <w:tcW w:type="dxa" w:w="7806"/>
             <w:tcBorders>
               <w:top w:val="single" w:color="CBD5E1" w:sz="4"/>
               <w:left w:val="single" w:color="CBD5E1" w:sz="4"/>
@@ -8172,7 +7848,7 @@
         </w:tc>
         <w:tc>
           <w:tcPr>
-            <w:tcW w:type="dxa" w:w="2200"/>
+            <w:tcW w:type="dxa" w:w="2400"/>
             <w:tcBorders>
               <w:top w:val="single" w:color="CBD5E1" w:sz="4"/>
               <w:left w:val="single" w:color="CBD5E1" w:sz="4"/>
@@ -8191,41 +7867,7 @@
           <w:p>
             <w:pPr>
               <w:spacing w:after="0" w:before="0" w:line="260"/>
-            </w:pPr>
-            <w:r>
-              <w:rPr>
-                <w:rFonts w:ascii="Arial" w:cs="Arial" w:eastAsia="Arial" w:hAnsi="Arial"/>
-                <w:b/>
-                <w:bCs/>
-                <w:color w:val="1F2937"/>
-                <w:sz w:val="17"/>
-                <w:szCs w:val="17"/>
-              </w:rPr>
-              <w:t xml:space="preserve">₹27.5 lakh</w:t>
-            </w:r>
-          </w:p>
-        </w:tc>
-        <w:tc>
-          <w:tcPr>
-            <w:tcW w:type="dxa" w:w="2200"/>
-            <w:tcBorders>
-              <w:top w:val="single" w:color="CBD5E1" w:sz="4"/>
-              <w:left w:val="single" w:color="CBD5E1" w:sz="4"/>
-              <w:bottom w:val="single" w:color="CBD5E1" w:sz="4"/>
-              <w:right w:val="single" w:color="CBD5E1" w:sz="4"/>
-            </w:tcBorders>
-            <w:shd w:fill="E6F4F3" w:color="auto" w:val="clear"/>
-            <w:tcMar>
-              <w:top w:type="dxa" w:w="70"/>
-              <w:left w:type="dxa" w:w="120"/>
-              <w:bottom w:type="dxa" w:w="70"/>
-              <w:right w:type="dxa" w:w="120"/>
-            </w:tcMar>
-            <w:vAlign w:val="top"/>
-          </w:tcPr>
-          <w:p>
-            <w:pPr>
-              <w:spacing w:after="0" w:before="0" w:line="260"/>
+              <w:jc w:val="right"/>
             </w:pPr>
             <w:r>
               <w:rPr>
@@ -8247,7 +7889,7 @@
         </w:trPr>
         <w:tc>
           <w:tcPr>
-            <w:tcW w:type="dxa" w:w="5806"/>
+            <w:tcW w:type="dxa" w:w="7806"/>
             <w:tcBorders>
               <w:top w:val="single" w:color="CBD5E1" w:sz="4"/>
               <w:left w:val="single" w:color="CBD5E1" w:sz="4"/>
@@ -8279,56 +7921,25 @@
         </w:tc>
         <w:tc>
           <w:tcPr>
-            <w:tcW w:type="dxa" w:w="2200"/>
-            <w:tcBorders>
-              <w:top w:val="single" w:color="CBD5E1" w:sz="4"/>
-              <w:left w:val="single" w:color="CBD5E1" w:sz="4"/>
-              <w:bottom w:val="single" w:color="CBD5E1" w:sz="4"/>
-              <w:right w:val="single" w:color="CBD5E1" w:sz="4"/>
-            </w:tcBorders>
-            <w:tcMar>
-              <w:top w:type="dxa" w:w="70"/>
-              <w:left w:type="dxa" w:w="120"/>
-              <w:bottom w:type="dxa" w:w="70"/>
-              <w:right w:type="dxa" w:w="120"/>
-            </w:tcMar>
-            <w:vAlign w:val="top"/>
-          </w:tcPr>
-          <w:p>
-            <w:pPr>
-              <w:spacing w:after="0" w:before="0" w:line="260"/>
-            </w:pPr>
-            <w:r>
-              <w:rPr>
-                <w:rFonts w:ascii="Arial" w:cs="Arial" w:eastAsia="Arial" w:hAnsi="Arial"/>
-                <w:color w:val="1F2937"/>
-                <w:sz w:val="17"/>
-                <w:szCs w:val="17"/>
-              </w:rPr>
-              <w:t xml:space="preserve">₹2.5 lakh</w:t>
-            </w:r>
-          </w:p>
-        </w:tc>
-        <w:tc>
-          <w:tcPr>
-            <w:tcW w:type="dxa" w:w="2200"/>
-            <w:tcBorders>
-              <w:top w:val="single" w:color="CBD5E1" w:sz="4"/>
-              <w:left w:val="single" w:color="CBD5E1" w:sz="4"/>
-              <w:bottom w:val="single" w:color="CBD5E1" w:sz="4"/>
-              <w:right w:val="single" w:color="CBD5E1" w:sz="4"/>
-            </w:tcBorders>
-            <w:tcMar>
-              <w:top w:type="dxa" w:w="70"/>
-              <w:left w:type="dxa" w:w="120"/>
-              <w:bottom w:type="dxa" w:w="70"/>
-              <w:right w:type="dxa" w:w="120"/>
-            </w:tcMar>
-            <w:vAlign w:val="top"/>
-          </w:tcPr>
-          <w:p>
-            <w:pPr>
-              <w:spacing w:after="0" w:before="0" w:line="260"/>
+            <w:tcW w:type="dxa" w:w="2400"/>
+            <w:tcBorders>
+              <w:top w:val="single" w:color="CBD5E1" w:sz="4"/>
+              <w:left w:val="single" w:color="CBD5E1" w:sz="4"/>
+              <w:bottom w:val="single" w:color="CBD5E1" w:sz="4"/>
+              <w:right w:val="single" w:color="CBD5E1" w:sz="4"/>
+            </w:tcBorders>
+            <w:tcMar>
+              <w:top w:type="dxa" w:w="70"/>
+              <w:left w:type="dxa" w:w="120"/>
+              <w:bottom w:type="dxa" w:w="70"/>
+              <w:right w:type="dxa" w:w="120"/>
+            </w:tcMar>
+            <w:vAlign w:val="top"/>
+          </w:tcPr>
+          <w:p>
+            <w:pPr>
+              <w:spacing w:after="0" w:before="0" w:line="260"/>
+              <w:jc w:val="right"/>
             </w:pPr>
             <w:r>
               <w:rPr>
@@ -8348,7 +7959,7 @@
         </w:trPr>
         <w:tc>
           <w:tcPr>
-            <w:tcW w:type="dxa" w:w="5806"/>
+            <w:tcW w:type="dxa" w:w="7806"/>
             <w:tcBorders>
               <w:top w:val="single" w:color="CBD5E1" w:sz="4"/>
               <w:left w:val="single" w:color="CBD5E1" w:sz="4"/>
@@ -8380,56 +7991,25 @@
         </w:tc>
         <w:tc>
           <w:tcPr>
-            <w:tcW w:type="dxa" w:w="2200"/>
-            <w:tcBorders>
-              <w:top w:val="single" w:color="CBD5E1" w:sz="4"/>
-              <w:left w:val="single" w:color="CBD5E1" w:sz="4"/>
-              <w:bottom w:val="single" w:color="CBD5E1" w:sz="4"/>
-              <w:right w:val="single" w:color="CBD5E1" w:sz="4"/>
-            </w:tcBorders>
-            <w:tcMar>
-              <w:top w:type="dxa" w:w="70"/>
-              <w:left w:type="dxa" w:w="120"/>
-              <w:bottom w:type="dxa" w:w="70"/>
-              <w:right w:type="dxa" w:w="120"/>
-            </w:tcMar>
-            <w:vAlign w:val="top"/>
-          </w:tcPr>
-          <w:p>
-            <w:pPr>
-              <w:spacing w:after="0" w:before="0" w:line="260"/>
-            </w:pPr>
-            <w:r>
-              <w:rPr>
-                <w:rFonts w:ascii="Arial" w:cs="Arial" w:eastAsia="Arial" w:hAnsi="Arial"/>
-                <w:color w:val="1F2937"/>
-                <w:sz w:val="17"/>
-                <w:szCs w:val="17"/>
-              </w:rPr>
-              <w:t xml:space="preserve">₹4.5 lakh</w:t>
-            </w:r>
-          </w:p>
-        </w:tc>
-        <w:tc>
-          <w:tcPr>
-            <w:tcW w:type="dxa" w:w="2200"/>
-            <w:tcBorders>
-              <w:top w:val="single" w:color="CBD5E1" w:sz="4"/>
-              <w:left w:val="single" w:color="CBD5E1" w:sz="4"/>
-              <w:bottom w:val="single" w:color="CBD5E1" w:sz="4"/>
-              <w:right w:val="single" w:color="CBD5E1" w:sz="4"/>
-            </w:tcBorders>
-            <w:tcMar>
-              <w:top w:type="dxa" w:w="70"/>
-              <w:left w:type="dxa" w:w="120"/>
-              <w:bottom w:type="dxa" w:w="70"/>
-              <w:right w:type="dxa" w:w="120"/>
-            </w:tcMar>
-            <w:vAlign w:val="top"/>
-          </w:tcPr>
-          <w:p>
-            <w:pPr>
-              <w:spacing w:after="0" w:before="0" w:line="260"/>
+            <w:tcW w:type="dxa" w:w="2400"/>
+            <w:tcBorders>
+              <w:top w:val="single" w:color="CBD5E1" w:sz="4"/>
+              <w:left w:val="single" w:color="CBD5E1" w:sz="4"/>
+              <w:bottom w:val="single" w:color="CBD5E1" w:sz="4"/>
+              <w:right w:val="single" w:color="CBD5E1" w:sz="4"/>
+            </w:tcBorders>
+            <w:tcMar>
+              <w:top w:type="dxa" w:w="70"/>
+              <w:left w:type="dxa" w:w="120"/>
+              <w:bottom w:type="dxa" w:w="70"/>
+              <w:right w:type="dxa" w:w="120"/>
+            </w:tcMar>
+            <w:vAlign w:val="top"/>
+          </w:tcPr>
+          <w:p>
+            <w:pPr>
+              <w:spacing w:after="0" w:before="0" w:line="260"/>
+              <w:jc w:val="right"/>
             </w:pPr>
             <w:r>
               <w:rPr>
@@ -8449,7 +8029,7 @@
         </w:trPr>
         <w:tc>
           <w:tcPr>
-            <w:tcW w:type="dxa" w:w="5806"/>
+            <w:tcW w:type="dxa" w:w="7806"/>
             <w:tcBorders>
               <w:top w:val="single" w:color="CBD5E1" w:sz="4"/>
               <w:left w:val="single" w:color="CBD5E1" w:sz="4"/>
@@ -8484,7 +8064,7 @@
         </w:tc>
         <w:tc>
           <w:tcPr>
-            <w:tcW w:type="dxa" w:w="2200"/>
+            <w:tcW w:type="dxa" w:w="2400"/>
             <w:tcBorders>
               <w:top w:val="single" w:color="CBD5E1" w:sz="4"/>
               <w:left w:val="single" w:color="CBD5E1" w:sz="4"/>
@@ -8503,41 +8083,7 @@
           <w:p>
             <w:pPr>
               <w:spacing w:after="0" w:before="0" w:line="260"/>
-            </w:pPr>
-            <w:r>
-              <w:rPr>
-                <w:rFonts w:ascii="Arial" w:cs="Arial" w:eastAsia="Arial" w:hAnsi="Arial"/>
-                <w:b/>
-                <w:bCs/>
-                <w:color w:val="1F2937"/>
-                <w:sz w:val="17"/>
-                <w:szCs w:val="17"/>
-              </w:rPr>
-              <w:t xml:space="preserve">₹7 lakh</w:t>
-            </w:r>
-          </w:p>
-        </w:tc>
-        <w:tc>
-          <w:tcPr>
-            <w:tcW w:type="dxa" w:w="2200"/>
-            <w:tcBorders>
-              <w:top w:val="single" w:color="CBD5E1" w:sz="4"/>
-              <w:left w:val="single" w:color="CBD5E1" w:sz="4"/>
-              <w:bottom w:val="single" w:color="CBD5E1" w:sz="4"/>
-              <w:right w:val="single" w:color="CBD5E1" w:sz="4"/>
-            </w:tcBorders>
-            <w:shd w:fill="E6F4F3" w:color="auto" w:val="clear"/>
-            <w:tcMar>
-              <w:top w:type="dxa" w:w="70"/>
-              <w:left w:type="dxa" w:w="120"/>
-              <w:bottom w:type="dxa" w:w="70"/>
-              <w:right w:type="dxa" w:w="120"/>
-            </w:tcMar>
-            <w:vAlign w:val="top"/>
-          </w:tcPr>
-          <w:p>
-            <w:pPr>
-              <w:spacing w:after="0" w:before="0" w:line="260"/>
+              <w:jc w:val="right"/>
             </w:pPr>
             <w:r>
               <w:rPr>
@@ -8567,7 +8113,7 @@
           <w:sz w:val="17"/>
           <w:szCs w:val="17"/>
         </w:rPr>
-        <w:t xml:space="preserve">Infrastructure includes AI usage for narrative drafting. Figures exclude GST and are ±25% until scoped.</w:t>
+        <w:t xml:space="preserve">Infrastructure includes AI usage for narrative drafting. Figures exclude GST.</w:t>
       </w:r>
     </w:p>
     <w:p>
@@ -9148,7 +8694,7 @@
                 <w:sz w:val="16"/>
                 <w:szCs w:val="16"/>
               </w:rPr>
-              <w:t xml:space="preserve">INDICATIVE COST</w:t>
+              <w:t xml:space="preserve">COST</w:t>
             </w:r>
           </w:p>
           <w:p>
@@ -9173,16 +8719,16 @@
                 <w:sz w:val="17"/>
                 <w:szCs w:val="17"/>
               </w:rPr>
-              <w:t xml:space="preserve">₹12.5–18 lakh</w:t>
-            </w:r>
-            <w:r>
-              <w:rPr>
-                <w:rFonts w:ascii="Arial" w:cs="Arial" w:eastAsia="Arial" w:hAnsi="Arial"/>
-                <w:color w:val="1F2937"/>
-                <w:sz w:val="17"/>
-                <w:szCs w:val="17"/>
-              </w:rPr>
-              <w:t xml:space="preserve">  ·  Recurring ₹2.5–4.5 lakh / yr</w:t>
+              <w:t xml:space="preserve">₹18 lakh</w:t>
+            </w:r>
+            <w:r>
+              <w:rPr>
+                <w:rFonts w:ascii="Arial" w:cs="Arial" w:eastAsia="Arial" w:hAnsi="Arial"/>
+                <w:color w:val="1F2937"/>
+                <w:sz w:val="17"/>
+                <w:szCs w:val="17"/>
+              </w:rPr>
+              <w:t xml:space="preserve">  ·  Recurring ₹4.5 lakh / yr</w:t>
             </w:r>
           </w:p>
         </w:tc>
@@ -10647,7 +10193,7 @@
           <w:sz w:val="26"/>
           <w:szCs w:val="26"/>
         </w:rPr>
-        <w:t xml:space="preserve">INDICATIVE COST</w:t>
+        <w:t xml:space="preserve">COST</w:t>
       </w:r>
     </w:p>
     <w:tbl>
@@ -10664,9 +10210,8 @@
         <w:tblLayout w:type="fixed"/>
       </w:tblPr>
       <w:tblGrid>
-        <w:gridCol w:w="5806"/>
-        <w:gridCol w:w="2200"/>
-        <w:gridCol w:w="2200"/>
+        <w:gridCol w:w="7806"/>
+        <w:gridCol w:w="2400"/>
       </w:tblGrid>
       <w:tr>
         <w:trPr>
@@ -10675,7 +10220,7 @@
         </w:trPr>
         <w:tc>
           <w:tcPr>
-            <w:tcW w:type="dxa" w:w="5806"/>
+            <w:tcW w:type="dxa" w:w="7806"/>
             <w:tcBorders>
               <w:top w:val="single" w:color="CBD5E1" w:sz="4"/>
               <w:left w:val="single" w:color="CBD5E1" w:sz="4"/>
@@ -10710,7 +10255,7 @@
         </w:tc>
         <w:tc>
           <w:tcPr>
-            <w:tcW w:type="dxa" w:w="2200"/>
+            <w:tcW w:type="dxa" w:w="2400"/>
             <w:tcBorders>
               <w:top w:val="single" w:color="CBD5E1" w:sz="4"/>
               <w:left w:val="single" w:color="CBD5E1" w:sz="4"/>
@@ -10729,6 +10274,7 @@
           <w:p>
             <w:pPr>
               <w:spacing w:after="0" w:before="0" w:line="260"/>
+              <w:jc w:val="right"/>
             </w:pPr>
             <w:r>
               <w:rPr>
@@ -10739,42 +10285,7 @@
                 <w:sz w:val="17"/>
                 <w:szCs w:val="17"/>
               </w:rPr>
-              <w:t xml:space="preserve">Low</w:t>
-            </w:r>
-          </w:p>
-        </w:tc>
-        <w:tc>
-          <w:tcPr>
-            <w:tcW w:type="dxa" w:w="2200"/>
-            <w:tcBorders>
-              <w:top w:val="single" w:color="CBD5E1" w:sz="4"/>
-              <w:left w:val="single" w:color="CBD5E1" w:sz="4"/>
-              <w:bottom w:val="single" w:color="CBD5E1" w:sz="4"/>
-              <w:right w:val="single" w:color="CBD5E1" w:sz="4"/>
-            </w:tcBorders>
-            <w:shd w:fill="1B2A44" w:color="auto" w:val="clear"/>
-            <w:tcMar>
-              <w:top w:type="dxa" w:w="60"/>
-              <w:left w:type="dxa" w:w="120"/>
-              <w:bottom w:type="dxa" w:w="60"/>
-              <w:right w:type="dxa" w:w="120"/>
-            </w:tcMar>
-            <w:vAlign w:val="top"/>
-          </w:tcPr>
-          <w:p>
-            <w:pPr>
-              <w:spacing w:after="0" w:before="0" w:line="260"/>
-            </w:pPr>
-            <w:r>
-              <w:rPr>
-                <w:rFonts w:ascii="Arial" w:cs="Arial" w:eastAsia="Arial" w:hAnsi="Arial"/>
-                <w:b/>
-                <w:bCs/>
-                <w:color w:val="FFFFFF"/>
-                <w:sz w:val="17"/>
-                <w:szCs w:val="17"/>
-              </w:rPr>
-              <w:t xml:space="preserve">High</w:t>
+              <w:t xml:space="preserve">Amount</w:t>
             </w:r>
           </w:p>
         </w:tc>
@@ -10785,7 +10296,7 @@
         </w:trPr>
         <w:tc>
           <w:tcPr>
-            <w:tcW w:type="dxa" w:w="5806"/>
+            <w:tcW w:type="dxa" w:w="7806"/>
             <w:tcBorders>
               <w:top w:val="single" w:color="CBD5E1" w:sz="4"/>
               <w:left w:val="single" w:color="CBD5E1" w:sz="4"/>
@@ -10817,56 +10328,25 @@
         </w:tc>
         <w:tc>
           <w:tcPr>
-            <w:tcW w:type="dxa" w:w="2200"/>
-            <w:tcBorders>
-              <w:top w:val="single" w:color="CBD5E1" w:sz="4"/>
-              <w:left w:val="single" w:color="CBD5E1" w:sz="4"/>
-              <w:bottom w:val="single" w:color="CBD5E1" w:sz="4"/>
-              <w:right w:val="single" w:color="CBD5E1" w:sz="4"/>
-            </w:tcBorders>
-            <w:tcMar>
-              <w:top w:type="dxa" w:w="70"/>
-              <w:left w:type="dxa" w:w="120"/>
-              <w:bottom w:type="dxa" w:w="70"/>
-              <w:right w:type="dxa" w:w="120"/>
-            </w:tcMar>
-            <w:vAlign w:val="top"/>
-          </w:tcPr>
-          <w:p>
-            <w:pPr>
-              <w:spacing w:after="0" w:before="0" w:line="260"/>
-            </w:pPr>
-            <w:r>
-              <w:rPr>
-                <w:rFonts w:ascii="Arial" w:cs="Arial" w:eastAsia="Arial" w:hAnsi="Arial"/>
-                <w:color w:val="1F2937"/>
-                <w:sz w:val="17"/>
-                <w:szCs w:val="17"/>
-              </w:rPr>
-              <w:t xml:space="preserve">₹5 lakh</w:t>
-            </w:r>
-          </w:p>
-        </w:tc>
-        <w:tc>
-          <w:tcPr>
-            <w:tcW w:type="dxa" w:w="2200"/>
-            <w:tcBorders>
-              <w:top w:val="single" w:color="CBD5E1" w:sz="4"/>
-              <w:left w:val="single" w:color="CBD5E1" w:sz="4"/>
-              <w:bottom w:val="single" w:color="CBD5E1" w:sz="4"/>
-              <w:right w:val="single" w:color="CBD5E1" w:sz="4"/>
-            </w:tcBorders>
-            <w:tcMar>
-              <w:top w:type="dxa" w:w="70"/>
-              <w:left w:type="dxa" w:w="120"/>
-              <w:bottom w:type="dxa" w:w="70"/>
-              <w:right w:type="dxa" w:w="120"/>
-            </w:tcMar>
-            <w:vAlign w:val="top"/>
-          </w:tcPr>
-          <w:p>
-            <w:pPr>
-              <w:spacing w:after="0" w:before="0" w:line="260"/>
+            <w:tcW w:type="dxa" w:w="2400"/>
+            <w:tcBorders>
+              <w:top w:val="single" w:color="CBD5E1" w:sz="4"/>
+              <w:left w:val="single" w:color="CBD5E1" w:sz="4"/>
+              <w:bottom w:val="single" w:color="CBD5E1" w:sz="4"/>
+              <w:right w:val="single" w:color="CBD5E1" w:sz="4"/>
+            </w:tcBorders>
+            <w:tcMar>
+              <w:top w:type="dxa" w:w="70"/>
+              <w:left w:type="dxa" w:w="120"/>
+              <w:bottom w:type="dxa" w:w="70"/>
+              <w:right w:type="dxa" w:w="120"/>
+            </w:tcMar>
+            <w:vAlign w:val="top"/>
+          </w:tcPr>
+          <w:p>
+            <w:pPr>
+              <w:spacing w:after="0" w:before="0" w:line="260"/>
+              <w:jc w:val="right"/>
             </w:pPr>
             <w:r>
               <w:rPr>
@@ -10886,7 +10366,7 @@
         </w:trPr>
         <w:tc>
           <w:tcPr>
-            <w:tcW w:type="dxa" w:w="5806"/>
+            <w:tcW w:type="dxa" w:w="7806"/>
             <w:tcBorders>
               <w:top w:val="single" w:color="CBD5E1" w:sz="4"/>
               <w:left w:val="single" w:color="CBD5E1" w:sz="4"/>
@@ -10918,56 +10398,25 @@
         </w:tc>
         <w:tc>
           <w:tcPr>
-            <w:tcW w:type="dxa" w:w="2200"/>
-            <w:tcBorders>
-              <w:top w:val="single" w:color="CBD5E1" w:sz="4"/>
-              <w:left w:val="single" w:color="CBD5E1" w:sz="4"/>
-              <w:bottom w:val="single" w:color="CBD5E1" w:sz="4"/>
-              <w:right w:val="single" w:color="CBD5E1" w:sz="4"/>
-            </w:tcBorders>
-            <w:tcMar>
-              <w:top w:type="dxa" w:w="70"/>
-              <w:left w:type="dxa" w:w="120"/>
-              <w:bottom w:type="dxa" w:w="70"/>
-              <w:right w:type="dxa" w:w="120"/>
-            </w:tcMar>
-            <w:vAlign w:val="top"/>
-          </w:tcPr>
-          <w:p>
-            <w:pPr>
-              <w:spacing w:after="0" w:before="0" w:line="260"/>
-            </w:pPr>
-            <w:r>
-              <w:rPr>
-                <w:rFonts w:ascii="Arial" w:cs="Arial" w:eastAsia="Arial" w:hAnsi="Arial"/>
-                <w:color w:val="1F2937"/>
-                <w:sz w:val="17"/>
-                <w:szCs w:val="17"/>
-              </w:rPr>
-              <w:t xml:space="preserve">₹7.5 lakh</w:t>
-            </w:r>
-          </w:p>
-        </w:tc>
-        <w:tc>
-          <w:tcPr>
-            <w:tcW w:type="dxa" w:w="2200"/>
-            <w:tcBorders>
-              <w:top w:val="single" w:color="CBD5E1" w:sz="4"/>
-              <w:left w:val="single" w:color="CBD5E1" w:sz="4"/>
-              <w:bottom w:val="single" w:color="CBD5E1" w:sz="4"/>
-              <w:right w:val="single" w:color="CBD5E1" w:sz="4"/>
-            </w:tcBorders>
-            <w:tcMar>
-              <w:top w:type="dxa" w:w="70"/>
-              <w:left w:type="dxa" w:w="120"/>
-              <w:bottom w:type="dxa" w:w="70"/>
-              <w:right w:type="dxa" w:w="120"/>
-            </w:tcMar>
-            <w:vAlign w:val="top"/>
-          </w:tcPr>
-          <w:p>
-            <w:pPr>
-              <w:spacing w:after="0" w:before="0" w:line="260"/>
+            <w:tcW w:type="dxa" w:w="2400"/>
+            <w:tcBorders>
+              <w:top w:val="single" w:color="CBD5E1" w:sz="4"/>
+              <w:left w:val="single" w:color="CBD5E1" w:sz="4"/>
+              <w:bottom w:val="single" w:color="CBD5E1" w:sz="4"/>
+              <w:right w:val="single" w:color="CBD5E1" w:sz="4"/>
+            </w:tcBorders>
+            <w:tcMar>
+              <w:top w:type="dxa" w:w="70"/>
+              <w:left w:type="dxa" w:w="120"/>
+              <w:bottom w:type="dxa" w:w="70"/>
+              <w:right w:type="dxa" w:w="120"/>
+            </w:tcMar>
+            <w:vAlign w:val="top"/>
+          </w:tcPr>
+          <w:p>
+            <w:pPr>
+              <w:spacing w:after="0" w:before="0" w:line="260"/>
+              <w:jc w:val="right"/>
             </w:pPr>
             <w:r>
               <w:rPr>
@@ -10987,7 +10436,7 @@
         </w:trPr>
         <w:tc>
           <w:tcPr>
-            <w:tcW w:type="dxa" w:w="5806"/>
+            <w:tcW w:type="dxa" w:w="7806"/>
             <w:tcBorders>
               <w:top w:val="single" w:color="CBD5E1" w:sz="4"/>
               <w:left w:val="single" w:color="CBD5E1" w:sz="4"/>
@@ -11022,7 +10471,7 @@
         </w:tc>
         <w:tc>
           <w:tcPr>
-            <w:tcW w:type="dxa" w:w="2200"/>
+            <w:tcW w:type="dxa" w:w="2400"/>
             <w:tcBorders>
               <w:top w:val="single" w:color="CBD5E1" w:sz="4"/>
               <w:left w:val="single" w:color="CBD5E1" w:sz="4"/>
@@ -11041,41 +10490,7 @@
           <w:p>
             <w:pPr>
               <w:spacing w:after="0" w:before="0" w:line="260"/>
-            </w:pPr>
-            <w:r>
-              <w:rPr>
-                <w:rFonts w:ascii="Arial" w:cs="Arial" w:eastAsia="Arial" w:hAnsi="Arial"/>
-                <w:b/>
-                <w:bCs/>
-                <w:color w:val="1F2937"/>
-                <w:sz w:val="17"/>
-                <w:szCs w:val="17"/>
-              </w:rPr>
-              <w:t xml:space="preserve">₹12.5 lakh</w:t>
-            </w:r>
-          </w:p>
-        </w:tc>
-        <w:tc>
-          <w:tcPr>
-            <w:tcW w:type="dxa" w:w="2200"/>
-            <w:tcBorders>
-              <w:top w:val="single" w:color="CBD5E1" w:sz="4"/>
-              <w:left w:val="single" w:color="CBD5E1" w:sz="4"/>
-              <w:bottom w:val="single" w:color="CBD5E1" w:sz="4"/>
-              <w:right w:val="single" w:color="CBD5E1" w:sz="4"/>
-            </w:tcBorders>
-            <w:shd w:fill="E6F4F3" w:color="auto" w:val="clear"/>
-            <w:tcMar>
-              <w:top w:type="dxa" w:w="70"/>
-              <w:left w:type="dxa" w:w="120"/>
-              <w:bottom w:type="dxa" w:w="70"/>
-              <w:right w:type="dxa" w:w="120"/>
-            </w:tcMar>
-            <w:vAlign w:val="top"/>
-          </w:tcPr>
-          <w:p>
-            <w:pPr>
-              <w:spacing w:after="0" w:before="0" w:line="260"/>
+              <w:jc w:val="right"/>
             </w:pPr>
             <w:r>
               <w:rPr>
@@ -11097,7 +10512,7 @@
         </w:trPr>
         <w:tc>
           <w:tcPr>
-            <w:tcW w:type="dxa" w:w="5806"/>
+            <w:tcW w:type="dxa" w:w="7806"/>
             <w:tcBorders>
               <w:top w:val="single" w:color="CBD5E1" w:sz="4"/>
               <w:left w:val="single" w:color="CBD5E1" w:sz="4"/>
@@ -11129,56 +10544,25 @@
         </w:tc>
         <w:tc>
           <w:tcPr>
-            <w:tcW w:type="dxa" w:w="2200"/>
-            <w:tcBorders>
-              <w:top w:val="single" w:color="CBD5E1" w:sz="4"/>
-              <w:left w:val="single" w:color="CBD5E1" w:sz="4"/>
-              <w:bottom w:val="single" w:color="CBD5E1" w:sz="4"/>
-              <w:right w:val="single" w:color="CBD5E1" w:sz="4"/>
-            </w:tcBorders>
-            <w:tcMar>
-              <w:top w:type="dxa" w:w="70"/>
-              <w:left w:type="dxa" w:w="120"/>
-              <w:bottom w:type="dxa" w:w="70"/>
-              <w:right w:type="dxa" w:w="120"/>
-            </w:tcMar>
-            <w:vAlign w:val="top"/>
-          </w:tcPr>
-          <w:p>
-            <w:pPr>
-              <w:spacing w:after="0" w:before="0" w:line="260"/>
-            </w:pPr>
-            <w:r>
-              <w:rPr>
-                <w:rFonts w:ascii="Arial" w:cs="Arial" w:eastAsia="Arial" w:hAnsi="Arial"/>
-                <w:color w:val="1F2937"/>
-                <w:sz w:val="17"/>
-                <w:szCs w:val="17"/>
-              </w:rPr>
-              <w:t xml:space="preserve">₹0.5 lakh</w:t>
-            </w:r>
-          </w:p>
-        </w:tc>
-        <w:tc>
-          <w:tcPr>
-            <w:tcW w:type="dxa" w:w="2200"/>
-            <w:tcBorders>
-              <w:top w:val="single" w:color="CBD5E1" w:sz="4"/>
-              <w:left w:val="single" w:color="CBD5E1" w:sz="4"/>
-              <w:bottom w:val="single" w:color="CBD5E1" w:sz="4"/>
-              <w:right w:val="single" w:color="CBD5E1" w:sz="4"/>
-            </w:tcBorders>
-            <w:tcMar>
-              <w:top w:type="dxa" w:w="70"/>
-              <w:left w:type="dxa" w:w="120"/>
-              <w:bottom w:type="dxa" w:w="70"/>
-              <w:right w:type="dxa" w:w="120"/>
-            </w:tcMar>
-            <w:vAlign w:val="top"/>
-          </w:tcPr>
-          <w:p>
-            <w:pPr>
-              <w:spacing w:after="0" w:before="0" w:line="260"/>
+            <w:tcW w:type="dxa" w:w="2400"/>
+            <w:tcBorders>
+              <w:top w:val="single" w:color="CBD5E1" w:sz="4"/>
+              <w:left w:val="single" w:color="CBD5E1" w:sz="4"/>
+              <w:bottom w:val="single" w:color="CBD5E1" w:sz="4"/>
+              <w:right w:val="single" w:color="CBD5E1" w:sz="4"/>
+            </w:tcBorders>
+            <w:tcMar>
+              <w:top w:type="dxa" w:w="70"/>
+              <w:left w:type="dxa" w:w="120"/>
+              <w:bottom w:type="dxa" w:w="70"/>
+              <w:right w:type="dxa" w:w="120"/>
+            </w:tcMar>
+            <w:vAlign w:val="top"/>
+          </w:tcPr>
+          <w:p>
+            <w:pPr>
+              <w:spacing w:after="0" w:before="0" w:line="260"/>
+              <w:jc w:val="right"/>
             </w:pPr>
             <w:r>
               <w:rPr>
@@ -11198,7 +10582,7 @@
         </w:trPr>
         <w:tc>
           <w:tcPr>
-            <w:tcW w:type="dxa" w:w="5806"/>
+            <w:tcW w:type="dxa" w:w="7806"/>
             <w:tcBorders>
               <w:top w:val="single" w:color="CBD5E1" w:sz="4"/>
               <w:left w:val="single" w:color="CBD5E1" w:sz="4"/>
@@ -11230,56 +10614,25 @@
         </w:tc>
         <w:tc>
           <w:tcPr>
-            <w:tcW w:type="dxa" w:w="2200"/>
-            <w:tcBorders>
-              <w:top w:val="single" w:color="CBD5E1" w:sz="4"/>
-              <w:left w:val="single" w:color="CBD5E1" w:sz="4"/>
-              <w:bottom w:val="single" w:color="CBD5E1" w:sz="4"/>
-              <w:right w:val="single" w:color="CBD5E1" w:sz="4"/>
-            </w:tcBorders>
-            <w:tcMar>
-              <w:top w:type="dxa" w:w="70"/>
-              <w:left w:type="dxa" w:w="120"/>
-              <w:bottom w:type="dxa" w:w="70"/>
-              <w:right w:type="dxa" w:w="120"/>
-            </w:tcMar>
-            <w:vAlign w:val="top"/>
-          </w:tcPr>
-          <w:p>
-            <w:pPr>
-              <w:spacing w:after="0" w:before="0" w:line="260"/>
-            </w:pPr>
-            <w:r>
-              <w:rPr>
-                <w:rFonts w:ascii="Arial" w:cs="Arial" w:eastAsia="Arial" w:hAnsi="Arial"/>
-                <w:color w:val="1F2937"/>
-                <w:sz w:val="17"/>
-                <w:szCs w:val="17"/>
-              </w:rPr>
-              <w:t xml:space="preserve">₹2 lakh</w:t>
-            </w:r>
-          </w:p>
-        </w:tc>
-        <w:tc>
-          <w:tcPr>
-            <w:tcW w:type="dxa" w:w="2200"/>
-            <w:tcBorders>
-              <w:top w:val="single" w:color="CBD5E1" w:sz="4"/>
-              <w:left w:val="single" w:color="CBD5E1" w:sz="4"/>
-              <w:bottom w:val="single" w:color="CBD5E1" w:sz="4"/>
-              <w:right w:val="single" w:color="CBD5E1" w:sz="4"/>
-            </w:tcBorders>
-            <w:tcMar>
-              <w:top w:type="dxa" w:w="70"/>
-              <w:left w:type="dxa" w:w="120"/>
-              <w:bottom w:type="dxa" w:w="70"/>
-              <w:right w:type="dxa" w:w="120"/>
-            </w:tcMar>
-            <w:vAlign w:val="top"/>
-          </w:tcPr>
-          <w:p>
-            <w:pPr>
-              <w:spacing w:after="0" w:before="0" w:line="260"/>
+            <w:tcW w:type="dxa" w:w="2400"/>
+            <w:tcBorders>
+              <w:top w:val="single" w:color="CBD5E1" w:sz="4"/>
+              <w:left w:val="single" w:color="CBD5E1" w:sz="4"/>
+              <w:bottom w:val="single" w:color="CBD5E1" w:sz="4"/>
+              <w:right w:val="single" w:color="CBD5E1" w:sz="4"/>
+            </w:tcBorders>
+            <w:tcMar>
+              <w:top w:type="dxa" w:w="70"/>
+              <w:left w:type="dxa" w:w="120"/>
+              <w:bottom w:type="dxa" w:w="70"/>
+              <w:right w:type="dxa" w:w="120"/>
+            </w:tcMar>
+            <w:vAlign w:val="top"/>
+          </w:tcPr>
+          <w:p>
+            <w:pPr>
+              <w:spacing w:after="0" w:before="0" w:line="260"/>
+              <w:jc w:val="right"/>
             </w:pPr>
             <w:r>
               <w:rPr>
@@ -11299,7 +10652,7 @@
         </w:trPr>
         <w:tc>
           <w:tcPr>
-            <w:tcW w:type="dxa" w:w="5806"/>
+            <w:tcW w:type="dxa" w:w="7806"/>
             <w:tcBorders>
               <w:top w:val="single" w:color="CBD5E1" w:sz="4"/>
               <w:left w:val="single" w:color="CBD5E1" w:sz="4"/>
@@ -11334,7 +10687,7 @@
         </w:tc>
         <w:tc>
           <w:tcPr>
-            <w:tcW w:type="dxa" w:w="2200"/>
+            <w:tcW w:type="dxa" w:w="2400"/>
             <w:tcBorders>
               <w:top w:val="single" w:color="CBD5E1" w:sz="4"/>
               <w:left w:val="single" w:color="CBD5E1" w:sz="4"/>
@@ -11353,41 +10706,7 @@
           <w:p>
             <w:pPr>
               <w:spacing w:after="0" w:before="0" w:line="260"/>
-            </w:pPr>
-            <w:r>
-              <w:rPr>
-                <w:rFonts w:ascii="Arial" w:cs="Arial" w:eastAsia="Arial" w:hAnsi="Arial"/>
-                <w:b/>
-                <w:bCs/>
-                <w:color w:val="1F2937"/>
-                <w:sz w:val="17"/>
-                <w:szCs w:val="17"/>
-              </w:rPr>
-              <w:t xml:space="preserve">₹2.5 lakh</w:t>
-            </w:r>
-          </w:p>
-        </w:tc>
-        <w:tc>
-          <w:tcPr>
-            <w:tcW w:type="dxa" w:w="2200"/>
-            <w:tcBorders>
-              <w:top w:val="single" w:color="CBD5E1" w:sz="4"/>
-              <w:left w:val="single" w:color="CBD5E1" w:sz="4"/>
-              <w:bottom w:val="single" w:color="CBD5E1" w:sz="4"/>
-              <w:right w:val="single" w:color="CBD5E1" w:sz="4"/>
-            </w:tcBorders>
-            <w:shd w:fill="E6F4F3" w:color="auto" w:val="clear"/>
-            <w:tcMar>
-              <w:top w:type="dxa" w:w="70"/>
-              <w:left w:type="dxa" w:w="120"/>
-              <w:bottom w:type="dxa" w:w="70"/>
-              <w:right w:type="dxa" w:w="120"/>
-            </w:tcMar>
-            <w:vAlign w:val="top"/>
-          </w:tcPr>
-          <w:p>
-            <w:pPr>
-              <w:spacing w:after="0" w:before="0" w:line="260"/>
+              <w:jc w:val="right"/>
             </w:pPr>
             <w:r>
               <w:rPr>
@@ -11417,7 +10736,7 @@
           <w:sz w:val="17"/>
           <w:szCs w:val="17"/>
         </w:rPr>
-        <w:t xml:space="preserve">Figures exclude GST and are ±25% until scoped.</w:t>
+        <w:t xml:space="preserve">Figures exclude GST.</w:t>
       </w:r>
     </w:p>
     <w:p>
@@ -11998,7 +11317,7 @@
                 <w:sz w:val="16"/>
                 <w:szCs w:val="16"/>
               </w:rPr>
-              <w:t xml:space="preserve">INDICATIVE COST</w:t>
+              <w:t xml:space="preserve">COST</w:t>
             </w:r>
           </w:p>
           <w:p>
@@ -12023,16 +11342,16 @@
                 <w:sz w:val="17"/>
                 <w:szCs w:val="17"/>
               </w:rPr>
-              <w:t xml:space="preserve">₹6.5–9 lakh</w:t>
-            </w:r>
-            <w:r>
-              <w:rPr>
-                <w:rFonts w:ascii="Arial" w:cs="Arial" w:eastAsia="Arial" w:hAnsi="Arial"/>
-                <w:color w:val="1F2937"/>
-                <w:sz w:val="17"/>
-                <w:szCs w:val="17"/>
-              </w:rPr>
-              <w:t xml:space="preserve">  ·  Recurring ₹2–3.5 lakh / yr</w:t>
+              <w:t xml:space="preserve">₹9 lakh</w:t>
+            </w:r>
+            <w:r>
+              <w:rPr>
+                <w:rFonts w:ascii="Arial" w:cs="Arial" w:eastAsia="Arial" w:hAnsi="Arial"/>
+                <w:color w:val="1F2937"/>
+                <w:sz w:val="17"/>
+                <w:szCs w:val="17"/>
+              </w:rPr>
+              <w:t xml:space="preserve">  ·  Recurring ₹3.5 lakh / yr</w:t>
             </w:r>
           </w:p>
         </w:tc>
@@ -13435,7 +12754,7 @@
           <w:sz w:val="26"/>
           <w:szCs w:val="26"/>
         </w:rPr>
-        <w:t xml:space="preserve">INDICATIVE COST</w:t>
+        <w:t xml:space="preserve">COST</w:t>
       </w:r>
     </w:p>
     <w:tbl>
@@ -13452,9 +12771,8 @@
         <w:tblLayout w:type="fixed"/>
       </w:tblPr>
       <w:tblGrid>
-        <w:gridCol w:w="5806"/>
-        <w:gridCol w:w="2200"/>
-        <w:gridCol w:w="2200"/>
+        <w:gridCol w:w="7806"/>
+        <w:gridCol w:w="2400"/>
       </w:tblGrid>
       <w:tr>
         <w:trPr>
@@ -13463,7 +12781,7 @@
         </w:trPr>
         <w:tc>
           <w:tcPr>
-            <w:tcW w:type="dxa" w:w="5806"/>
+            <w:tcW w:type="dxa" w:w="7806"/>
             <w:tcBorders>
               <w:top w:val="single" w:color="CBD5E1" w:sz="4"/>
               <w:left w:val="single" w:color="CBD5E1" w:sz="4"/>
@@ -13498,7 +12816,7 @@
         </w:tc>
         <w:tc>
           <w:tcPr>
-            <w:tcW w:type="dxa" w:w="2200"/>
+            <w:tcW w:type="dxa" w:w="2400"/>
             <w:tcBorders>
               <w:top w:val="single" w:color="CBD5E1" w:sz="4"/>
               <w:left w:val="single" w:color="CBD5E1" w:sz="4"/>
@@ -13517,6 +12835,7 @@
           <w:p>
             <w:pPr>
               <w:spacing w:after="0" w:before="0" w:line="260"/>
+              <w:jc w:val="right"/>
             </w:pPr>
             <w:r>
               <w:rPr>
@@ -13527,42 +12846,7 @@
                 <w:sz w:val="17"/>
                 <w:szCs w:val="17"/>
               </w:rPr>
-              <w:t xml:space="preserve">Low</w:t>
-            </w:r>
-          </w:p>
-        </w:tc>
-        <w:tc>
-          <w:tcPr>
-            <w:tcW w:type="dxa" w:w="2200"/>
-            <w:tcBorders>
-              <w:top w:val="single" w:color="CBD5E1" w:sz="4"/>
-              <w:left w:val="single" w:color="CBD5E1" w:sz="4"/>
-              <w:bottom w:val="single" w:color="CBD5E1" w:sz="4"/>
-              <w:right w:val="single" w:color="CBD5E1" w:sz="4"/>
-            </w:tcBorders>
-            <w:shd w:fill="1B2A44" w:color="auto" w:val="clear"/>
-            <w:tcMar>
-              <w:top w:type="dxa" w:w="60"/>
-              <w:left w:type="dxa" w:w="120"/>
-              <w:bottom w:type="dxa" w:w="60"/>
-              <w:right w:type="dxa" w:w="120"/>
-            </w:tcMar>
-            <w:vAlign w:val="top"/>
-          </w:tcPr>
-          <w:p>
-            <w:pPr>
-              <w:spacing w:after="0" w:before="0" w:line="260"/>
-            </w:pPr>
-            <w:r>
-              <w:rPr>
-                <w:rFonts w:ascii="Arial" w:cs="Arial" w:eastAsia="Arial" w:hAnsi="Arial"/>
-                <w:b/>
-                <w:bCs/>
-                <w:color w:val="FFFFFF"/>
-                <w:sz w:val="17"/>
-                <w:szCs w:val="17"/>
-              </w:rPr>
-              <w:t xml:space="preserve">High</w:t>
+              <w:t xml:space="preserve">Amount</w:t>
             </w:r>
           </w:p>
         </w:tc>
@@ -13573,7 +12857,7 @@
         </w:trPr>
         <w:tc>
           <w:tcPr>
-            <w:tcW w:type="dxa" w:w="5806"/>
+            <w:tcW w:type="dxa" w:w="7806"/>
             <w:tcBorders>
               <w:top w:val="single" w:color="CBD5E1" w:sz="4"/>
               <w:left w:val="single" w:color="CBD5E1" w:sz="4"/>
@@ -13605,56 +12889,25 @@
         </w:tc>
         <w:tc>
           <w:tcPr>
-            <w:tcW w:type="dxa" w:w="2200"/>
-            <w:tcBorders>
-              <w:top w:val="single" w:color="CBD5E1" w:sz="4"/>
-              <w:left w:val="single" w:color="CBD5E1" w:sz="4"/>
-              <w:bottom w:val="single" w:color="CBD5E1" w:sz="4"/>
-              <w:right w:val="single" w:color="CBD5E1" w:sz="4"/>
-            </w:tcBorders>
-            <w:tcMar>
-              <w:top w:type="dxa" w:w="70"/>
-              <w:left w:type="dxa" w:w="120"/>
-              <w:bottom w:type="dxa" w:w="70"/>
-              <w:right w:type="dxa" w:w="120"/>
-            </w:tcMar>
-            <w:vAlign w:val="top"/>
-          </w:tcPr>
-          <w:p>
-            <w:pPr>
-              <w:spacing w:after="0" w:before="0" w:line="260"/>
-            </w:pPr>
-            <w:r>
-              <w:rPr>
-                <w:rFonts w:ascii="Arial" w:cs="Arial" w:eastAsia="Arial" w:hAnsi="Arial"/>
-                <w:color w:val="1F2937"/>
-                <w:sz w:val="17"/>
-                <w:szCs w:val="17"/>
-              </w:rPr>
-              <w:t xml:space="preserve">₹2.5 lakh</w:t>
-            </w:r>
-          </w:p>
-        </w:tc>
-        <w:tc>
-          <w:tcPr>
-            <w:tcW w:type="dxa" w:w="2200"/>
-            <w:tcBorders>
-              <w:top w:val="single" w:color="CBD5E1" w:sz="4"/>
-              <w:left w:val="single" w:color="CBD5E1" w:sz="4"/>
-              <w:bottom w:val="single" w:color="CBD5E1" w:sz="4"/>
-              <w:right w:val="single" w:color="CBD5E1" w:sz="4"/>
-            </w:tcBorders>
-            <w:tcMar>
-              <w:top w:type="dxa" w:w="70"/>
-              <w:left w:type="dxa" w:w="120"/>
-              <w:bottom w:type="dxa" w:w="70"/>
-              <w:right w:type="dxa" w:w="120"/>
-            </w:tcMar>
-            <w:vAlign w:val="top"/>
-          </w:tcPr>
-          <w:p>
-            <w:pPr>
-              <w:spacing w:after="0" w:before="0" w:line="260"/>
+            <w:tcW w:type="dxa" w:w="2400"/>
+            <w:tcBorders>
+              <w:top w:val="single" w:color="CBD5E1" w:sz="4"/>
+              <w:left w:val="single" w:color="CBD5E1" w:sz="4"/>
+              <w:bottom w:val="single" w:color="CBD5E1" w:sz="4"/>
+              <w:right w:val="single" w:color="CBD5E1" w:sz="4"/>
+            </w:tcBorders>
+            <w:tcMar>
+              <w:top w:type="dxa" w:w="70"/>
+              <w:left w:type="dxa" w:w="120"/>
+              <w:bottom w:type="dxa" w:w="70"/>
+              <w:right w:type="dxa" w:w="120"/>
+            </w:tcMar>
+            <w:vAlign w:val="top"/>
+          </w:tcPr>
+          <w:p>
+            <w:pPr>
+              <w:spacing w:after="0" w:before="0" w:line="260"/>
+              <w:jc w:val="right"/>
             </w:pPr>
             <w:r>
               <w:rPr>
@@ -13674,7 +12927,7 @@
         </w:trPr>
         <w:tc>
           <w:tcPr>
-            <w:tcW w:type="dxa" w:w="5806"/>
+            <w:tcW w:type="dxa" w:w="7806"/>
             <w:tcBorders>
               <w:top w:val="single" w:color="CBD5E1" w:sz="4"/>
               <w:left w:val="single" w:color="CBD5E1" w:sz="4"/>
@@ -13706,56 +12959,25 @@
         </w:tc>
         <w:tc>
           <w:tcPr>
-            <w:tcW w:type="dxa" w:w="2200"/>
-            <w:tcBorders>
-              <w:top w:val="single" w:color="CBD5E1" w:sz="4"/>
-              <w:left w:val="single" w:color="CBD5E1" w:sz="4"/>
-              <w:bottom w:val="single" w:color="CBD5E1" w:sz="4"/>
-              <w:right w:val="single" w:color="CBD5E1" w:sz="4"/>
-            </w:tcBorders>
-            <w:tcMar>
-              <w:top w:type="dxa" w:w="70"/>
-              <w:left w:type="dxa" w:w="120"/>
-              <w:bottom w:type="dxa" w:w="70"/>
-              <w:right w:type="dxa" w:w="120"/>
-            </w:tcMar>
-            <w:vAlign w:val="top"/>
-          </w:tcPr>
-          <w:p>
-            <w:pPr>
-              <w:spacing w:after="0" w:before="0" w:line="260"/>
-            </w:pPr>
-            <w:r>
-              <w:rPr>
-                <w:rFonts w:ascii="Arial" w:cs="Arial" w:eastAsia="Arial" w:hAnsi="Arial"/>
-                <w:color w:val="1F2937"/>
-                <w:sz w:val="17"/>
-                <w:szCs w:val="17"/>
-              </w:rPr>
-              <w:t xml:space="preserve">₹4 lakh</w:t>
-            </w:r>
-          </w:p>
-        </w:tc>
-        <w:tc>
-          <w:tcPr>
-            <w:tcW w:type="dxa" w:w="2200"/>
-            <w:tcBorders>
-              <w:top w:val="single" w:color="CBD5E1" w:sz="4"/>
-              <w:left w:val="single" w:color="CBD5E1" w:sz="4"/>
-              <w:bottom w:val="single" w:color="CBD5E1" w:sz="4"/>
-              <w:right w:val="single" w:color="CBD5E1" w:sz="4"/>
-            </w:tcBorders>
-            <w:tcMar>
-              <w:top w:type="dxa" w:w="70"/>
-              <w:left w:type="dxa" w:w="120"/>
-              <w:bottom w:type="dxa" w:w="70"/>
-              <w:right w:type="dxa" w:w="120"/>
-            </w:tcMar>
-            <w:vAlign w:val="top"/>
-          </w:tcPr>
-          <w:p>
-            <w:pPr>
-              <w:spacing w:after="0" w:before="0" w:line="260"/>
+            <w:tcW w:type="dxa" w:w="2400"/>
+            <w:tcBorders>
+              <w:top w:val="single" w:color="CBD5E1" w:sz="4"/>
+              <w:left w:val="single" w:color="CBD5E1" w:sz="4"/>
+              <w:bottom w:val="single" w:color="CBD5E1" w:sz="4"/>
+              <w:right w:val="single" w:color="CBD5E1" w:sz="4"/>
+            </w:tcBorders>
+            <w:tcMar>
+              <w:top w:type="dxa" w:w="70"/>
+              <w:left w:type="dxa" w:w="120"/>
+              <w:bottom w:type="dxa" w:w="70"/>
+              <w:right w:type="dxa" w:w="120"/>
+            </w:tcMar>
+            <w:vAlign w:val="top"/>
+          </w:tcPr>
+          <w:p>
+            <w:pPr>
+              <w:spacing w:after="0" w:before="0" w:line="260"/>
+              <w:jc w:val="right"/>
             </w:pPr>
             <w:r>
               <w:rPr>
@@ -13775,7 +12997,7 @@
         </w:trPr>
         <w:tc>
           <w:tcPr>
-            <w:tcW w:type="dxa" w:w="5806"/>
+            <w:tcW w:type="dxa" w:w="7806"/>
             <w:tcBorders>
               <w:top w:val="single" w:color="CBD5E1" w:sz="4"/>
               <w:left w:val="single" w:color="CBD5E1" w:sz="4"/>
@@ -13810,7 +13032,7 @@
         </w:tc>
         <w:tc>
           <w:tcPr>
-            <w:tcW w:type="dxa" w:w="2200"/>
+            <w:tcW w:type="dxa" w:w="2400"/>
             <w:tcBorders>
               <w:top w:val="single" w:color="CBD5E1" w:sz="4"/>
               <w:left w:val="single" w:color="CBD5E1" w:sz="4"/>
@@ -13829,41 +13051,7 @@
           <w:p>
             <w:pPr>
               <w:spacing w:after="0" w:before="0" w:line="260"/>
-            </w:pPr>
-            <w:r>
-              <w:rPr>
-                <w:rFonts w:ascii="Arial" w:cs="Arial" w:eastAsia="Arial" w:hAnsi="Arial"/>
-                <w:b/>
-                <w:bCs/>
-                <w:color w:val="1F2937"/>
-                <w:sz w:val="17"/>
-                <w:szCs w:val="17"/>
-              </w:rPr>
-              <w:t xml:space="preserve">₹6.5 lakh</w:t>
-            </w:r>
-          </w:p>
-        </w:tc>
-        <w:tc>
-          <w:tcPr>
-            <w:tcW w:type="dxa" w:w="2200"/>
-            <w:tcBorders>
-              <w:top w:val="single" w:color="CBD5E1" w:sz="4"/>
-              <w:left w:val="single" w:color="CBD5E1" w:sz="4"/>
-              <w:bottom w:val="single" w:color="CBD5E1" w:sz="4"/>
-              <w:right w:val="single" w:color="CBD5E1" w:sz="4"/>
-            </w:tcBorders>
-            <w:shd w:fill="E6F4F3" w:color="auto" w:val="clear"/>
-            <w:tcMar>
-              <w:top w:type="dxa" w:w="70"/>
-              <w:left w:type="dxa" w:w="120"/>
-              <w:bottom w:type="dxa" w:w="70"/>
-              <w:right w:type="dxa" w:w="120"/>
-            </w:tcMar>
-            <w:vAlign w:val="top"/>
-          </w:tcPr>
-          <w:p>
-            <w:pPr>
-              <w:spacing w:after="0" w:before="0" w:line="260"/>
+              <w:jc w:val="right"/>
             </w:pPr>
             <w:r>
               <w:rPr>
@@ -13885,7 +13073,7 @@
         </w:trPr>
         <w:tc>
           <w:tcPr>
-            <w:tcW w:type="dxa" w:w="5806"/>
+            <w:tcW w:type="dxa" w:w="7806"/>
             <w:tcBorders>
               <w:top w:val="single" w:color="CBD5E1" w:sz="4"/>
               <w:left w:val="single" w:color="CBD5E1" w:sz="4"/>
@@ -13917,56 +13105,25 @@
         </w:tc>
         <w:tc>
           <w:tcPr>
-            <w:tcW w:type="dxa" w:w="2200"/>
-            <w:tcBorders>
-              <w:top w:val="single" w:color="CBD5E1" w:sz="4"/>
-              <w:left w:val="single" w:color="CBD5E1" w:sz="4"/>
-              <w:bottom w:val="single" w:color="CBD5E1" w:sz="4"/>
-              <w:right w:val="single" w:color="CBD5E1" w:sz="4"/>
-            </w:tcBorders>
-            <w:tcMar>
-              <w:top w:type="dxa" w:w="70"/>
-              <w:left w:type="dxa" w:w="120"/>
-              <w:bottom w:type="dxa" w:w="70"/>
-              <w:right w:type="dxa" w:w="120"/>
-            </w:tcMar>
-            <w:vAlign w:val="top"/>
-          </w:tcPr>
-          <w:p>
-            <w:pPr>
-              <w:spacing w:after="0" w:before="0" w:line="260"/>
-            </w:pPr>
-            <w:r>
-              <w:rPr>
-                <w:rFonts w:ascii="Arial" w:cs="Arial" w:eastAsia="Arial" w:hAnsi="Arial"/>
-                <w:color w:val="1F2937"/>
-                <w:sz w:val="17"/>
-                <w:szCs w:val="17"/>
-              </w:rPr>
-              <w:t xml:space="preserve">₹0.5 lakh</w:t>
-            </w:r>
-          </w:p>
-        </w:tc>
-        <w:tc>
-          <w:tcPr>
-            <w:tcW w:type="dxa" w:w="2200"/>
-            <w:tcBorders>
-              <w:top w:val="single" w:color="CBD5E1" w:sz="4"/>
-              <w:left w:val="single" w:color="CBD5E1" w:sz="4"/>
-              <w:bottom w:val="single" w:color="CBD5E1" w:sz="4"/>
-              <w:right w:val="single" w:color="CBD5E1" w:sz="4"/>
-            </w:tcBorders>
-            <w:tcMar>
-              <w:top w:type="dxa" w:w="70"/>
-              <w:left w:type="dxa" w:w="120"/>
-              <w:bottom w:type="dxa" w:w="70"/>
-              <w:right w:type="dxa" w:w="120"/>
-            </w:tcMar>
-            <w:vAlign w:val="top"/>
-          </w:tcPr>
-          <w:p>
-            <w:pPr>
-              <w:spacing w:after="0" w:before="0" w:line="260"/>
+            <w:tcW w:type="dxa" w:w="2400"/>
+            <w:tcBorders>
+              <w:top w:val="single" w:color="CBD5E1" w:sz="4"/>
+              <w:left w:val="single" w:color="CBD5E1" w:sz="4"/>
+              <w:bottom w:val="single" w:color="CBD5E1" w:sz="4"/>
+              <w:right w:val="single" w:color="CBD5E1" w:sz="4"/>
+            </w:tcBorders>
+            <w:tcMar>
+              <w:top w:type="dxa" w:w="70"/>
+              <w:left w:type="dxa" w:w="120"/>
+              <w:bottom w:type="dxa" w:w="70"/>
+              <w:right w:type="dxa" w:w="120"/>
+            </w:tcMar>
+            <w:vAlign w:val="top"/>
+          </w:tcPr>
+          <w:p>
+            <w:pPr>
+              <w:spacing w:after="0" w:before="0" w:line="260"/>
+              <w:jc w:val="right"/>
             </w:pPr>
             <w:r>
               <w:rPr>
@@ -13986,7 +13143,7 @@
         </w:trPr>
         <w:tc>
           <w:tcPr>
-            <w:tcW w:type="dxa" w:w="5806"/>
+            <w:tcW w:type="dxa" w:w="7806"/>
             <w:tcBorders>
               <w:top w:val="single" w:color="CBD5E1" w:sz="4"/>
               <w:left w:val="single" w:color="CBD5E1" w:sz="4"/>
@@ -14018,56 +13175,25 @@
         </w:tc>
         <w:tc>
           <w:tcPr>
-            <w:tcW w:type="dxa" w:w="2200"/>
-            <w:tcBorders>
-              <w:top w:val="single" w:color="CBD5E1" w:sz="4"/>
-              <w:left w:val="single" w:color="CBD5E1" w:sz="4"/>
-              <w:bottom w:val="single" w:color="CBD5E1" w:sz="4"/>
-              <w:right w:val="single" w:color="CBD5E1" w:sz="4"/>
-            </w:tcBorders>
-            <w:tcMar>
-              <w:top w:type="dxa" w:w="70"/>
-              <w:left w:type="dxa" w:w="120"/>
-              <w:bottom w:type="dxa" w:w="70"/>
-              <w:right w:type="dxa" w:w="120"/>
-            </w:tcMar>
-            <w:vAlign w:val="top"/>
-          </w:tcPr>
-          <w:p>
-            <w:pPr>
-              <w:spacing w:after="0" w:before="0" w:line="260"/>
-            </w:pPr>
-            <w:r>
-              <w:rPr>
-                <w:rFonts w:ascii="Arial" w:cs="Arial" w:eastAsia="Arial" w:hAnsi="Arial"/>
-                <w:color w:val="1F2937"/>
-                <w:sz w:val="17"/>
-                <w:szCs w:val="17"/>
-              </w:rPr>
-              <w:t xml:space="preserve">₹1.5 lakh</w:t>
-            </w:r>
-          </w:p>
-        </w:tc>
-        <w:tc>
-          <w:tcPr>
-            <w:tcW w:type="dxa" w:w="2200"/>
-            <w:tcBorders>
-              <w:top w:val="single" w:color="CBD5E1" w:sz="4"/>
-              <w:left w:val="single" w:color="CBD5E1" w:sz="4"/>
-              <w:bottom w:val="single" w:color="CBD5E1" w:sz="4"/>
-              <w:right w:val="single" w:color="CBD5E1" w:sz="4"/>
-            </w:tcBorders>
-            <w:tcMar>
-              <w:top w:type="dxa" w:w="70"/>
-              <w:left w:type="dxa" w:w="120"/>
-              <w:bottom w:type="dxa" w:w="70"/>
-              <w:right w:type="dxa" w:w="120"/>
-            </w:tcMar>
-            <w:vAlign w:val="top"/>
-          </w:tcPr>
-          <w:p>
-            <w:pPr>
-              <w:spacing w:after="0" w:before="0" w:line="260"/>
+            <w:tcW w:type="dxa" w:w="2400"/>
+            <w:tcBorders>
+              <w:top w:val="single" w:color="CBD5E1" w:sz="4"/>
+              <w:left w:val="single" w:color="CBD5E1" w:sz="4"/>
+              <w:bottom w:val="single" w:color="CBD5E1" w:sz="4"/>
+              <w:right w:val="single" w:color="CBD5E1" w:sz="4"/>
+            </w:tcBorders>
+            <w:tcMar>
+              <w:top w:type="dxa" w:w="70"/>
+              <w:left w:type="dxa" w:w="120"/>
+              <w:bottom w:type="dxa" w:w="70"/>
+              <w:right w:type="dxa" w:w="120"/>
+            </w:tcMar>
+            <w:vAlign w:val="top"/>
+          </w:tcPr>
+          <w:p>
+            <w:pPr>
+              <w:spacing w:after="0" w:before="0" w:line="260"/>
+              <w:jc w:val="right"/>
             </w:pPr>
             <w:r>
               <w:rPr>
@@ -14087,7 +13213,7 @@
         </w:trPr>
         <w:tc>
           <w:tcPr>
-            <w:tcW w:type="dxa" w:w="5806"/>
+            <w:tcW w:type="dxa" w:w="7806"/>
             <w:tcBorders>
               <w:top w:val="single" w:color="CBD5E1" w:sz="4"/>
               <w:left w:val="single" w:color="CBD5E1" w:sz="4"/>
@@ -14122,7 +13248,7 @@
         </w:tc>
         <w:tc>
           <w:tcPr>
-            <w:tcW w:type="dxa" w:w="2200"/>
+            <w:tcW w:type="dxa" w:w="2400"/>
             <w:tcBorders>
               <w:top w:val="single" w:color="CBD5E1" w:sz="4"/>
               <w:left w:val="single" w:color="CBD5E1" w:sz="4"/>
@@ -14141,41 +13267,7 @@
           <w:p>
             <w:pPr>
               <w:spacing w:after="0" w:before="0" w:line="260"/>
-            </w:pPr>
-            <w:r>
-              <w:rPr>
-                <w:rFonts w:ascii="Arial" w:cs="Arial" w:eastAsia="Arial" w:hAnsi="Arial"/>
-                <w:b/>
-                <w:bCs/>
-                <w:color w:val="1F2937"/>
-                <w:sz w:val="17"/>
-                <w:szCs w:val="17"/>
-              </w:rPr>
-              <w:t xml:space="preserve">₹2 lakh</w:t>
-            </w:r>
-          </w:p>
-        </w:tc>
-        <w:tc>
-          <w:tcPr>
-            <w:tcW w:type="dxa" w:w="2200"/>
-            <w:tcBorders>
-              <w:top w:val="single" w:color="CBD5E1" w:sz="4"/>
-              <w:left w:val="single" w:color="CBD5E1" w:sz="4"/>
-              <w:bottom w:val="single" w:color="CBD5E1" w:sz="4"/>
-              <w:right w:val="single" w:color="CBD5E1" w:sz="4"/>
-            </w:tcBorders>
-            <w:shd w:fill="E6F4F3" w:color="auto" w:val="clear"/>
-            <w:tcMar>
-              <w:top w:type="dxa" w:w="70"/>
-              <w:left w:type="dxa" w:w="120"/>
-              <w:bottom w:type="dxa" w:w="70"/>
-              <w:right w:type="dxa" w:w="120"/>
-            </w:tcMar>
-            <w:vAlign w:val="top"/>
-          </w:tcPr>
-          <w:p>
-            <w:pPr>
-              <w:spacing w:after="0" w:before="0" w:line="260"/>
+              <w:jc w:val="right"/>
             </w:pPr>
             <w:r>
               <w:rPr>
@@ -14205,7 +13297,7 @@
           <w:sz w:val="17"/>
           <w:szCs w:val="17"/>
         </w:rPr>
-        <w:t xml:space="preserve">Builds on Module 01 infrastructure, so only incremental hosting is needed. Figures exclude GST and are ±25% until scoped.</w:t>
+        <w:t xml:space="preserve">Builds on Module 01 infrastructure, so only incremental hosting is needed. Figures exclude GST.</w:t>
       </w:r>
     </w:p>
     <w:p>
@@ -14786,7 +13878,7 @@
                 <w:sz w:val="16"/>
                 <w:szCs w:val="16"/>
               </w:rPr>
-              <w:t xml:space="preserve">INDICATIVE COST</w:t>
+              <w:t xml:space="preserve">COST</w:t>
             </w:r>
           </w:p>
           <w:p>
@@ -14811,16 +13903,16 @@
                 <w:sz w:val="17"/>
                 <w:szCs w:val="17"/>
               </w:rPr>
-              <w:t xml:space="preserve">₹16.5–23 lakh</w:t>
-            </w:r>
-            <w:r>
-              <w:rPr>
-                <w:rFonts w:ascii="Arial" w:cs="Arial" w:eastAsia="Arial" w:hAnsi="Arial"/>
-                <w:color w:val="1F2937"/>
-                <w:sz w:val="17"/>
-                <w:szCs w:val="17"/>
-              </w:rPr>
-              <w:t xml:space="preserve">  ·  Recurring ₹4–6.5 lakh / yr</w:t>
+              <w:t xml:space="preserve">₹23 lakh</w:t>
+            </w:r>
+            <w:r>
+              <w:rPr>
+                <w:rFonts w:ascii="Arial" w:cs="Arial" w:eastAsia="Arial" w:hAnsi="Arial"/>
+                <w:color w:val="1F2937"/>
+                <w:sz w:val="17"/>
+                <w:szCs w:val="17"/>
+              </w:rPr>
+              <w:t xml:space="preserve">  ·  Recurring ₹6.5 lakh / yr</w:t>
             </w:r>
           </w:p>
         </w:tc>
@@ -16254,7 +15346,7 @@
           <w:sz w:val="26"/>
           <w:szCs w:val="26"/>
         </w:rPr>
-        <w:t xml:space="preserve">INDICATIVE COST</w:t>
+        <w:t xml:space="preserve">COST</w:t>
       </w:r>
     </w:p>
     <w:tbl>
@@ -16271,9 +15363,8 @@
         <w:tblLayout w:type="fixed"/>
       </w:tblPr>
       <w:tblGrid>
-        <w:gridCol w:w="5806"/>
-        <w:gridCol w:w="2200"/>
-        <w:gridCol w:w="2200"/>
+        <w:gridCol w:w="7806"/>
+        <w:gridCol w:w="2400"/>
       </w:tblGrid>
       <w:tr>
         <w:trPr>
@@ -16282,7 +15373,7 @@
         </w:trPr>
         <w:tc>
           <w:tcPr>
-            <w:tcW w:type="dxa" w:w="5806"/>
+            <w:tcW w:type="dxa" w:w="7806"/>
             <w:tcBorders>
               <w:top w:val="single" w:color="CBD5E1" w:sz="4"/>
               <w:left w:val="single" w:color="CBD5E1" w:sz="4"/>
@@ -16317,7 +15408,7 @@
         </w:tc>
         <w:tc>
           <w:tcPr>
-            <w:tcW w:type="dxa" w:w="2200"/>
+            <w:tcW w:type="dxa" w:w="2400"/>
             <w:tcBorders>
               <w:top w:val="single" w:color="CBD5E1" w:sz="4"/>
               <w:left w:val="single" w:color="CBD5E1" w:sz="4"/>
@@ -16336,6 +15427,7 @@
           <w:p>
             <w:pPr>
               <w:spacing w:after="0" w:before="0" w:line="260"/>
+              <w:jc w:val="right"/>
             </w:pPr>
             <w:r>
               <w:rPr>
@@ -16346,42 +15438,7 @@
                 <w:sz w:val="17"/>
                 <w:szCs w:val="17"/>
               </w:rPr>
-              <w:t xml:space="preserve">Low</w:t>
-            </w:r>
-          </w:p>
-        </w:tc>
-        <w:tc>
-          <w:tcPr>
-            <w:tcW w:type="dxa" w:w="2200"/>
-            <w:tcBorders>
-              <w:top w:val="single" w:color="CBD5E1" w:sz="4"/>
-              <w:left w:val="single" w:color="CBD5E1" w:sz="4"/>
-              <w:bottom w:val="single" w:color="CBD5E1" w:sz="4"/>
-              <w:right w:val="single" w:color="CBD5E1" w:sz="4"/>
-            </w:tcBorders>
-            <w:shd w:fill="1B2A44" w:color="auto" w:val="clear"/>
-            <w:tcMar>
-              <w:top w:type="dxa" w:w="60"/>
-              <w:left w:type="dxa" w:w="120"/>
-              <w:bottom w:type="dxa" w:w="60"/>
-              <w:right w:type="dxa" w:w="120"/>
-            </w:tcMar>
-            <w:vAlign w:val="top"/>
-          </w:tcPr>
-          <w:p>
-            <w:pPr>
-              <w:spacing w:after="0" w:before="0" w:line="260"/>
-            </w:pPr>
-            <w:r>
-              <w:rPr>
-                <w:rFonts w:ascii="Arial" w:cs="Arial" w:eastAsia="Arial" w:hAnsi="Arial"/>
-                <w:b/>
-                <w:bCs/>
-                <w:color w:val="FFFFFF"/>
-                <w:sz w:val="17"/>
-                <w:szCs w:val="17"/>
-              </w:rPr>
-              <w:t xml:space="preserve">High</w:t>
+              <w:t xml:space="preserve">Amount</w:t>
             </w:r>
           </w:p>
         </w:tc>
@@ -16392,7 +15449,7 @@
         </w:trPr>
         <w:tc>
           <w:tcPr>
-            <w:tcW w:type="dxa" w:w="5806"/>
+            <w:tcW w:type="dxa" w:w="7806"/>
             <w:tcBorders>
               <w:top w:val="single" w:color="CBD5E1" w:sz="4"/>
               <w:left w:val="single" w:color="CBD5E1" w:sz="4"/>
@@ -16424,56 +15481,25 @@
         </w:tc>
         <w:tc>
           <w:tcPr>
-            <w:tcW w:type="dxa" w:w="2200"/>
-            <w:tcBorders>
-              <w:top w:val="single" w:color="CBD5E1" w:sz="4"/>
-              <w:left w:val="single" w:color="CBD5E1" w:sz="4"/>
-              <w:bottom w:val="single" w:color="CBD5E1" w:sz="4"/>
-              <w:right w:val="single" w:color="CBD5E1" w:sz="4"/>
-            </w:tcBorders>
-            <w:tcMar>
-              <w:top w:type="dxa" w:w="70"/>
-              <w:left w:type="dxa" w:w="120"/>
-              <w:bottom w:type="dxa" w:w="70"/>
-              <w:right w:type="dxa" w:w="120"/>
-            </w:tcMar>
-            <w:vAlign w:val="top"/>
-          </w:tcPr>
-          <w:p>
-            <w:pPr>
-              <w:spacing w:after="0" w:before="0" w:line="260"/>
-            </w:pPr>
-            <w:r>
-              <w:rPr>
-                <w:rFonts w:ascii="Arial" w:cs="Arial" w:eastAsia="Arial" w:hAnsi="Arial"/>
-                <w:color w:val="1F2937"/>
-                <w:sz w:val="17"/>
-                <w:szCs w:val="17"/>
-              </w:rPr>
-              <w:t xml:space="preserve">₹6.5 lakh</w:t>
-            </w:r>
-          </w:p>
-        </w:tc>
-        <w:tc>
-          <w:tcPr>
-            <w:tcW w:type="dxa" w:w="2200"/>
-            <w:tcBorders>
-              <w:top w:val="single" w:color="CBD5E1" w:sz="4"/>
-              <w:left w:val="single" w:color="CBD5E1" w:sz="4"/>
-              <w:bottom w:val="single" w:color="CBD5E1" w:sz="4"/>
-              <w:right w:val="single" w:color="CBD5E1" w:sz="4"/>
-            </w:tcBorders>
-            <w:tcMar>
-              <w:top w:type="dxa" w:w="70"/>
-              <w:left w:type="dxa" w:w="120"/>
-              <w:bottom w:type="dxa" w:w="70"/>
-              <w:right w:type="dxa" w:w="120"/>
-            </w:tcMar>
-            <w:vAlign w:val="top"/>
-          </w:tcPr>
-          <w:p>
-            <w:pPr>
-              <w:spacing w:after="0" w:before="0" w:line="260"/>
+            <w:tcW w:type="dxa" w:w="2400"/>
+            <w:tcBorders>
+              <w:top w:val="single" w:color="CBD5E1" w:sz="4"/>
+              <w:left w:val="single" w:color="CBD5E1" w:sz="4"/>
+              <w:bottom w:val="single" w:color="CBD5E1" w:sz="4"/>
+              <w:right w:val="single" w:color="CBD5E1" w:sz="4"/>
+            </w:tcBorders>
+            <w:tcMar>
+              <w:top w:type="dxa" w:w="70"/>
+              <w:left w:type="dxa" w:w="120"/>
+              <w:bottom w:type="dxa" w:w="70"/>
+              <w:right w:type="dxa" w:w="120"/>
+            </w:tcMar>
+            <w:vAlign w:val="top"/>
+          </w:tcPr>
+          <w:p>
+            <w:pPr>
+              <w:spacing w:after="0" w:before="0" w:line="260"/>
+              <w:jc w:val="right"/>
             </w:pPr>
             <w:r>
               <w:rPr>
@@ -16493,7 +15519,7 @@
         </w:trPr>
         <w:tc>
           <w:tcPr>
-            <w:tcW w:type="dxa" w:w="5806"/>
+            <w:tcW w:type="dxa" w:w="7806"/>
             <w:tcBorders>
               <w:top w:val="single" w:color="CBD5E1" w:sz="4"/>
               <w:left w:val="single" w:color="CBD5E1" w:sz="4"/>
@@ -16525,56 +15551,25 @@
         </w:tc>
         <w:tc>
           <w:tcPr>
-            <w:tcW w:type="dxa" w:w="2200"/>
-            <w:tcBorders>
-              <w:top w:val="single" w:color="CBD5E1" w:sz="4"/>
-              <w:left w:val="single" w:color="CBD5E1" w:sz="4"/>
-              <w:bottom w:val="single" w:color="CBD5E1" w:sz="4"/>
-              <w:right w:val="single" w:color="CBD5E1" w:sz="4"/>
-            </w:tcBorders>
-            <w:tcMar>
-              <w:top w:type="dxa" w:w="70"/>
-              <w:left w:type="dxa" w:w="120"/>
-              <w:bottom w:type="dxa" w:w="70"/>
-              <w:right w:type="dxa" w:w="120"/>
-            </w:tcMar>
-            <w:vAlign w:val="top"/>
-          </w:tcPr>
-          <w:p>
-            <w:pPr>
-              <w:spacing w:after="0" w:before="0" w:line="260"/>
-            </w:pPr>
-            <w:r>
-              <w:rPr>
-                <w:rFonts w:ascii="Arial" w:cs="Arial" w:eastAsia="Arial" w:hAnsi="Arial"/>
-                <w:color w:val="1F2937"/>
-                <w:sz w:val="17"/>
-                <w:szCs w:val="17"/>
-              </w:rPr>
-              <w:t xml:space="preserve">₹10 lakh</w:t>
-            </w:r>
-          </w:p>
-        </w:tc>
-        <w:tc>
-          <w:tcPr>
-            <w:tcW w:type="dxa" w:w="2200"/>
-            <w:tcBorders>
-              <w:top w:val="single" w:color="CBD5E1" w:sz="4"/>
-              <w:left w:val="single" w:color="CBD5E1" w:sz="4"/>
-              <w:bottom w:val="single" w:color="CBD5E1" w:sz="4"/>
-              <w:right w:val="single" w:color="CBD5E1" w:sz="4"/>
-            </w:tcBorders>
-            <w:tcMar>
-              <w:top w:type="dxa" w:w="70"/>
-              <w:left w:type="dxa" w:w="120"/>
-              <w:bottom w:type="dxa" w:w="70"/>
-              <w:right w:type="dxa" w:w="120"/>
-            </w:tcMar>
-            <w:vAlign w:val="top"/>
-          </w:tcPr>
-          <w:p>
-            <w:pPr>
-              <w:spacing w:after="0" w:before="0" w:line="260"/>
+            <w:tcW w:type="dxa" w:w="2400"/>
+            <w:tcBorders>
+              <w:top w:val="single" w:color="CBD5E1" w:sz="4"/>
+              <w:left w:val="single" w:color="CBD5E1" w:sz="4"/>
+              <w:bottom w:val="single" w:color="CBD5E1" w:sz="4"/>
+              <w:right w:val="single" w:color="CBD5E1" w:sz="4"/>
+            </w:tcBorders>
+            <w:tcMar>
+              <w:top w:type="dxa" w:w="70"/>
+              <w:left w:type="dxa" w:w="120"/>
+              <w:bottom w:type="dxa" w:w="70"/>
+              <w:right w:type="dxa" w:w="120"/>
+            </w:tcMar>
+            <w:vAlign w:val="top"/>
+          </w:tcPr>
+          <w:p>
+            <w:pPr>
+              <w:spacing w:after="0" w:before="0" w:line="260"/>
+              <w:jc w:val="right"/>
             </w:pPr>
             <w:r>
               <w:rPr>
@@ -16594,7 +15589,7 @@
         </w:trPr>
         <w:tc>
           <w:tcPr>
-            <w:tcW w:type="dxa" w:w="5806"/>
+            <w:tcW w:type="dxa" w:w="7806"/>
             <w:tcBorders>
               <w:top w:val="single" w:color="CBD5E1" w:sz="4"/>
               <w:left w:val="single" w:color="CBD5E1" w:sz="4"/>
@@ -16629,7 +15624,7 @@
         </w:tc>
         <w:tc>
           <w:tcPr>
-            <w:tcW w:type="dxa" w:w="2200"/>
+            <w:tcW w:type="dxa" w:w="2400"/>
             <w:tcBorders>
               <w:top w:val="single" w:color="CBD5E1" w:sz="4"/>
               <w:left w:val="single" w:color="CBD5E1" w:sz="4"/>
@@ -16648,41 +15643,7 @@
           <w:p>
             <w:pPr>
               <w:spacing w:after="0" w:before="0" w:line="260"/>
-            </w:pPr>
-            <w:r>
-              <w:rPr>
-                <w:rFonts w:ascii="Arial" w:cs="Arial" w:eastAsia="Arial" w:hAnsi="Arial"/>
-                <w:b/>
-                <w:bCs/>
-                <w:color w:val="1F2937"/>
-                <w:sz w:val="17"/>
-                <w:szCs w:val="17"/>
-              </w:rPr>
-              <w:t xml:space="preserve">₹16.5 lakh</w:t>
-            </w:r>
-          </w:p>
-        </w:tc>
-        <w:tc>
-          <w:tcPr>
-            <w:tcW w:type="dxa" w:w="2200"/>
-            <w:tcBorders>
-              <w:top w:val="single" w:color="CBD5E1" w:sz="4"/>
-              <w:left w:val="single" w:color="CBD5E1" w:sz="4"/>
-              <w:bottom w:val="single" w:color="CBD5E1" w:sz="4"/>
-              <w:right w:val="single" w:color="CBD5E1" w:sz="4"/>
-            </w:tcBorders>
-            <w:shd w:fill="E6F4F3" w:color="auto" w:val="clear"/>
-            <w:tcMar>
-              <w:top w:type="dxa" w:w="70"/>
-              <w:left w:type="dxa" w:w="120"/>
-              <w:bottom w:type="dxa" w:w="70"/>
-              <w:right w:type="dxa" w:w="120"/>
-            </w:tcMar>
-            <w:vAlign w:val="top"/>
-          </w:tcPr>
-          <w:p>
-            <w:pPr>
-              <w:spacing w:after="0" w:before="0" w:line="260"/>
+              <w:jc w:val="right"/>
             </w:pPr>
             <w:r>
               <w:rPr>
@@ -16704,7 +15665,7 @@
         </w:trPr>
         <w:tc>
           <w:tcPr>
-            <w:tcW w:type="dxa" w:w="5806"/>
+            <w:tcW w:type="dxa" w:w="7806"/>
             <w:tcBorders>
               <w:top w:val="single" w:color="CBD5E1" w:sz="4"/>
               <w:left w:val="single" w:color="CBD5E1" w:sz="4"/>
@@ -16736,56 +15697,25 @@
         </w:tc>
         <w:tc>
           <w:tcPr>
-            <w:tcW w:type="dxa" w:w="2200"/>
-            <w:tcBorders>
-              <w:top w:val="single" w:color="CBD5E1" w:sz="4"/>
-              <w:left w:val="single" w:color="CBD5E1" w:sz="4"/>
-              <w:bottom w:val="single" w:color="CBD5E1" w:sz="4"/>
-              <w:right w:val="single" w:color="CBD5E1" w:sz="4"/>
-            </w:tcBorders>
-            <w:tcMar>
-              <w:top w:type="dxa" w:w="70"/>
-              <w:left w:type="dxa" w:w="120"/>
-              <w:bottom w:type="dxa" w:w="70"/>
-              <w:right w:type="dxa" w:w="120"/>
-            </w:tcMar>
-            <w:vAlign w:val="top"/>
-          </w:tcPr>
-          <w:p>
-            <w:pPr>
-              <w:spacing w:after="0" w:before="0" w:line="260"/>
-            </w:pPr>
-            <w:r>
-              <w:rPr>
-                <w:rFonts w:ascii="Arial" w:cs="Arial" w:eastAsia="Arial" w:hAnsi="Arial"/>
-                <w:color w:val="1F2937"/>
-                <w:sz w:val="17"/>
-                <w:szCs w:val="17"/>
-              </w:rPr>
-              <w:t xml:space="preserve">₹1.5 lakh</w:t>
-            </w:r>
-          </w:p>
-        </w:tc>
-        <w:tc>
-          <w:tcPr>
-            <w:tcW w:type="dxa" w:w="2200"/>
-            <w:tcBorders>
-              <w:top w:val="single" w:color="CBD5E1" w:sz="4"/>
-              <w:left w:val="single" w:color="CBD5E1" w:sz="4"/>
-              <w:bottom w:val="single" w:color="CBD5E1" w:sz="4"/>
-              <w:right w:val="single" w:color="CBD5E1" w:sz="4"/>
-            </w:tcBorders>
-            <w:tcMar>
-              <w:top w:type="dxa" w:w="70"/>
-              <w:left w:type="dxa" w:w="120"/>
-              <w:bottom w:type="dxa" w:w="70"/>
-              <w:right w:type="dxa" w:w="120"/>
-            </w:tcMar>
-            <w:vAlign w:val="top"/>
-          </w:tcPr>
-          <w:p>
-            <w:pPr>
-              <w:spacing w:after="0" w:before="0" w:line="260"/>
+            <w:tcW w:type="dxa" w:w="2400"/>
+            <w:tcBorders>
+              <w:top w:val="single" w:color="CBD5E1" w:sz="4"/>
+              <w:left w:val="single" w:color="CBD5E1" w:sz="4"/>
+              <w:bottom w:val="single" w:color="CBD5E1" w:sz="4"/>
+              <w:right w:val="single" w:color="CBD5E1" w:sz="4"/>
+            </w:tcBorders>
+            <w:tcMar>
+              <w:top w:type="dxa" w:w="70"/>
+              <w:left w:type="dxa" w:w="120"/>
+              <w:bottom w:type="dxa" w:w="70"/>
+              <w:right w:type="dxa" w:w="120"/>
+            </w:tcMar>
+            <w:vAlign w:val="top"/>
+          </w:tcPr>
+          <w:p>
+            <w:pPr>
+              <w:spacing w:after="0" w:before="0" w:line="260"/>
+              <w:jc w:val="right"/>
             </w:pPr>
             <w:r>
               <w:rPr>
@@ -16805,7 +15735,7 @@
         </w:trPr>
         <w:tc>
           <w:tcPr>
-            <w:tcW w:type="dxa" w:w="5806"/>
+            <w:tcW w:type="dxa" w:w="7806"/>
             <w:tcBorders>
               <w:top w:val="single" w:color="CBD5E1" w:sz="4"/>
               <w:left w:val="single" w:color="CBD5E1" w:sz="4"/>
@@ -16837,56 +15767,25 @@
         </w:tc>
         <w:tc>
           <w:tcPr>
-            <w:tcW w:type="dxa" w:w="2200"/>
-            <w:tcBorders>
-              <w:top w:val="single" w:color="CBD5E1" w:sz="4"/>
-              <w:left w:val="single" w:color="CBD5E1" w:sz="4"/>
-              <w:bottom w:val="single" w:color="CBD5E1" w:sz="4"/>
-              <w:right w:val="single" w:color="CBD5E1" w:sz="4"/>
-            </w:tcBorders>
-            <w:tcMar>
-              <w:top w:type="dxa" w:w="70"/>
-              <w:left w:type="dxa" w:w="120"/>
-              <w:bottom w:type="dxa" w:w="70"/>
-              <w:right w:type="dxa" w:w="120"/>
-            </w:tcMar>
-            <w:vAlign w:val="top"/>
-          </w:tcPr>
-          <w:p>
-            <w:pPr>
-              <w:spacing w:after="0" w:before="0" w:line="260"/>
-            </w:pPr>
-            <w:r>
-              <w:rPr>
-                <w:rFonts w:ascii="Arial" w:cs="Arial" w:eastAsia="Arial" w:hAnsi="Arial"/>
-                <w:color w:val="1F2937"/>
-                <w:sz w:val="17"/>
-                <w:szCs w:val="17"/>
-              </w:rPr>
-              <w:t xml:space="preserve">₹2.5 lakh</w:t>
-            </w:r>
-          </w:p>
-        </w:tc>
-        <w:tc>
-          <w:tcPr>
-            <w:tcW w:type="dxa" w:w="2200"/>
-            <w:tcBorders>
-              <w:top w:val="single" w:color="CBD5E1" w:sz="4"/>
-              <w:left w:val="single" w:color="CBD5E1" w:sz="4"/>
-              <w:bottom w:val="single" w:color="CBD5E1" w:sz="4"/>
-              <w:right w:val="single" w:color="CBD5E1" w:sz="4"/>
-            </w:tcBorders>
-            <w:tcMar>
-              <w:top w:type="dxa" w:w="70"/>
-              <w:left w:type="dxa" w:w="120"/>
-              <w:bottom w:type="dxa" w:w="70"/>
-              <w:right w:type="dxa" w:w="120"/>
-            </w:tcMar>
-            <w:vAlign w:val="top"/>
-          </w:tcPr>
-          <w:p>
-            <w:pPr>
-              <w:spacing w:after="0" w:before="0" w:line="260"/>
+            <w:tcW w:type="dxa" w:w="2400"/>
+            <w:tcBorders>
+              <w:top w:val="single" w:color="CBD5E1" w:sz="4"/>
+              <w:left w:val="single" w:color="CBD5E1" w:sz="4"/>
+              <w:bottom w:val="single" w:color="CBD5E1" w:sz="4"/>
+              <w:right w:val="single" w:color="CBD5E1" w:sz="4"/>
+            </w:tcBorders>
+            <w:tcMar>
+              <w:top w:type="dxa" w:w="70"/>
+              <w:left w:type="dxa" w:w="120"/>
+              <w:bottom w:type="dxa" w:w="70"/>
+              <w:right w:type="dxa" w:w="120"/>
+            </w:tcMar>
+            <w:vAlign w:val="top"/>
+          </w:tcPr>
+          <w:p>
+            <w:pPr>
+              <w:spacing w:after="0" w:before="0" w:line="260"/>
+              <w:jc w:val="right"/>
             </w:pPr>
             <w:r>
               <w:rPr>
@@ -16906,7 +15805,7 @@
         </w:trPr>
         <w:tc>
           <w:tcPr>
-            <w:tcW w:type="dxa" w:w="5806"/>
+            <w:tcW w:type="dxa" w:w="7806"/>
             <w:tcBorders>
               <w:top w:val="single" w:color="CBD5E1" w:sz="4"/>
               <w:left w:val="single" w:color="CBD5E1" w:sz="4"/>
@@ -16941,7 +15840,7 @@
         </w:tc>
         <w:tc>
           <w:tcPr>
-            <w:tcW w:type="dxa" w:w="2200"/>
+            <w:tcW w:type="dxa" w:w="2400"/>
             <w:tcBorders>
               <w:top w:val="single" w:color="CBD5E1" w:sz="4"/>
               <w:left w:val="single" w:color="CBD5E1" w:sz="4"/>
@@ -16960,41 +15859,7 @@
           <w:p>
             <w:pPr>
               <w:spacing w:after="0" w:before="0" w:line="260"/>
-            </w:pPr>
-            <w:r>
-              <w:rPr>
-                <w:rFonts w:ascii="Arial" w:cs="Arial" w:eastAsia="Arial" w:hAnsi="Arial"/>
-                <w:b/>
-                <w:bCs/>
-                <w:color w:val="1F2937"/>
-                <w:sz w:val="17"/>
-                <w:szCs w:val="17"/>
-              </w:rPr>
-              <w:t xml:space="preserve">₹4 lakh</w:t>
-            </w:r>
-          </w:p>
-        </w:tc>
-        <w:tc>
-          <w:tcPr>
-            <w:tcW w:type="dxa" w:w="2200"/>
-            <w:tcBorders>
-              <w:top w:val="single" w:color="CBD5E1" w:sz="4"/>
-              <w:left w:val="single" w:color="CBD5E1" w:sz="4"/>
-              <w:bottom w:val="single" w:color="CBD5E1" w:sz="4"/>
-              <w:right w:val="single" w:color="CBD5E1" w:sz="4"/>
-            </w:tcBorders>
-            <w:shd w:fill="E6F4F3" w:color="auto" w:val="clear"/>
-            <w:tcMar>
-              <w:top w:type="dxa" w:w="70"/>
-              <w:left w:type="dxa" w:w="120"/>
-              <w:bottom w:type="dxa" w:w="70"/>
-              <w:right w:type="dxa" w:w="120"/>
-            </w:tcMar>
-            <w:vAlign w:val="top"/>
-          </w:tcPr>
-          <w:p>
-            <w:pPr>
-              <w:spacing w:after="0" w:before="0" w:line="260"/>
+              <w:jc w:val="right"/>
             </w:pPr>
             <w:r>
               <w:rPr>
@@ -17024,7 +15889,7 @@
           <w:sz w:val="17"/>
           <w:szCs w:val="17"/>
         </w:rPr>
-        <w:t xml:space="preserve">Infrastructure includes the SMS gateway for deadline alerts. Figures exclude GST and are ±25% until scoped.</w:t>
+        <w:t xml:space="preserve">Infrastructure includes the SMS gateway for deadline alerts. Figures exclude GST.</w:t>
       </w:r>
     </w:p>
     <w:p>
@@ -17605,7 +16470,7 @@
                 <w:sz w:val="16"/>
                 <w:szCs w:val="16"/>
               </w:rPr>
-              <w:t xml:space="preserve">INDICATIVE COST</w:t>
+              <w:t xml:space="preserve">COST</w:t>
             </w:r>
           </w:p>
           <w:p>
@@ -17630,16 +16495,16 @@
                 <w:sz w:val="17"/>
                 <w:szCs w:val="17"/>
               </w:rPr>
-              <w:t xml:space="preserve">₹19–26.5 lakh</w:t>
-            </w:r>
-            <w:r>
-              <w:rPr>
-                <w:rFonts w:ascii="Arial" w:cs="Arial" w:eastAsia="Arial" w:hAnsi="Arial"/>
-                <w:color w:val="1F2937"/>
-                <w:sz w:val="17"/>
-                <w:szCs w:val="17"/>
-              </w:rPr>
-              <w:t xml:space="preserve">  ·  Recurring ₹4.5–5.5 lakh / yr</w:t>
+              <w:t xml:space="preserve">₹26.5 lakh</w:t>
+            </w:r>
+            <w:r>
+              <w:rPr>
+                <w:rFonts w:ascii="Arial" w:cs="Arial" w:eastAsia="Arial" w:hAnsi="Arial"/>
+                <w:color w:val="1F2937"/>
+                <w:sz w:val="17"/>
+                <w:szCs w:val="17"/>
+              </w:rPr>
+              <w:t xml:space="preserve">  ·  Recurring ₹5.5 lakh / yr</w:t>
             </w:r>
           </w:p>
         </w:tc>
@@ -19033,7 +17898,7 @@
           <w:sz w:val="26"/>
           <w:szCs w:val="26"/>
         </w:rPr>
-        <w:t xml:space="preserve">INDICATIVE COST</w:t>
+        <w:t xml:space="preserve">COST</w:t>
       </w:r>
     </w:p>
     <w:tbl>
@@ -19050,9 +17915,8 @@
         <w:tblLayout w:type="fixed"/>
       </w:tblPr>
       <w:tblGrid>
-        <w:gridCol w:w="5806"/>
-        <w:gridCol w:w="2200"/>
-        <w:gridCol w:w="2200"/>
+        <w:gridCol w:w="7806"/>
+        <w:gridCol w:w="2400"/>
       </w:tblGrid>
       <w:tr>
         <w:trPr>
@@ -19061,7 +17925,7 @@
         </w:trPr>
         <w:tc>
           <w:tcPr>
-            <w:tcW w:type="dxa" w:w="5806"/>
+            <w:tcW w:type="dxa" w:w="7806"/>
             <w:tcBorders>
               <w:top w:val="single" w:color="CBD5E1" w:sz="4"/>
               <w:left w:val="single" w:color="CBD5E1" w:sz="4"/>
@@ -19096,7 +17960,7 @@
         </w:tc>
         <w:tc>
           <w:tcPr>
-            <w:tcW w:type="dxa" w:w="2200"/>
+            <w:tcW w:type="dxa" w:w="2400"/>
             <w:tcBorders>
               <w:top w:val="single" w:color="CBD5E1" w:sz="4"/>
               <w:left w:val="single" w:color="CBD5E1" w:sz="4"/>
@@ -19115,6 +17979,7 @@
           <w:p>
             <w:pPr>
               <w:spacing w:after="0" w:before="0" w:line="260"/>
+              <w:jc w:val="right"/>
             </w:pPr>
             <w:r>
               <w:rPr>
@@ -19125,42 +17990,7 @@
                 <w:sz w:val="17"/>
                 <w:szCs w:val="17"/>
               </w:rPr>
-              <w:t xml:space="preserve">Low</w:t>
-            </w:r>
-          </w:p>
-        </w:tc>
-        <w:tc>
-          <w:tcPr>
-            <w:tcW w:type="dxa" w:w="2200"/>
-            <w:tcBorders>
-              <w:top w:val="single" w:color="CBD5E1" w:sz="4"/>
-              <w:left w:val="single" w:color="CBD5E1" w:sz="4"/>
-              <w:bottom w:val="single" w:color="CBD5E1" w:sz="4"/>
-              <w:right w:val="single" w:color="CBD5E1" w:sz="4"/>
-            </w:tcBorders>
-            <w:shd w:fill="1B2A44" w:color="auto" w:val="clear"/>
-            <w:tcMar>
-              <w:top w:type="dxa" w:w="60"/>
-              <w:left w:type="dxa" w:w="120"/>
-              <w:bottom w:type="dxa" w:w="60"/>
-              <w:right w:type="dxa" w:w="120"/>
-            </w:tcMar>
-            <w:vAlign w:val="top"/>
-          </w:tcPr>
-          <w:p>
-            <w:pPr>
-              <w:spacing w:after="0" w:before="0" w:line="260"/>
-            </w:pPr>
-            <w:r>
-              <w:rPr>
-                <w:rFonts w:ascii="Arial" w:cs="Arial" w:eastAsia="Arial" w:hAnsi="Arial"/>
-                <w:b/>
-                <w:bCs/>
-                <w:color w:val="FFFFFF"/>
-                <w:sz w:val="17"/>
-                <w:szCs w:val="17"/>
-              </w:rPr>
-              <w:t xml:space="preserve">High</w:t>
+              <w:t xml:space="preserve">Amount</w:t>
             </w:r>
           </w:p>
         </w:tc>
@@ -19171,7 +18001,7 @@
         </w:trPr>
         <w:tc>
           <w:tcPr>
-            <w:tcW w:type="dxa" w:w="5806"/>
+            <w:tcW w:type="dxa" w:w="7806"/>
             <w:tcBorders>
               <w:top w:val="single" w:color="CBD5E1" w:sz="4"/>
               <w:left w:val="single" w:color="CBD5E1" w:sz="4"/>
@@ -19203,56 +18033,25 @@
         </w:tc>
         <w:tc>
           <w:tcPr>
-            <w:tcW w:type="dxa" w:w="2200"/>
-            <w:tcBorders>
-              <w:top w:val="single" w:color="CBD5E1" w:sz="4"/>
-              <w:left w:val="single" w:color="CBD5E1" w:sz="4"/>
-              <w:bottom w:val="single" w:color="CBD5E1" w:sz="4"/>
-              <w:right w:val="single" w:color="CBD5E1" w:sz="4"/>
-            </w:tcBorders>
-            <w:tcMar>
-              <w:top w:type="dxa" w:w="70"/>
-              <w:left w:type="dxa" w:w="120"/>
-              <w:bottom w:type="dxa" w:w="70"/>
-              <w:right w:type="dxa" w:w="120"/>
-            </w:tcMar>
-            <w:vAlign w:val="top"/>
-          </w:tcPr>
-          <w:p>
-            <w:pPr>
-              <w:spacing w:after="0" w:before="0" w:line="260"/>
-            </w:pPr>
-            <w:r>
-              <w:rPr>
-                <w:rFonts w:ascii="Arial" w:cs="Arial" w:eastAsia="Arial" w:hAnsi="Arial"/>
-                <w:color w:val="1F2937"/>
-                <w:sz w:val="17"/>
-                <w:szCs w:val="17"/>
-              </w:rPr>
-              <w:t xml:space="preserve">₹10 lakh</w:t>
-            </w:r>
-          </w:p>
-        </w:tc>
-        <w:tc>
-          <w:tcPr>
-            <w:tcW w:type="dxa" w:w="2200"/>
-            <w:tcBorders>
-              <w:top w:val="single" w:color="CBD5E1" w:sz="4"/>
-              <w:left w:val="single" w:color="CBD5E1" w:sz="4"/>
-              <w:bottom w:val="single" w:color="CBD5E1" w:sz="4"/>
-              <w:right w:val="single" w:color="CBD5E1" w:sz="4"/>
-            </w:tcBorders>
-            <w:tcMar>
-              <w:top w:type="dxa" w:w="70"/>
-              <w:left w:type="dxa" w:w="120"/>
-              <w:bottom w:type="dxa" w:w="70"/>
-              <w:right w:type="dxa" w:w="120"/>
-            </w:tcMar>
-            <w:vAlign w:val="top"/>
-          </w:tcPr>
-          <w:p>
-            <w:pPr>
-              <w:spacing w:after="0" w:before="0" w:line="260"/>
+            <w:tcW w:type="dxa" w:w="2400"/>
+            <w:tcBorders>
+              <w:top w:val="single" w:color="CBD5E1" w:sz="4"/>
+              <w:left w:val="single" w:color="CBD5E1" w:sz="4"/>
+              <w:bottom w:val="single" w:color="CBD5E1" w:sz="4"/>
+              <w:right w:val="single" w:color="CBD5E1" w:sz="4"/>
+            </w:tcBorders>
+            <w:tcMar>
+              <w:top w:type="dxa" w:w="70"/>
+              <w:left w:type="dxa" w:w="120"/>
+              <w:bottom w:type="dxa" w:w="70"/>
+              <w:right w:type="dxa" w:w="120"/>
+            </w:tcMar>
+            <w:vAlign w:val="top"/>
+          </w:tcPr>
+          <w:p>
+            <w:pPr>
+              <w:spacing w:after="0" w:before="0" w:line="260"/>
+              <w:jc w:val="right"/>
             </w:pPr>
             <w:r>
               <w:rPr>
@@ -19272,7 +18071,7 @@
         </w:trPr>
         <w:tc>
           <w:tcPr>
-            <w:tcW w:type="dxa" w:w="5806"/>
+            <w:tcW w:type="dxa" w:w="7806"/>
             <w:tcBorders>
               <w:top w:val="single" w:color="CBD5E1" w:sz="4"/>
               <w:left w:val="single" w:color="CBD5E1" w:sz="4"/>
@@ -19304,56 +18103,25 @@
         </w:tc>
         <w:tc>
           <w:tcPr>
-            <w:tcW w:type="dxa" w:w="2200"/>
-            <w:tcBorders>
-              <w:top w:val="single" w:color="CBD5E1" w:sz="4"/>
-              <w:left w:val="single" w:color="CBD5E1" w:sz="4"/>
-              <w:bottom w:val="single" w:color="CBD5E1" w:sz="4"/>
-              <w:right w:val="single" w:color="CBD5E1" w:sz="4"/>
-            </w:tcBorders>
-            <w:tcMar>
-              <w:top w:type="dxa" w:w="70"/>
-              <w:left w:type="dxa" w:w="120"/>
-              <w:bottom w:type="dxa" w:w="70"/>
-              <w:right w:type="dxa" w:w="120"/>
-            </w:tcMar>
-            <w:vAlign w:val="top"/>
-          </w:tcPr>
-          <w:p>
-            <w:pPr>
-              <w:spacing w:after="0" w:before="0" w:line="260"/>
-            </w:pPr>
-            <w:r>
-              <w:rPr>
-                <w:rFonts w:ascii="Arial" w:cs="Arial" w:eastAsia="Arial" w:hAnsi="Arial"/>
-                <w:color w:val="1F2937"/>
-                <w:sz w:val="17"/>
-                <w:szCs w:val="17"/>
-              </w:rPr>
-              <w:t xml:space="preserve">₹9 lakh</w:t>
-            </w:r>
-          </w:p>
-        </w:tc>
-        <w:tc>
-          <w:tcPr>
-            <w:tcW w:type="dxa" w:w="2200"/>
-            <w:tcBorders>
-              <w:top w:val="single" w:color="CBD5E1" w:sz="4"/>
-              <w:left w:val="single" w:color="CBD5E1" w:sz="4"/>
-              <w:bottom w:val="single" w:color="CBD5E1" w:sz="4"/>
-              <w:right w:val="single" w:color="CBD5E1" w:sz="4"/>
-            </w:tcBorders>
-            <w:tcMar>
-              <w:top w:type="dxa" w:w="70"/>
-              <w:left w:type="dxa" w:w="120"/>
-              <w:bottom w:type="dxa" w:w="70"/>
-              <w:right w:type="dxa" w:w="120"/>
-            </w:tcMar>
-            <w:vAlign w:val="top"/>
-          </w:tcPr>
-          <w:p>
-            <w:pPr>
-              <w:spacing w:after="0" w:before="0" w:line="260"/>
+            <w:tcW w:type="dxa" w:w="2400"/>
+            <w:tcBorders>
+              <w:top w:val="single" w:color="CBD5E1" w:sz="4"/>
+              <w:left w:val="single" w:color="CBD5E1" w:sz="4"/>
+              <w:bottom w:val="single" w:color="CBD5E1" w:sz="4"/>
+              <w:right w:val="single" w:color="CBD5E1" w:sz="4"/>
+            </w:tcBorders>
+            <w:tcMar>
+              <w:top w:type="dxa" w:w="70"/>
+              <w:left w:type="dxa" w:w="120"/>
+              <w:bottom w:type="dxa" w:w="70"/>
+              <w:right w:type="dxa" w:w="120"/>
+            </w:tcMar>
+            <w:vAlign w:val="top"/>
+          </w:tcPr>
+          <w:p>
+            <w:pPr>
+              <w:spacing w:after="0" w:before="0" w:line="260"/>
+              <w:jc w:val="right"/>
             </w:pPr>
             <w:r>
               <w:rPr>
@@ -19373,7 +18141,7 @@
         </w:trPr>
         <w:tc>
           <w:tcPr>
-            <w:tcW w:type="dxa" w:w="5806"/>
+            <w:tcW w:type="dxa" w:w="7806"/>
             <w:tcBorders>
               <w:top w:val="single" w:color="CBD5E1" w:sz="4"/>
               <w:left w:val="single" w:color="CBD5E1" w:sz="4"/>
@@ -19408,7 +18176,7 @@
         </w:tc>
         <w:tc>
           <w:tcPr>
-            <w:tcW w:type="dxa" w:w="2200"/>
+            <w:tcW w:type="dxa" w:w="2400"/>
             <w:tcBorders>
               <w:top w:val="single" w:color="CBD5E1" w:sz="4"/>
               <w:left w:val="single" w:color="CBD5E1" w:sz="4"/>
@@ -19427,41 +18195,7 @@
           <w:p>
             <w:pPr>
               <w:spacing w:after="0" w:before="0" w:line="260"/>
-            </w:pPr>
-            <w:r>
-              <w:rPr>
-                <w:rFonts w:ascii="Arial" w:cs="Arial" w:eastAsia="Arial" w:hAnsi="Arial"/>
-                <w:b/>
-                <w:bCs/>
-                <w:color w:val="1F2937"/>
-                <w:sz w:val="17"/>
-                <w:szCs w:val="17"/>
-              </w:rPr>
-              <w:t xml:space="preserve">₹19 lakh</w:t>
-            </w:r>
-          </w:p>
-        </w:tc>
-        <w:tc>
-          <w:tcPr>
-            <w:tcW w:type="dxa" w:w="2200"/>
-            <w:tcBorders>
-              <w:top w:val="single" w:color="CBD5E1" w:sz="4"/>
-              <w:left w:val="single" w:color="CBD5E1" w:sz="4"/>
-              <w:bottom w:val="single" w:color="CBD5E1" w:sz="4"/>
-              <w:right w:val="single" w:color="CBD5E1" w:sz="4"/>
-            </w:tcBorders>
-            <w:shd w:fill="E6F4F3" w:color="auto" w:val="clear"/>
-            <w:tcMar>
-              <w:top w:type="dxa" w:w="70"/>
-              <w:left w:type="dxa" w:w="120"/>
-              <w:bottom w:type="dxa" w:w="70"/>
-              <w:right w:type="dxa" w:w="120"/>
-            </w:tcMar>
-            <w:vAlign w:val="top"/>
-          </w:tcPr>
-          <w:p>
-            <w:pPr>
-              <w:spacing w:after="0" w:before="0" w:line="260"/>
+              <w:jc w:val="right"/>
             </w:pPr>
             <w:r>
               <w:rPr>
@@ -19483,7 +18217,7 @@
         </w:trPr>
         <w:tc>
           <w:tcPr>
-            <w:tcW w:type="dxa" w:w="5806"/>
+            <w:tcW w:type="dxa" w:w="7806"/>
             <w:tcBorders>
               <w:top w:val="single" w:color="CBD5E1" w:sz="4"/>
               <w:left w:val="single" w:color="CBD5E1" w:sz="4"/>
@@ -19515,56 +18249,25 @@
         </w:tc>
         <w:tc>
           <w:tcPr>
-            <w:tcW w:type="dxa" w:w="2200"/>
-            <w:tcBorders>
-              <w:top w:val="single" w:color="CBD5E1" w:sz="4"/>
-              <w:left w:val="single" w:color="CBD5E1" w:sz="4"/>
-              <w:bottom w:val="single" w:color="CBD5E1" w:sz="4"/>
-              <w:right w:val="single" w:color="CBD5E1" w:sz="4"/>
-            </w:tcBorders>
-            <w:tcMar>
-              <w:top w:type="dxa" w:w="70"/>
-              <w:left w:type="dxa" w:w="120"/>
-              <w:bottom w:type="dxa" w:w="70"/>
-              <w:right w:type="dxa" w:w="120"/>
-            </w:tcMar>
-            <w:vAlign w:val="top"/>
-          </w:tcPr>
-          <w:p>
-            <w:pPr>
-              <w:spacing w:after="0" w:before="0" w:line="260"/>
-            </w:pPr>
-            <w:r>
-              <w:rPr>
-                <w:rFonts w:ascii="Arial" w:cs="Arial" w:eastAsia="Arial" w:hAnsi="Arial"/>
-                <w:color w:val="1F2937"/>
-                <w:sz w:val="17"/>
-                <w:szCs w:val="17"/>
-              </w:rPr>
-              <w:t xml:space="preserve">₹2 lakh</w:t>
-            </w:r>
-          </w:p>
-        </w:tc>
-        <w:tc>
-          <w:tcPr>
-            <w:tcW w:type="dxa" w:w="2200"/>
-            <w:tcBorders>
-              <w:top w:val="single" w:color="CBD5E1" w:sz="4"/>
-              <w:left w:val="single" w:color="CBD5E1" w:sz="4"/>
-              <w:bottom w:val="single" w:color="CBD5E1" w:sz="4"/>
-              <w:right w:val="single" w:color="CBD5E1" w:sz="4"/>
-            </w:tcBorders>
-            <w:tcMar>
-              <w:top w:type="dxa" w:w="70"/>
-              <w:left w:type="dxa" w:w="120"/>
-              <w:bottom w:type="dxa" w:w="70"/>
-              <w:right w:type="dxa" w:w="120"/>
-            </w:tcMar>
-            <w:vAlign w:val="top"/>
-          </w:tcPr>
-          <w:p>
-            <w:pPr>
-              <w:spacing w:after="0" w:before="0" w:line="260"/>
+            <w:tcW w:type="dxa" w:w="2400"/>
+            <w:tcBorders>
+              <w:top w:val="single" w:color="CBD5E1" w:sz="4"/>
+              <w:left w:val="single" w:color="CBD5E1" w:sz="4"/>
+              <w:bottom w:val="single" w:color="CBD5E1" w:sz="4"/>
+              <w:right w:val="single" w:color="CBD5E1" w:sz="4"/>
+            </w:tcBorders>
+            <w:tcMar>
+              <w:top w:type="dxa" w:w="70"/>
+              <w:left w:type="dxa" w:w="120"/>
+              <w:bottom w:type="dxa" w:w="70"/>
+              <w:right w:type="dxa" w:w="120"/>
+            </w:tcMar>
+            <w:vAlign w:val="top"/>
+          </w:tcPr>
+          <w:p>
+            <w:pPr>
+              <w:spacing w:after="0" w:before="0" w:line="260"/>
+              <w:jc w:val="right"/>
             </w:pPr>
             <w:r>
               <w:rPr>
@@ -19584,7 +18287,7 @@
         </w:trPr>
         <w:tc>
           <w:tcPr>
-            <w:tcW w:type="dxa" w:w="5806"/>
+            <w:tcW w:type="dxa" w:w="7806"/>
             <w:tcBorders>
               <w:top w:val="single" w:color="CBD5E1" w:sz="4"/>
               <w:left w:val="single" w:color="CBD5E1" w:sz="4"/>
@@ -19616,56 +18319,25 @@
         </w:tc>
         <w:tc>
           <w:tcPr>
-            <w:tcW w:type="dxa" w:w="2200"/>
-            <w:tcBorders>
-              <w:top w:val="single" w:color="CBD5E1" w:sz="4"/>
-              <w:left w:val="single" w:color="CBD5E1" w:sz="4"/>
-              <w:bottom w:val="single" w:color="CBD5E1" w:sz="4"/>
-              <w:right w:val="single" w:color="CBD5E1" w:sz="4"/>
-            </w:tcBorders>
-            <w:tcMar>
-              <w:top w:type="dxa" w:w="70"/>
-              <w:left w:type="dxa" w:w="120"/>
-              <w:bottom w:type="dxa" w:w="70"/>
-              <w:right w:type="dxa" w:w="120"/>
-            </w:tcMar>
-            <w:vAlign w:val="top"/>
-          </w:tcPr>
-          <w:p>
-            <w:pPr>
-              <w:spacing w:after="0" w:before="0" w:line="260"/>
-            </w:pPr>
-            <w:r>
-              <w:rPr>
-                <w:rFonts w:ascii="Arial" w:cs="Arial" w:eastAsia="Arial" w:hAnsi="Arial"/>
-                <w:color w:val="1F2937"/>
-                <w:sz w:val="17"/>
-                <w:szCs w:val="17"/>
-              </w:rPr>
-              <w:t xml:space="preserve">₹2.5 lakh</w:t>
-            </w:r>
-          </w:p>
-        </w:tc>
-        <w:tc>
-          <w:tcPr>
-            <w:tcW w:type="dxa" w:w="2200"/>
-            <w:tcBorders>
-              <w:top w:val="single" w:color="CBD5E1" w:sz="4"/>
-              <w:left w:val="single" w:color="CBD5E1" w:sz="4"/>
-              <w:bottom w:val="single" w:color="CBD5E1" w:sz="4"/>
-              <w:right w:val="single" w:color="CBD5E1" w:sz="4"/>
-            </w:tcBorders>
-            <w:tcMar>
-              <w:top w:type="dxa" w:w="70"/>
-              <w:left w:type="dxa" w:w="120"/>
-              <w:bottom w:type="dxa" w:w="70"/>
-              <w:right w:type="dxa" w:w="120"/>
-            </w:tcMar>
-            <w:vAlign w:val="top"/>
-          </w:tcPr>
-          <w:p>
-            <w:pPr>
-              <w:spacing w:after="0" w:before="0" w:line="260"/>
+            <w:tcW w:type="dxa" w:w="2400"/>
+            <w:tcBorders>
+              <w:top w:val="single" w:color="CBD5E1" w:sz="4"/>
+              <w:left w:val="single" w:color="CBD5E1" w:sz="4"/>
+              <w:bottom w:val="single" w:color="CBD5E1" w:sz="4"/>
+              <w:right w:val="single" w:color="CBD5E1" w:sz="4"/>
+            </w:tcBorders>
+            <w:tcMar>
+              <w:top w:type="dxa" w:w="70"/>
+              <w:left w:type="dxa" w:w="120"/>
+              <w:bottom w:type="dxa" w:w="70"/>
+              <w:right w:type="dxa" w:w="120"/>
+            </w:tcMar>
+            <w:vAlign w:val="top"/>
+          </w:tcPr>
+          <w:p>
+            <w:pPr>
+              <w:spacing w:after="0" w:before="0" w:line="260"/>
+              <w:jc w:val="right"/>
             </w:pPr>
             <w:r>
               <w:rPr>
@@ -19685,7 +18357,7 @@
         </w:trPr>
         <w:tc>
           <w:tcPr>
-            <w:tcW w:type="dxa" w:w="5806"/>
+            <w:tcW w:type="dxa" w:w="7806"/>
             <w:tcBorders>
               <w:top w:val="single" w:color="CBD5E1" w:sz="4"/>
               <w:left w:val="single" w:color="CBD5E1" w:sz="4"/>
@@ -19720,7 +18392,7 @@
         </w:tc>
         <w:tc>
           <w:tcPr>
-            <w:tcW w:type="dxa" w:w="2200"/>
+            <w:tcW w:type="dxa" w:w="2400"/>
             <w:tcBorders>
               <w:top w:val="single" w:color="CBD5E1" w:sz="4"/>
               <w:left w:val="single" w:color="CBD5E1" w:sz="4"/>
@@ -19739,41 +18411,7 @@
           <w:p>
             <w:pPr>
               <w:spacing w:after="0" w:before="0" w:line="260"/>
-            </w:pPr>
-            <w:r>
-              <w:rPr>
-                <w:rFonts w:ascii="Arial" w:cs="Arial" w:eastAsia="Arial" w:hAnsi="Arial"/>
-                <w:b/>
-                <w:bCs/>
-                <w:color w:val="1F2937"/>
-                <w:sz w:val="17"/>
-                <w:szCs w:val="17"/>
-              </w:rPr>
-              <w:t xml:space="preserve">₹4.5 lakh</w:t>
-            </w:r>
-          </w:p>
-        </w:tc>
-        <w:tc>
-          <w:tcPr>
-            <w:tcW w:type="dxa" w:w="2200"/>
-            <w:tcBorders>
-              <w:top w:val="single" w:color="CBD5E1" w:sz="4"/>
-              <w:left w:val="single" w:color="CBD5E1" w:sz="4"/>
-              <w:bottom w:val="single" w:color="CBD5E1" w:sz="4"/>
-              <w:right w:val="single" w:color="CBD5E1" w:sz="4"/>
-            </w:tcBorders>
-            <w:shd w:fill="E6F4F3" w:color="auto" w:val="clear"/>
-            <w:tcMar>
-              <w:top w:type="dxa" w:w="70"/>
-              <w:left w:type="dxa" w:w="120"/>
-              <w:bottom w:type="dxa" w:w="70"/>
-              <w:right w:type="dxa" w:w="120"/>
-            </w:tcMar>
-            <w:vAlign w:val="top"/>
-          </w:tcPr>
-          <w:p>
-            <w:pPr>
-              <w:spacing w:after="0" w:before="0" w:line="260"/>
+              <w:jc w:val="right"/>
             </w:pPr>
             <w:r>
               <w:rPr>
@@ -19803,7 +18441,7 @@
           <w:sz w:val="17"/>
           <w:szCs w:val="17"/>
         </w:rPr>
-        <w:t xml:space="preserve">Includes scanning and OCR of up to ~800 past DPRs. Figures exclude GST and are ±25% until scoped.</w:t>
+        <w:t xml:space="preserve">Includes scanning and OCR of up to ~800 past DPRs. Figures exclude GST.</w:t>
       </w:r>
     </w:p>
     <w:p>
@@ -20384,7 +19022,7 @@
                 <w:sz w:val="16"/>
                 <w:szCs w:val="16"/>
               </w:rPr>
-              <w:t xml:space="preserve">INDICATIVE COST</w:t>
+              <w:t xml:space="preserve">COST</w:t>
             </w:r>
           </w:p>
           <w:p>
@@ -20409,16 +19047,16 @@
                 <w:sz w:val="17"/>
                 <w:szCs w:val="17"/>
               </w:rPr>
-              <w:t xml:space="preserve">₹7.5–11.5 lakh</w:t>
-            </w:r>
-            <w:r>
-              <w:rPr>
-                <w:rFonts w:ascii="Arial" w:cs="Arial" w:eastAsia="Arial" w:hAnsi="Arial"/>
-                <w:color w:val="1F2937"/>
-                <w:sz w:val="17"/>
-                <w:szCs w:val="17"/>
-              </w:rPr>
-              <w:t xml:space="preserve">  ·  Recurring ₹2–3.5 lakh / yr</w:t>
+              <w:t xml:space="preserve">₹11.5 lakh</w:t>
+            </w:r>
+            <w:r>
+              <w:rPr>
+                <w:rFonts w:ascii="Arial" w:cs="Arial" w:eastAsia="Arial" w:hAnsi="Arial"/>
+                <w:color w:val="1F2937"/>
+                <w:sz w:val="17"/>
+                <w:szCs w:val="17"/>
+              </w:rPr>
+              <w:t xml:space="preserve">  ·  Recurring ₹3.5 lakh / yr</w:t>
             </w:r>
           </w:p>
         </w:tc>
@@ -21812,7 +20450,7 @@
           <w:sz w:val="26"/>
           <w:szCs w:val="26"/>
         </w:rPr>
-        <w:t xml:space="preserve">INDICATIVE COST</w:t>
+        <w:t xml:space="preserve">COST</w:t>
       </w:r>
     </w:p>
     <w:tbl>
@@ -21829,9 +20467,8 @@
         <w:tblLayout w:type="fixed"/>
       </w:tblPr>
       <w:tblGrid>
-        <w:gridCol w:w="5806"/>
-        <w:gridCol w:w="2200"/>
-        <w:gridCol w:w="2200"/>
+        <w:gridCol w:w="7806"/>
+        <w:gridCol w:w="2400"/>
       </w:tblGrid>
       <w:tr>
         <w:trPr>
@@ -21840,7 +20477,7 @@
         </w:trPr>
         <w:tc>
           <w:tcPr>
-            <w:tcW w:type="dxa" w:w="5806"/>
+            <w:tcW w:type="dxa" w:w="7806"/>
             <w:tcBorders>
               <w:top w:val="single" w:color="CBD5E1" w:sz="4"/>
               <w:left w:val="single" w:color="CBD5E1" w:sz="4"/>
@@ -21875,7 +20512,7 @@
         </w:tc>
         <w:tc>
           <w:tcPr>
-            <w:tcW w:type="dxa" w:w="2200"/>
+            <w:tcW w:type="dxa" w:w="2400"/>
             <w:tcBorders>
               <w:top w:val="single" w:color="CBD5E1" w:sz="4"/>
               <w:left w:val="single" w:color="CBD5E1" w:sz="4"/>
@@ -21894,6 +20531,7 @@
           <w:p>
             <w:pPr>
               <w:spacing w:after="0" w:before="0" w:line="260"/>
+              <w:jc w:val="right"/>
             </w:pPr>
             <w:r>
               <w:rPr>
@@ -21904,42 +20542,7 @@
                 <w:sz w:val="17"/>
                 <w:szCs w:val="17"/>
               </w:rPr>
-              <w:t xml:space="preserve">Low</w:t>
-            </w:r>
-          </w:p>
-        </w:tc>
-        <w:tc>
-          <w:tcPr>
-            <w:tcW w:type="dxa" w:w="2200"/>
-            <w:tcBorders>
-              <w:top w:val="single" w:color="CBD5E1" w:sz="4"/>
-              <w:left w:val="single" w:color="CBD5E1" w:sz="4"/>
-              <w:bottom w:val="single" w:color="CBD5E1" w:sz="4"/>
-              <w:right w:val="single" w:color="CBD5E1" w:sz="4"/>
-            </w:tcBorders>
-            <w:shd w:fill="1B2A44" w:color="auto" w:val="clear"/>
-            <w:tcMar>
-              <w:top w:type="dxa" w:w="60"/>
-              <w:left w:type="dxa" w:w="120"/>
-              <w:bottom w:type="dxa" w:w="60"/>
-              <w:right w:type="dxa" w:w="120"/>
-            </w:tcMar>
-            <w:vAlign w:val="top"/>
-          </w:tcPr>
-          <w:p>
-            <w:pPr>
-              <w:spacing w:after="0" w:before="0" w:line="260"/>
-            </w:pPr>
-            <w:r>
-              <w:rPr>
-                <w:rFonts w:ascii="Arial" w:cs="Arial" w:eastAsia="Arial" w:hAnsi="Arial"/>
-                <w:b/>
-                <w:bCs/>
-                <w:color w:val="FFFFFF"/>
-                <w:sz w:val="17"/>
-                <w:szCs w:val="17"/>
-              </w:rPr>
-              <w:t xml:space="preserve">High</w:t>
+              <w:t xml:space="preserve">Amount</w:t>
             </w:r>
           </w:p>
         </w:tc>
@@ -21950,7 +20553,7 @@
         </w:trPr>
         <w:tc>
           <w:tcPr>
-            <w:tcW w:type="dxa" w:w="5806"/>
+            <w:tcW w:type="dxa" w:w="7806"/>
             <w:tcBorders>
               <w:top w:val="single" w:color="CBD5E1" w:sz="4"/>
               <w:left w:val="single" w:color="CBD5E1" w:sz="4"/>
@@ -21982,56 +20585,25 @@
         </w:tc>
         <w:tc>
           <w:tcPr>
-            <w:tcW w:type="dxa" w:w="2200"/>
-            <w:tcBorders>
-              <w:top w:val="single" w:color="CBD5E1" w:sz="4"/>
-              <w:left w:val="single" w:color="CBD5E1" w:sz="4"/>
-              <w:bottom w:val="single" w:color="CBD5E1" w:sz="4"/>
-              <w:right w:val="single" w:color="CBD5E1" w:sz="4"/>
-            </w:tcBorders>
-            <w:tcMar>
-              <w:top w:type="dxa" w:w="70"/>
-              <w:left w:type="dxa" w:w="120"/>
-              <w:bottom w:type="dxa" w:w="70"/>
-              <w:right w:type="dxa" w:w="120"/>
-            </w:tcMar>
-            <w:vAlign w:val="top"/>
-          </w:tcPr>
-          <w:p>
-            <w:pPr>
-              <w:spacing w:after="0" w:before="0" w:line="260"/>
-            </w:pPr>
-            <w:r>
-              <w:rPr>
-                <w:rFonts w:ascii="Arial" w:cs="Arial" w:eastAsia="Arial" w:hAnsi="Arial"/>
-                <w:color w:val="1F2937"/>
-                <w:sz w:val="17"/>
-                <w:szCs w:val="17"/>
-              </w:rPr>
-              <w:t xml:space="preserve">₹2.5 lakh</w:t>
-            </w:r>
-          </w:p>
-        </w:tc>
-        <w:tc>
-          <w:tcPr>
-            <w:tcW w:type="dxa" w:w="2200"/>
-            <w:tcBorders>
-              <w:top w:val="single" w:color="CBD5E1" w:sz="4"/>
-              <w:left w:val="single" w:color="CBD5E1" w:sz="4"/>
-              <w:bottom w:val="single" w:color="CBD5E1" w:sz="4"/>
-              <w:right w:val="single" w:color="CBD5E1" w:sz="4"/>
-            </w:tcBorders>
-            <w:tcMar>
-              <w:top w:type="dxa" w:w="70"/>
-              <w:left w:type="dxa" w:w="120"/>
-              <w:bottom w:type="dxa" w:w="70"/>
-              <w:right w:type="dxa" w:w="120"/>
-            </w:tcMar>
-            <w:vAlign w:val="top"/>
-          </w:tcPr>
-          <w:p>
-            <w:pPr>
-              <w:spacing w:after="0" w:before="0" w:line="260"/>
+            <w:tcW w:type="dxa" w:w="2400"/>
+            <w:tcBorders>
+              <w:top w:val="single" w:color="CBD5E1" w:sz="4"/>
+              <w:left w:val="single" w:color="CBD5E1" w:sz="4"/>
+              <w:bottom w:val="single" w:color="CBD5E1" w:sz="4"/>
+              <w:right w:val="single" w:color="CBD5E1" w:sz="4"/>
+            </w:tcBorders>
+            <w:tcMar>
+              <w:top w:type="dxa" w:w="70"/>
+              <w:left w:type="dxa" w:w="120"/>
+              <w:bottom w:type="dxa" w:w="70"/>
+              <w:right w:type="dxa" w:w="120"/>
+            </w:tcMar>
+            <w:vAlign w:val="top"/>
+          </w:tcPr>
+          <w:p>
+            <w:pPr>
+              <w:spacing w:after="0" w:before="0" w:line="260"/>
+              <w:jc w:val="right"/>
             </w:pPr>
             <w:r>
               <w:rPr>
@@ -22051,7 +20623,7 @@
         </w:trPr>
         <w:tc>
           <w:tcPr>
-            <w:tcW w:type="dxa" w:w="5806"/>
+            <w:tcW w:type="dxa" w:w="7806"/>
             <w:tcBorders>
               <w:top w:val="single" w:color="CBD5E1" w:sz="4"/>
               <w:left w:val="single" w:color="CBD5E1" w:sz="4"/>
@@ -22083,56 +20655,25 @@
         </w:tc>
         <w:tc>
           <w:tcPr>
-            <w:tcW w:type="dxa" w:w="2200"/>
-            <w:tcBorders>
-              <w:top w:val="single" w:color="CBD5E1" w:sz="4"/>
-              <w:left w:val="single" w:color="CBD5E1" w:sz="4"/>
-              <w:bottom w:val="single" w:color="CBD5E1" w:sz="4"/>
-              <w:right w:val="single" w:color="CBD5E1" w:sz="4"/>
-            </w:tcBorders>
-            <w:tcMar>
-              <w:top w:type="dxa" w:w="70"/>
-              <w:left w:type="dxa" w:w="120"/>
-              <w:bottom w:type="dxa" w:w="70"/>
-              <w:right w:type="dxa" w:w="120"/>
-            </w:tcMar>
-            <w:vAlign w:val="top"/>
-          </w:tcPr>
-          <w:p>
-            <w:pPr>
-              <w:spacing w:after="0" w:before="0" w:line="260"/>
-            </w:pPr>
-            <w:r>
-              <w:rPr>
-                <w:rFonts w:ascii="Arial" w:cs="Arial" w:eastAsia="Arial" w:hAnsi="Arial"/>
-                <w:color w:val="1F2937"/>
-                <w:sz w:val="17"/>
-                <w:szCs w:val="17"/>
-              </w:rPr>
-              <w:t xml:space="preserve">₹5 lakh</w:t>
-            </w:r>
-          </w:p>
-        </w:tc>
-        <w:tc>
-          <w:tcPr>
-            <w:tcW w:type="dxa" w:w="2200"/>
-            <w:tcBorders>
-              <w:top w:val="single" w:color="CBD5E1" w:sz="4"/>
-              <w:left w:val="single" w:color="CBD5E1" w:sz="4"/>
-              <w:bottom w:val="single" w:color="CBD5E1" w:sz="4"/>
-              <w:right w:val="single" w:color="CBD5E1" w:sz="4"/>
-            </w:tcBorders>
-            <w:tcMar>
-              <w:top w:type="dxa" w:w="70"/>
-              <w:left w:type="dxa" w:w="120"/>
-              <w:bottom w:type="dxa" w:w="70"/>
-              <w:right w:type="dxa" w:w="120"/>
-            </w:tcMar>
-            <w:vAlign w:val="top"/>
-          </w:tcPr>
-          <w:p>
-            <w:pPr>
-              <w:spacing w:after="0" w:before="0" w:line="260"/>
+            <w:tcW w:type="dxa" w:w="2400"/>
+            <w:tcBorders>
+              <w:top w:val="single" w:color="CBD5E1" w:sz="4"/>
+              <w:left w:val="single" w:color="CBD5E1" w:sz="4"/>
+              <w:bottom w:val="single" w:color="CBD5E1" w:sz="4"/>
+              <w:right w:val="single" w:color="CBD5E1" w:sz="4"/>
+            </w:tcBorders>
+            <w:tcMar>
+              <w:top w:type="dxa" w:w="70"/>
+              <w:left w:type="dxa" w:w="120"/>
+              <w:bottom w:type="dxa" w:w="70"/>
+              <w:right w:type="dxa" w:w="120"/>
+            </w:tcMar>
+            <w:vAlign w:val="top"/>
+          </w:tcPr>
+          <w:p>
+            <w:pPr>
+              <w:spacing w:after="0" w:before="0" w:line="260"/>
+              <w:jc w:val="right"/>
             </w:pPr>
             <w:r>
               <w:rPr>
@@ -22152,7 +20693,7 @@
         </w:trPr>
         <w:tc>
           <w:tcPr>
-            <w:tcW w:type="dxa" w:w="5806"/>
+            <w:tcW w:type="dxa" w:w="7806"/>
             <w:tcBorders>
               <w:top w:val="single" w:color="CBD5E1" w:sz="4"/>
               <w:left w:val="single" w:color="CBD5E1" w:sz="4"/>
@@ -22187,7 +20728,7 @@
         </w:tc>
         <w:tc>
           <w:tcPr>
-            <w:tcW w:type="dxa" w:w="2200"/>
+            <w:tcW w:type="dxa" w:w="2400"/>
             <w:tcBorders>
               <w:top w:val="single" w:color="CBD5E1" w:sz="4"/>
               <w:left w:val="single" w:color="CBD5E1" w:sz="4"/>
@@ -22206,41 +20747,7 @@
           <w:p>
             <w:pPr>
               <w:spacing w:after="0" w:before="0" w:line="260"/>
-            </w:pPr>
-            <w:r>
-              <w:rPr>
-                <w:rFonts w:ascii="Arial" w:cs="Arial" w:eastAsia="Arial" w:hAnsi="Arial"/>
-                <w:b/>
-                <w:bCs/>
-                <w:color w:val="1F2937"/>
-                <w:sz w:val="17"/>
-                <w:szCs w:val="17"/>
-              </w:rPr>
-              <w:t xml:space="preserve">₹7.5 lakh</w:t>
-            </w:r>
-          </w:p>
-        </w:tc>
-        <w:tc>
-          <w:tcPr>
-            <w:tcW w:type="dxa" w:w="2200"/>
-            <w:tcBorders>
-              <w:top w:val="single" w:color="CBD5E1" w:sz="4"/>
-              <w:left w:val="single" w:color="CBD5E1" w:sz="4"/>
-              <w:bottom w:val="single" w:color="CBD5E1" w:sz="4"/>
-              <w:right w:val="single" w:color="CBD5E1" w:sz="4"/>
-            </w:tcBorders>
-            <w:shd w:fill="E6F4F3" w:color="auto" w:val="clear"/>
-            <w:tcMar>
-              <w:top w:type="dxa" w:w="70"/>
-              <w:left w:type="dxa" w:w="120"/>
-              <w:bottom w:type="dxa" w:w="70"/>
-              <w:right w:type="dxa" w:w="120"/>
-            </w:tcMar>
-            <w:vAlign w:val="top"/>
-          </w:tcPr>
-          <w:p>
-            <w:pPr>
-              <w:spacing w:after="0" w:before="0" w:line="260"/>
+              <w:jc w:val="right"/>
             </w:pPr>
             <w:r>
               <w:rPr>
@@ -22262,7 +20769,7 @@
         </w:trPr>
         <w:tc>
           <w:tcPr>
-            <w:tcW w:type="dxa" w:w="5806"/>
+            <w:tcW w:type="dxa" w:w="7806"/>
             <w:tcBorders>
               <w:top w:val="single" w:color="CBD5E1" w:sz="4"/>
               <w:left w:val="single" w:color="CBD5E1" w:sz="4"/>
@@ -22294,56 +20801,25 @@
         </w:tc>
         <w:tc>
           <w:tcPr>
-            <w:tcW w:type="dxa" w:w="2200"/>
-            <w:tcBorders>
-              <w:top w:val="single" w:color="CBD5E1" w:sz="4"/>
-              <w:left w:val="single" w:color="CBD5E1" w:sz="4"/>
-              <w:bottom w:val="single" w:color="CBD5E1" w:sz="4"/>
-              <w:right w:val="single" w:color="CBD5E1" w:sz="4"/>
-            </w:tcBorders>
-            <w:tcMar>
-              <w:top w:type="dxa" w:w="70"/>
-              <w:left w:type="dxa" w:w="120"/>
-              <w:bottom w:type="dxa" w:w="70"/>
-              <w:right w:type="dxa" w:w="120"/>
-            </w:tcMar>
-            <w:vAlign w:val="top"/>
-          </w:tcPr>
-          <w:p>
-            <w:pPr>
-              <w:spacing w:after="0" w:before="0" w:line="260"/>
-            </w:pPr>
-            <w:r>
-              <w:rPr>
-                <w:rFonts w:ascii="Arial" w:cs="Arial" w:eastAsia="Arial" w:hAnsi="Arial"/>
-                <w:color w:val="1F2937"/>
-                <w:sz w:val="17"/>
-                <w:szCs w:val="17"/>
-              </w:rPr>
-              <w:t xml:space="preserve">₹0.5 lakh</w:t>
-            </w:r>
-          </w:p>
-        </w:tc>
-        <w:tc>
-          <w:tcPr>
-            <w:tcW w:type="dxa" w:w="2200"/>
-            <w:tcBorders>
-              <w:top w:val="single" w:color="CBD5E1" w:sz="4"/>
-              <w:left w:val="single" w:color="CBD5E1" w:sz="4"/>
-              <w:bottom w:val="single" w:color="CBD5E1" w:sz="4"/>
-              <w:right w:val="single" w:color="CBD5E1" w:sz="4"/>
-            </w:tcBorders>
-            <w:tcMar>
-              <w:top w:type="dxa" w:w="70"/>
-              <w:left w:type="dxa" w:w="120"/>
-              <w:bottom w:type="dxa" w:w="70"/>
-              <w:right w:type="dxa" w:w="120"/>
-            </w:tcMar>
-            <w:vAlign w:val="top"/>
-          </w:tcPr>
-          <w:p>
-            <w:pPr>
-              <w:spacing w:after="0" w:before="0" w:line="260"/>
+            <w:tcW w:type="dxa" w:w="2400"/>
+            <w:tcBorders>
+              <w:top w:val="single" w:color="CBD5E1" w:sz="4"/>
+              <w:left w:val="single" w:color="CBD5E1" w:sz="4"/>
+              <w:bottom w:val="single" w:color="CBD5E1" w:sz="4"/>
+              <w:right w:val="single" w:color="CBD5E1" w:sz="4"/>
+            </w:tcBorders>
+            <w:tcMar>
+              <w:top w:type="dxa" w:w="70"/>
+              <w:left w:type="dxa" w:w="120"/>
+              <w:bottom w:type="dxa" w:w="70"/>
+              <w:right w:type="dxa" w:w="120"/>
+            </w:tcMar>
+            <w:vAlign w:val="top"/>
+          </w:tcPr>
+          <w:p>
+            <w:pPr>
+              <w:spacing w:after="0" w:before="0" w:line="260"/>
+              <w:jc w:val="right"/>
             </w:pPr>
             <w:r>
               <w:rPr>
@@ -22363,7 +20839,7 @@
         </w:trPr>
         <w:tc>
           <w:tcPr>
-            <w:tcW w:type="dxa" w:w="5806"/>
+            <w:tcW w:type="dxa" w:w="7806"/>
             <w:tcBorders>
               <w:top w:val="single" w:color="CBD5E1" w:sz="4"/>
               <w:left w:val="single" w:color="CBD5E1" w:sz="4"/>
@@ -22395,56 +20871,25 @@
         </w:tc>
         <w:tc>
           <w:tcPr>
-            <w:tcW w:type="dxa" w:w="2200"/>
-            <w:tcBorders>
-              <w:top w:val="single" w:color="CBD5E1" w:sz="4"/>
-              <w:left w:val="single" w:color="CBD5E1" w:sz="4"/>
-              <w:bottom w:val="single" w:color="CBD5E1" w:sz="4"/>
-              <w:right w:val="single" w:color="CBD5E1" w:sz="4"/>
-            </w:tcBorders>
-            <w:tcMar>
-              <w:top w:type="dxa" w:w="70"/>
-              <w:left w:type="dxa" w:w="120"/>
-              <w:bottom w:type="dxa" w:w="70"/>
-              <w:right w:type="dxa" w:w="120"/>
-            </w:tcMar>
-            <w:vAlign w:val="top"/>
-          </w:tcPr>
-          <w:p>
-            <w:pPr>
-              <w:spacing w:after="0" w:before="0" w:line="260"/>
-            </w:pPr>
-            <w:r>
-              <w:rPr>
-                <w:rFonts w:ascii="Arial" w:cs="Arial" w:eastAsia="Arial" w:hAnsi="Arial"/>
-                <w:color w:val="1F2937"/>
-                <w:sz w:val="17"/>
-                <w:szCs w:val="17"/>
-              </w:rPr>
-              <w:t xml:space="preserve">₹1.5 lakh</w:t>
-            </w:r>
-          </w:p>
-        </w:tc>
-        <w:tc>
-          <w:tcPr>
-            <w:tcW w:type="dxa" w:w="2200"/>
-            <w:tcBorders>
-              <w:top w:val="single" w:color="CBD5E1" w:sz="4"/>
-              <w:left w:val="single" w:color="CBD5E1" w:sz="4"/>
-              <w:bottom w:val="single" w:color="CBD5E1" w:sz="4"/>
-              <w:right w:val="single" w:color="CBD5E1" w:sz="4"/>
-            </w:tcBorders>
-            <w:tcMar>
-              <w:top w:type="dxa" w:w="70"/>
-              <w:left w:type="dxa" w:w="120"/>
-              <w:bottom w:type="dxa" w:w="70"/>
-              <w:right w:type="dxa" w:w="120"/>
-            </w:tcMar>
-            <w:vAlign w:val="top"/>
-          </w:tcPr>
-          <w:p>
-            <w:pPr>
-              <w:spacing w:after="0" w:before="0" w:line="260"/>
+            <w:tcW w:type="dxa" w:w="2400"/>
+            <w:tcBorders>
+              <w:top w:val="single" w:color="CBD5E1" w:sz="4"/>
+              <w:left w:val="single" w:color="CBD5E1" w:sz="4"/>
+              <w:bottom w:val="single" w:color="CBD5E1" w:sz="4"/>
+              <w:right w:val="single" w:color="CBD5E1" w:sz="4"/>
+            </w:tcBorders>
+            <w:tcMar>
+              <w:top w:type="dxa" w:w="70"/>
+              <w:left w:type="dxa" w:w="120"/>
+              <w:bottom w:type="dxa" w:w="70"/>
+              <w:right w:type="dxa" w:w="120"/>
+            </w:tcMar>
+            <w:vAlign w:val="top"/>
+          </w:tcPr>
+          <w:p>
+            <w:pPr>
+              <w:spacing w:after="0" w:before="0" w:line="260"/>
+              <w:jc w:val="right"/>
             </w:pPr>
             <w:r>
               <w:rPr>
@@ -22464,7 +20909,7 @@
         </w:trPr>
         <w:tc>
           <w:tcPr>
-            <w:tcW w:type="dxa" w:w="5806"/>
+            <w:tcW w:type="dxa" w:w="7806"/>
             <w:tcBorders>
               <w:top w:val="single" w:color="CBD5E1" w:sz="4"/>
               <w:left w:val="single" w:color="CBD5E1" w:sz="4"/>
@@ -22499,7 +20944,7 @@
         </w:tc>
         <w:tc>
           <w:tcPr>
-            <w:tcW w:type="dxa" w:w="2200"/>
+            <w:tcW w:type="dxa" w:w="2400"/>
             <w:tcBorders>
               <w:top w:val="single" w:color="CBD5E1" w:sz="4"/>
               <w:left w:val="single" w:color="CBD5E1" w:sz="4"/>
@@ -22518,41 +20963,7 @@
           <w:p>
             <w:pPr>
               <w:spacing w:after="0" w:before="0" w:line="260"/>
-            </w:pPr>
-            <w:r>
-              <w:rPr>
-                <w:rFonts w:ascii="Arial" w:cs="Arial" w:eastAsia="Arial" w:hAnsi="Arial"/>
-                <w:b/>
-                <w:bCs/>
-                <w:color w:val="1F2937"/>
-                <w:sz w:val="17"/>
-                <w:szCs w:val="17"/>
-              </w:rPr>
-              <w:t xml:space="preserve">₹2 lakh</w:t>
-            </w:r>
-          </w:p>
-        </w:tc>
-        <w:tc>
-          <w:tcPr>
-            <w:tcW w:type="dxa" w:w="2200"/>
-            <w:tcBorders>
-              <w:top w:val="single" w:color="CBD5E1" w:sz="4"/>
-              <w:left w:val="single" w:color="CBD5E1" w:sz="4"/>
-              <w:bottom w:val="single" w:color="CBD5E1" w:sz="4"/>
-              <w:right w:val="single" w:color="CBD5E1" w:sz="4"/>
-            </w:tcBorders>
-            <w:shd w:fill="E6F4F3" w:color="auto" w:val="clear"/>
-            <w:tcMar>
-              <w:top w:type="dxa" w:w="70"/>
-              <w:left w:type="dxa" w:w="120"/>
-              <w:bottom w:type="dxa" w:w="70"/>
-              <w:right w:type="dxa" w:w="120"/>
-            </w:tcMar>
-            <w:vAlign w:val="top"/>
-          </w:tcPr>
-          <w:p>
-            <w:pPr>
-              <w:spacing w:after="0" w:before="0" w:line="260"/>
+              <w:jc w:val="right"/>
             </w:pPr>
             <w:r>
               <w:rPr>
@@ -22582,7 +20993,7 @@
           <w:sz w:val="17"/>
           <w:szCs w:val="17"/>
         </w:rPr>
-        <w:t xml:space="preserve">Reuses the existing RCD GIS portal, so no new map platform is purchased. Figures exclude GST and are ±25% until scoped.</w:t>
+        <w:t xml:space="preserve">Reuses the existing RCD GIS portal, so no new map platform is purchased. Figures exclude GST.</w:t>
       </w:r>
     </w:p>
     <w:p>
@@ -23576,7 +21987,7 @@
           <w:sz w:val="19"/>
           <w:szCs w:val="19"/>
         </w:rPr>
-        <w:t xml:space="preserve">All amounts exclude GST and are indicative (±25%) until scoped jointly with the Department.</w:t>
+        <w:t xml:space="preserve">All amounts exclude GST and are valid for 90 days from the date of this proposal. They assume the scope described here; changes in scope are priced separately.</w:t>
       </w:r>
     </w:p>
     <w:p>

--- a/docs/jharkhand-sadak-setu-2026/Sadak_Setu_Jharkhand_RCD.docx
+++ b/docs/jharkhand-sadak-setu-2026/Sadak_Setu_Jharkhand_RCD.docx
@@ -1543,7 +1543,7 @@
                 <w:sz w:val="17"/>
                 <w:szCs w:val="17"/>
               </w:rPr>
-              <w:t xml:space="preserve">₹29 lakh</w:t>
+              <w:t xml:space="preserve">₹31 lakh</w:t>
             </w:r>
           </w:p>
         </w:tc>
@@ -1575,7 +1575,7 @@
                 <w:sz w:val="17"/>
                 <w:szCs w:val="17"/>
               </w:rPr>
-              <w:t xml:space="preserve">₹7.5 lakh</w:t>
+              <w:t xml:space="preserve">₹5.5 lakh</w:t>
             </w:r>
           </w:p>
         </w:tc>
@@ -1746,7 +1746,7 @@
                 <w:sz w:val="17"/>
                 <w:szCs w:val="17"/>
               </w:rPr>
-              <w:t xml:space="preserve">₹36.5 lakh</w:t>
+              <w:t xml:space="preserve">₹40 lakh</w:t>
             </w:r>
           </w:p>
         </w:tc>
@@ -1778,7 +1778,7 @@
                 <w:sz w:val="17"/>
                 <w:szCs w:val="17"/>
               </w:rPr>
-              <w:t xml:space="preserve">₹10.5 lakh</w:t>
+              <w:t xml:space="preserve">₹8 lakh</w:t>
             </w:r>
           </w:p>
         </w:tc>
@@ -1981,7 +1981,7 @@
                 <w:sz w:val="17"/>
                 <w:szCs w:val="17"/>
               </w:rPr>
-              <w:t xml:space="preserve">₹4.5 lakh</w:t>
+              <w:t xml:space="preserve">₹3 lakh</w:t>
             </w:r>
           </w:p>
         </w:tc>
@@ -2184,7 +2184,7 @@
                 <w:sz w:val="17"/>
                 <w:szCs w:val="17"/>
               </w:rPr>
-              <w:t xml:space="preserve">₹3.5 lakh</w:t>
+              <w:t xml:space="preserve">₹2 lakh</w:t>
             </w:r>
           </w:p>
         </w:tc>
@@ -2387,7 +2387,7 @@
                 <w:sz w:val="17"/>
                 <w:szCs w:val="17"/>
               </w:rPr>
-              <w:t xml:space="preserve">₹6.5 lakh</w:t>
+              <w:t xml:space="preserve">₹4.5 lakh</w:t>
             </w:r>
           </w:p>
         </w:tc>
@@ -2558,7 +2558,7 @@
                 <w:sz w:val="17"/>
                 <w:szCs w:val="17"/>
               </w:rPr>
-              <w:t xml:space="preserve">₹26.5 lakh</w:t>
+              <w:t xml:space="preserve">₹28.5 lakh</w:t>
             </w:r>
           </w:p>
         </w:tc>
@@ -2590,7 +2590,7 @@
                 <w:sz w:val="17"/>
                 <w:szCs w:val="17"/>
               </w:rPr>
-              <w:t xml:space="preserve">₹5.5 lakh</w:t>
+              <w:t xml:space="preserve">₹4.5 lakh</w:t>
             </w:r>
           </w:p>
         </w:tc>
@@ -2793,7 +2793,7 @@
                 <w:sz w:val="17"/>
                 <w:szCs w:val="17"/>
               </w:rPr>
-              <w:t xml:space="preserve">₹3.5 lakh</w:t>
+              <w:t xml:space="preserve">₹2.5 lakh</w:t>
             </w:r>
           </w:p>
         </w:tc>
@@ -2902,7 +2902,7 @@
                 <w:sz w:val="17"/>
                 <w:szCs w:val="17"/>
               </w:rPr>
-              <w:t xml:space="preserve">₹1.53 cr</w:t>
+              <w:t xml:space="preserve">₹1.61 cr</w:t>
             </w:r>
           </w:p>
         </w:tc>
@@ -2937,7 +2937,7 @@
                 <w:sz w:val="17"/>
                 <w:szCs w:val="17"/>
               </w:rPr>
-              <w:t xml:space="preserve">₹41.5 lakh</w:t>
+              <w:t xml:space="preserve">₹30 lakh</w:t>
             </w:r>
           </w:p>
         </w:tc>
@@ -2956,7 +2956,7 @@
           <w:sz w:val="17"/>
           <w:szCs w:val="17"/>
         </w:rPr>
-        <w:t xml:space="preserve">For scale: the whole portfolio costs about 0.023% of RCD's ₹6,601 crore roads allocation for 2026–27.</w:t>
+        <w:t xml:space="preserve">For scale: the whole portfolio costs about 0.024% of RCD's ₹6,601 crore roads allocation for 2026–27.</w:t>
       </w:r>
     </w:p>
     <w:p>
@@ -3504,16 +3504,16 @@
                 <w:sz w:val="17"/>
                 <w:szCs w:val="17"/>
               </w:rPr>
-              <w:t xml:space="preserve">₹29 lakh</w:t>
-            </w:r>
-            <w:r>
-              <w:rPr>
-                <w:rFonts w:ascii="Arial" w:cs="Arial" w:eastAsia="Arial" w:hAnsi="Arial"/>
-                <w:color w:val="1F2937"/>
-                <w:sz w:val="17"/>
-                <w:szCs w:val="17"/>
-              </w:rPr>
-              <w:t xml:space="preserve">  ·  Recurring ₹7.5 lakh / yr</w:t>
+              <w:t xml:space="preserve">₹31 lakh</w:t>
+            </w:r>
+            <w:r>
+              <w:rPr>
+                <w:rFonts w:ascii="Arial" w:cs="Arial" w:eastAsia="Arial" w:hAnsi="Arial"/>
+                <w:color w:val="1F2937"/>
+                <w:sz w:val="17"/>
+                <w:szCs w:val="17"/>
+              </w:rPr>
+              <w:t xml:space="preserve">  ·  Recurring ₹5.5 lakh / yr</w:t>
             </w:r>
           </w:p>
         </w:tc>
@@ -4660,7 +4660,7 @@
           <w:sz w:val="19"/>
           <w:szCs w:val="19"/>
         </w:rPr>
-        <w:t xml:space="preserve">Jharkhand State Data Centre (JAP-IT) or a government-approved cloud, with role-based access and a full audit trail.</w:t>
+        <w:t xml:space="preserve">Jharkhand State Data Centre (JAP-IT), on the state's servers, with role-based access and a full audit trail.</w:t>
       </w:r>
     </w:p>
     <w:p>
@@ -4964,8 +4964,8 @@
         <w:tblLayout w:type="fixed"/>
       </w:tblPr>
       <w:tblGrid>
-        <w:gridCol w:w="7806"/>
-        <w:gridCol w:w="2400"/>
+        <w:gridCol w:w="7006"/>
+        <w:gridCol w:w="3200"/>
       </w:tblGrid>
       <w:tr>
         <w:trPr>
@@ -4974,7 +4974,7 @@
         </w:trPr>
         <w:tc>
           <w:tcPr>
-            <w:tcW w:type="dxa" w:w="7806"/>
+            <w:tcW w:type="dxa" w:w="7006"/>
             <w:tcBorders>
               <w:top w:val="single" w:color="CBD5E1" w:sz="4"/>
               <w:left w:val="single" w:color="CBD5E1" w:sz="4"/>
@@ -5009,7 +5009,7 @@
         </w:tc>
         <w:tc>
           <w:tcPr>
-            <w:tcW w:type="dxa" w:w="2400"/>
+            <w:tcW w:type="dxa" w:w="3200"/>
             <w:tcBorders>
               <w:top w:val="single" w:color="CBD5E1" w:sz="4"/>
               <w:left w:val="single" w:color="CBD5E1" w:sz="4"/>
@@ -5050,7 +5050,7 @@
         </w:trPr>
         <w:tc>
           <w:tcPr>
-            <w:tcW w:type="dxa" w:w="7806"/>
+            <w:tcW w:type="dxa" w:w="7006"/>
             <w:tcBorders>
               <w:top w:val="single" w:color="CBD5E1" w:sz="4"/>
               <w:left w:val="single" w:color="CBD5E1" w:sz="4"/>
@@ -5082,7 +5082,7 @@
         </w:tc>
         <w:tc>
           <w:tcPr>
-            <w:tcW w:type="dxa" w:w="2400"/>
+            <w:tcW w:type="dxa" w:w="3200"/>
             <w:tcBorders>
               <w:top w:val="single" w:color="CBD5E1" w:sz="4"/>
               <w:left w:val="single" w:color="CBD5E1" w:sz="4"/>
@@ -5120,7 +5120,7 @@
         </w:trPr>
         <w:tc>
           <w:tcPr>
-            <w:tcW w:type="dxa" w:w="7806"/>
+            <w:tcW w:type="dxa" w:w="7006"/>
             <w:tcBorders>
               <w:top w:val="single" w:color="CBD5E1" w:sz="4"/>
               <w:left w:val="single" w:color="CBD5E1" w:sz="4"/>
@@ -5152,7 +5152,7 @@
         </w:tc>
         <w:tc>
           <w:tcPr>
-            <w:tcW w:type="dxa" w:w="2400"/>
+            <w:tcW w:type="dxa" w:w="3200"/>
             <w:tcBorders>
               <w:top w:val="single" w:color="CBD5E1" w:sz="4"/>
               <w:left w:val="single" w:color="CBD5E1" w:sz="4"/>
@@ -5179,7 +5179,7 @@
                 <w:sz w:val="17"/>
                 <w:szCs w:val="17"/>
               </w:rPr>
-              <w:t xml:space="preserve">₹17.5 lakh</w:t>
+              <w:t xml:space="preserve">₹19.5 lakh</w:t>
             </w:r>
           </w:p>
         </w:tc>
@@ -5190,7 +5190,7 @@
         </w:trPr>
         <w:tc>
           <w:tcPr>
-            <w:tcW w:type="dxa" w:w="7806"/>
+            <w:tcW w:type="dxa" w:w="7006"/>
             <w:tcBorders>
               <w:top w:val="single" w:color="CBD5E1" w:sz="4"/>
               <w:left w:val="single" w:color="CBD5E1" w:sz="4"/>
@@ -5225,7 +5225,7 @@
         </w:tc>
         <w:tc>
           <w:tcPr>
-            <w:tcW w:type="dxa" w:w="2400"/>
+            <w:tcW w:type="dxa" w:w="3200"/>
             <w:tcBorders>
               <w:top w:val="single" w:color="CBD5E1" w:sz="4"/>
               <w:left w:val="single" w:color="CBD5E1" w:sz="4"/>
@@ -5255,7 +5255,7 @@
                 <w:sz w:val="17"/>
                 <w:szCs w:val="17"/>
               </w:rPr>
-              <w:t xml:space="preserve">₹29 lakh</w:t>
+              <w:t xml:space="preserve">₹31 lakh</w:t>
             </w:r>
           </w:p>
         </w:tc>
@@ -5266,39 +5266,39 @@
         </w:trPr>
         <w:tc>
           <w:tcPr>
-            <w:tcW w:type="dxa" w:w="7806"/>
-            <w:tcBorders>
-              <w:top w:val="single" w:color="CBD5E1" w:sz="4"/>
-              <w:left w:val="single" w:color="CBD5E1" w:sz="4"/>
-              <w:bottom w:val="single" w:color="CBD5E1" w:sz="4"/>
-              <w:right w:val="single" w:color="CBD5E1" w:sz="4"/>
-            </w:tcBorders>
-            <w:tcMar>
-              <w:top w:type="dxa" w:w="70"/>
-              <w:left w:type="dxa" w:w="120"/>
-              <w:bottom w:type="dxa" w:w="70"/>
-              <w:right w:type="dxa" w:w="120"/>
-            </w:tcMar>
-            <w:vAlign w:val="top"/>
-          </w:tcPr>
-          <w:p>
-            <w:pPr>
-              <w:spacing w:after="0" w:before="0" w:line="260"/>
-            </w:pPr>
-            <w:r>
-              <w:rPr>
-                <w:rFonts w:ascii="Arial" w:cs="Arial" w:eastAsia="Arial" w:hAnsi="Arial"/>
-                <w:color w:val="1F2937"/>
-                <w:sz w:val="17"/>
-                <w:szCs w:val="17"/>
-              </w:rPr>
-              <w:t xml:space="preserve">Infrastructure per year (hosting, storage, gateways, data)</w:t>
-            </w:r>
-          </w:p>
-        </w:tc>
-        <w:tc>
-          <w:tcPr>
-            <w:tcW w:type="dxa" w:w="2400"/>
+            <w:tcW w:type="dxa" w:w="7006"/>
+            <w:tcBorders>
+              <w:top w:val="single" w:color="CBD5E1" w:sz="4"/>
+              <w:left w:val="single" w:color="CBD5E1" w:sz="4"/>
+              <w:bottom w:val="single" w:color="CBD5E1" w:sz="4"/>
+              <w:right w:val="single" w:color="CBD5E1" w:sz="4"/>
+            </w:tcBorders>
+            <w:tcMar>
+              <w:top w:type="dxa" w:w="70"/>
+              <w:left w:type="dxa" w:w="120"/>
+              <w:bottom w:type="dxa" w:w="70"/>
+              <w:right w:type="dxa" w:w="120"/>
+            </w:tcMar>
+            <w:vAlign w:val="top"/>
+          </w:tcPr>
+          <w:p>
+            <w:pPr>
+              <w:spacing w:after="0" w:before="0" w:line="260"/>
+            </w:pPr>
+            <w:r>
+              <w:rPr>
+                <w:rFonts w:ascii="Arial" w:cs="Arial" w:eastAsia="Arial" w:hAnsi="Arial"/>
+                <w:color w:val="1F2937"/>
+                <w:sz w:val="17"/>
+                <w:szCs w:val="17"/>
+              </w:rPr>
+              <w:t xml:space="preserve">Infrastructure (servers, storage, AI server, network)</w:t>
+            </w:r>
+          </w:p>
+        </w:tc>
+        <w:tc>
+          <w:tcPr>
+            <w:tcW w:type="dxa" w:w="3200"/>
             <w:tcBorders>
               <w:top w:val="single" w:color="CBD5E1" w:sz="4"/>
               <w:left w:val="single" w:color="CBD5E1" w:sz="4"/>
@@ -5321,11 +5321,13 @@
             <w:r>
               <w:rPr>
                 <w:rFonts w:ascii="Arial" w:cs="Arial" w:eastAsia="Arial" w:hAnsi="Arial"/>
-                <w:color w:val="1F2937"/>
-                <w:sz w:val="17"/>
-                <w:szCs w:val="17"/>
-              </w:rPr>
-              <w:t xml:space="preserve">₹2.5 lakh</w:t>
+                <w:i/>
+                <w:iCs/>
+                <w:color w:val="5B6472"/>
+                <w:sz w:val="16"/>
+                <w:szCs w:val="16"/>
+              </w:rPr>
+              <w:t xml:space="preserve">Provided by the State Data Centre</w:t>
             </w:r>
           </w:p>
         </w:tc>
@@ -5336,7 +5338,7 @@
         </w:trPr>
         <w:tc>
           <w:tcPr>
-            <w:tcW w:type="dxa" w:w="7806"/>
+            <w:tcW w:type="dxa" w:w="7006"/>
             <w:tcBorders>
               <w:top w:val="single" w:color="CBD5E1" w:sz="4"/>
               <w:left w:val="single" w:color="CBD5E1" w:sz="4"/>
@@ -5368,7 +5370,7 @@
         </w:tc>
         <w:tc>
           <w:tcPr>
-            <w:tcW w:type="dxa" w:w="2400"/>
+            <w:tcW w:type="dxa" w:w="3200"/>
             <w:tcBorders>
               <w:top w:val="single" w:color="CBD5E1" w:sz="4"/>
               <w:left w:val="single" w:color="CBD5E1" w:sz="4"/>
@@ -5395,7 +5397,7 @@
                 <w:sz w:val="17"/>
                 <w:szCs w:val="17"/>
               </w:rPr>
-              <w:t xml:space="preserve">₹5 lakh</w:t>
+              <w:t xml:space="preserve">₹5.5 lakh</w:t>
             </w:r>
           </w:p>
         </w:tc>
@@ -5406,7 +5408,7 @@
         </w:trPr>
         <w:tc>
           <w:tcPr>
-            <w:tcW w:type="dxa" w:w="7806"/>
+            <w:tcW w:type="dxa" w:w="7006"/>
             <w:tcBorders>
               <w:top w:val="single" w:color="CBD5E1" w:sz="4"/>
               <w:left w:val="single" w:color="CBD5E1" w:sz="4"/>
@@ -5441,7 +5443,7 @@
         </w:tc>
         <w:tc>
           <w:tcPr>
-            <w:tcW w:type="dxa" w:w="2400"/>
+            <w:tcW w:type="dxa" w:w="3200"/>
             <w:tcBorders>
               <w:top w:val="single" w:color="CBD5E1" w:sz="4"/>
               <w:left w:val="single" w:color="CBD5E1" w:sz="4"/>
@@ -5471,7 +5473,7 @@
                 <w:sz w:val="17"/>
                 <w:szCs w:val="17"/>
               </w:rPr>
-              <w:t xml:space="preserve">₹7.5 lakh</w:t>
+              <w:t xml:space="preserve">₹5.5 lakh</w:t>
             </w:r>
           </w:p>
         </w:tc>
@@ -5490,7 +5492,7 @@
           <w:sz w:val="17"/>
           <w:szCs w:val="17"/>
         </w:rPr>
-        <w:t xml:space="preserve">Hosting in the State Data Centre or a government-approved cloud. Figures exclude GST.</w:t>
+        <w:t xml:space="preserve">Includes deploying the platform on the State Data Centre's servers. Figures exclude GST.</w:t>
       </w:r>
     </w:p>
     <w:p>
@@ -6096,16 +6098,16 @@
                 <w:sz w:val="17"/>
                 <w:szCs w:val="17"/>
               </w:rPr>
-              <w:t xml:space="preserve">₹36.5 lakh</w:t>
-            </w:r>
-            <w:r>
-              <w:rPr>
-                <w:rFonts w:ascii="Arial" w:cs="Arial" w:eastAsia="Arial" w:hAnsi="Arial"/>
-                <w:color w:val="1F2937"/>
-                <w:sz w:val="17"/>
-                <w:szCs w:val="17"/>
-              </w:rPr>
-              <w:t xml:space="preserve">  ·  Recurring ₹10.5 lakh / yr</w:t>
+              <w:t xml:space="preserve">₹40 lakh</w:t>
+            </w:r>
+            <w:r>
+              <w:rPr>
+                <w:rFonts w:ascii="Arial" w:cs="Arial" w:eastAsia="Arial" w:hAnsi="Arial"/>
+                <w:color w:val="1F2937"/>
+                <w:sz w:val="17"/>
+                <w:szCs w:val="17"/>
+              </w:rPr>
+              <w:t xml:space="preserve">  ·  Recurring ₹8 lakh / yr</w:t>
             </w:r>
           </w:p>
         </w:tc>
@@ -6353,7 +6355,7 @@
           <w:sz w:val="19"/>
           <w:szCs w:val="19"/>
         </w:rPr>
-        <w:t xml:space="preserve">Executive summary, justification and site description drafted by AI; engineers review and edit instead of writing from scratch.</w:t>
+        <w:t xml:space="preserve">Executive summary, justification and site description drafted by an AI model running inside the State Data Centre; engineers review and edit instead of writing from scratch.</w:t>
       </w:r>
     </w:p>
     <w:p>
@@ -7283,7 +7285,7 @@
           <w:sz w:val="19"/>
           <w:szCs w:val="19"/>
         </w:rPr>
-        <w:t xml:space="preserve">Bilingual (Hindi and English). Hosted in the Jharkhand State Data Centre or a government-approved cloud.</w:t>
+        <w:t xml:space="preserve">Bilingual (Hindi and English). The AI model is an open-source model running on the State Data Centre's own GPU server; no data leaves the data centre.</w:t>
       </w:r>
     </w:p>
     <w:p>
@@ -7587,8 +7589,8 @@
         <w:tblLayout w:type="fixed"/>
       </w:tblPr>
       <w:tblGrid>
-        <w:gridCol w:w="7806"/>
-        <w:gridCol w:w="2400"/>
+        <w:gridCol w:w="7006"/>
+        <w:gridCol w:w="3200"/>
       </w:tblGrid>
       <w:tr>
         <w:trPr>
@@ -7597,7 +7599,7 @@
         </w:trPr>
         <w:tc>
           <w:tcPr>
-            <w:tcW w:type="dxa" w:w="7806"/>
+            <w:tcW w:type="dxa" w:w="7006"/>
             <w:tcBorders>
               <w:top w:val="single" w:color="CBD5E1" w:sz="4"/>
               <w:left w:val="single" w:color="CBD5E1" w:sz="4"/>
@@ -7632,7 +7634,7 @@
         </w:tc>
         <w:tc>
           <w:tcPr>
-            <w:tcW w:type="dxa" w:w="2400"/>
+            <w:tcW w:type="dxa" w:w="3200"/>
             <w:tcBorders>
               <w:top w:val="single" w:color="CBD5E1" w:sz="4"/>
               <w:left w:val="single" w:color="CBD5E1" w:sz="4"/>
@@ -7673,7 +7675,7 @@
         </w:trPr>
         <w:tc>
           <w:tcPr>
-            <w:tcW w:type="dxa" w:w="7806"/>
+            <w:tcW w:type="dxa" w:w="7006"/>
             <w:tcBorders>
               <w:top w:val="single" w:color="CBD5E1" w:sz="4"/>
               <w:left w:val="single" w:color="CBD5E1" w:sz="4"/>
@@ -7705,7 +7707,7 @@
         </w:tc>
         <w:tc>
           <w:tcPr>
-            <w:tcW w:type="dxa" w:w="2400"/>
+            <w:tcW w:type="dxa" w:w="3200"/>
             <w:tcBorders>
               <w:top w:val="single" w:color="CBD5E1" w:sz="4"/>
               <w:left w:val="single" w:color="CBD5E1" w:sz="4"/>
@@ -7743,7 +7745,7 @@
         </w:trPr>
         <w:tc>
           <w:tcPr>
-            <w:tcW w:type="dxa" w:w="7806"/>
+            <w:tcW w:type="dxa" w:w="7006"/>
             <w:tcBorders>
               <w:top w:val="single" w:color="CBD5E1" w:sz="4"/>
               <w:left w:val="single" w:color="CBD5E1" w:sz="4"/>
@@ -7775,7 +7777,7 @@
         </w:tc>
         <w:tc>
           <w:tcPr>
-            <w:tcW w:type="dxa" w:w="2400"/>
+            <w:tcW w:type="dxa" w:w="3200"/>
             <w:tcBorders>
               <w:top w:val="single" w:color="CBD5E1" w:sz="4"/>
               <w:left w:val="single" w:color="CBD5E1" w:sz="4"/>
@@ -7802,7 +7804,7 @@
                 <w:sz w:val="17"/>
                 <w:szCs w:val="17"/>
               </w:rPr>
-              <w:t xml:space="preserve">₹24 lakh</w:t>
+              <w:t xml:space="preserve">₹27.5 lakh</w:t>
             </w:r>
           </w:p>
         </w:tc>
@@ -7813,7 +7815,7 @@
         </w:trPr>
         <w:tc>
           <w:tcPr>
-            <w:tcW w:type="dxa" w:w="7806"/>
+            <w:tcW w:type="dxa" w:w="7006"/>
             <w:tcBorders>
               <w:top w:val="single" w:color="CBD5E1" w:sz="4"/>
               <w:left w:val="single" w:color="CBD5E1" w:sz="4"/>
@@ -7848,7 +7850,7 @@
         </w:tc>
         <w:tc>
           <w:tcPr>
-            <w:tcW w:type="dxa" w:w="2400"/>
+            <w:tcW w:type="dxa" w:w="3200"/>
             <w:tcBorders>
               <w:top w:val="single" w:color="CBD5E1" w:sz="4"/>
               <w:left w:val="single" w:color="CBD5E1" w:sz="4"/>
@@ -7878,7 +7880,7 @@
                 <w:sz w:val="17"/>
                 <w:szCs w:val="17"/>
               </w:rPr>
-              <w:t xml:space="preserve">₹36.5 lakh</w:t>
+              <w:t xml:space="preserve">₹40 lakh</w:t>
             </w:r>
           </w:p>
         </w:tc>
@@ -7889,39 +7891,39 @@
         </w:trPr>
         <w:tc>
           <w:tcPr>
-            <w:tcW w:type="dxa" w:w="7806"/>
-            <w:tcBorders>
-              <w:top w:val="single" w:color="CBD5E1" w:sz="4"/>
-              <w:left w:val="single" w:color="CBD5E1" w:sz="4"/>
-              <w:bottom w:val="single" w:color="CBD5E1" w:sz="4"/>
-              <w:right w:val="single" w:color="CBD5E1" w:sz="4"/>
-            </w:tcBorders>
-            <w:tcMar>
-              <w:top w:type="dxa" w:w="70"/>
-              <w:left w:type="dxa" w:w="120"/>
-              <w:bottom w:type="dxa" w:w="70"/>
-              <w:right w:type="dxa" w:w="120"/>
-            </w:tcMar>
-            <w:vAlign w:val="top"/>
-          </w:tcPr>
-          <w:p>
-            <w:pPr>
-              <w:spacing w:after="0" w:before="0" w:line="260"/>
-            </w:pPr>
-            <w:r>
-              <w:rPr>
-                <w:rFonts w:ascii="Arial" w:cs="Arial" w:eastAsia="Arial" w:hAnsi="Arial"/>
-                <w:color w:val="1F2937"/>
-                <w:sz w:val="17"/>
-                <w:szCs w:val="17"/>
-              </w:rPr>
-              <w:t xml:space="preserve">Infrastructure per year (hosting, storage, gateways, data)</w:t>
-            </w:r>
-          </w:p>
-        </w:tc>
-        <w:tc>
-          <w:tcPr>
-            <w:tcW w:type="dxa" w:w="2400"/>
+            <w:tcW w:type="dxa" w:w="7006"/>
+            <w:tcBorders>
+              <w:top w:val="single" w:color="CBD5E1" w:sz="4"/>
+              <w:left w:val="single" w:color="CBD5E1" w:sz="4"/>
+              <w:bottom w:val="single" w:color="CBD5E1" w:sz="4"/>
+              <w:right w:val="single" w:color="CBD5E1" w:sz="4"/>
+            </w:tcBorders>
+            <w:tcMar>
+              <w:top w:type="dxa" w:w="70"/>
+              <w:left w:type="dxa" w:w="120"/>
+              <w:bottom w:type="dxa" w:w="70"/>
+              <w:right w:type="dxa" w:w="120"/>
+            </w:tcMar>
+            <w:vAlign w:val="top"/>
+          </w:tcPr>
+          <w:p>
+            <w:pPr>
+              <w:spacing w:after="0" w:before="0" w:line="260"/>
+            </w:pPr>
+            <w:r>
+              <w:rPr>
+                <w:rFonts w:ascii="Arial" w:cs="Arial" w:eastAsia="Arial" w:hAnsi="Arial"/>
+                <w:color w:val="1F2937"/>
+                <w:sz w:val="17"/>
+                <w:szCs w:val="17"/>
+              </w:rPr>
+              <w:t xml:space="preserve">Infrastructure (servers, storage, AI server, network)</w:t>
+            </w:r>
+          </w:p>
+        </w:tc>
+        <w:tc>
+          <w:tcPr>
+            <w:tcW w:type="dxa" w:w="3200"/>
             <w:tcBorders>
               <w:top w:val="single" w:color="CBD5E1" w:sz="4"/>
               <w:left w:val="single" w:color="CBD5E1" w:sz="4"/>
@@ -7944,11 +7946,13 @@
             <w:r>
               <w:rPr>
                 <w:rFonts w:ascii="Arial" w:cs="Arial" w:eastAsia="Arial" w:hAnsi="Arial"/>
-                <w:color w:val="1F2937"/>
-                <w:sz w:val="17"/>
-                <w:szCs w:val="17"/>
-              </w:rPr>
-              <w:t xml:space="preserve">₹4 lakh</w:t>
+                <w:i/>
+                <w:iCs/>
+                <w:color w:val="5B6472"/>
+                <w:sz w:val="16"/>
+                <w:szCs w:val="16"/>
+              </w:rPr>
+              <w:t xml:space="preserve">Provided by the State Data Centre</w:t>
             </w:r>
           </w:p>
         </w:tc>
@@ -7959,7 +7963,7 @@
         </w:trPr>
         <w:tc>
           <w:tcPr>
-            <w:tcW w:type="dxa" w:w="7806"/>
+            <w:tcW w:type="dxa" w:w="7006"/>
             <w:tcBorders>
               <w:top w:val="single" w:color="CBD5E1" w:sz="4"/>
               <w:left w:val="single" w:color="CBD5E1" w:sz="4"/>
@@ -7991,7 +7995,7 @@
         </w:tc>
         <w:tc>
           <w:tcPr>
-            <w:tcW w:type="dxa" w:w="2400"/>
+            <w:tcW w:type="dxa" w:w="3200"/>
             <w:tcBorders>
               <w:top w:val="single" w:color="CBD5E1" w:sz="4"/>
               <w:left w:val="single" w:color="CBD5E1" w:sz="4"/>
@@ -8018,7 +8022,7 @@
                 <w:sz w:val="17"/>
                 <w:szCs w:val="17"/>
               </w:rPr>
-              <w:t xml:space="preserve">₹6.5 lakh</w:t>
+              <w:t xml:space="preserve">₹8 lakh</w:t>
             </w:r>
           </w:p>
         </w:tc>
@@ -8029,7 +8033,7 @@
         </w:trPr>
         <w:tc>
           <w:tcPr>
-            <w:tcW w:type="dxa" w:w="7806"/>
+            <w:tcW w:type="dxa" w:w="7006"/>
             <w:tcBorders>
               <w:top w:val="single" w:color="CBD5E1" w:sz="4"/>
               <w:left w:val="single" w:color="CBD5E1" w:sz="4"/>
@@ -8064,7 +8068,7 @@
         </w:tc>
         <w:tc>
           <w:tcPr>
-            <w:tcW w:type="dxa" w:w="2400"/>
+            <w:tcW w:type="dxa" w:w="3200"/>
             <w:tcBorders>
               <w:top w:val="single" w:color="CBD5E1" w:sz="4"/>
               <w:left w:val="single" w:color="CBD5E1" w:sz="4"/>
@@ -8094,7 +8098,7 @@
                 <w:sz w:val="17"/>
                 <w:szCs w:val="17"/>
               </w:rPr>
-              <w:t xml:space="preserve">₹10.5 lakh</w:t>
+              <w:t xml:space="preserve">₹8 lakh</w:t>
             </w:r>
           </w:p>
         </w:tc>
@@ -8113,7 +8117,7 @@
           <w:sz w:val="17"/>
           <w:szCs w:val="17"/>
         </w:rPr>
-        <w:t xml:space="preserve">Infrastructure includes AI usage for narrative drafting. Figures exclude GST.</w:t>
+        <w:t xml:space="preserve">Includes installing and tuning the in-house AI model on the State Data Centre's GPU server. Figures exclude GST.</w:t>
       </w:r>
     </w:p>
     <w:p>
@@ -8728,7 +8732,7 @@
                 <w:sz w:val="17"/>
                 <w:szCs w:val="17"/>
               </w:rPr>
-              <w:t xml:space="preserve">  ·  Recurring ₹4.5 lakh / yr</w:t>
+              <w:t xml:space="preserve">  ·  Recurring ₹3 lakh / yr</w:t>
             </w:r>
           </w:p>
         </w:tc>
@@ -10210,8 +10214,8 @@
         <w:tblLayout w:type="fixed"/>
       </w:tblPr>
       <w:tblGrid>
-        <w:gridCol w:w="7806"/>
-        <w:gridCol w:w="2400"/>
+        <w:gridCol w:w="7006"/>
+        <w:gridCol w:w="3200"/>
       </w:tblGrid>
       <w:tr>
         <w:trPr>
@@ -10220,7 +10224,7 @@
         </w:trPr>
         <w:tc>
           <w:tcPr>
-            <w:tcW w:type="dxa" w:w="7806"/>
+            <w:tcW w:type="dxa" w:w="7006"/>
             <w:tcBorders>
               <w:top w:val="single" w:color="CBD5E1" w:sz="4"/>
               <w:left w:val="single" w:color="CBD5E1" w:sz="4"/>
@@ -10255,7 +10259,7 @@
         </w:tc>
         <w:tc>
           <w:tcPr>
-            <w:tcW w:type="dxa" w:w="2400"/>
+            <w:tcW w:type="dxa" w:w="3200"/>
             <w:tcBorders>
               <w:top w:val="single" w:color="CBD5E1" w:sz="4"/>
               <w:left w:val="single" w:color="CBD5E1" w:sz="4"/>
@@ -10296,7 +10300,7 @@
         </w:trPr>
         <w:tc>
           <w:tcPr>
-            <w:tcW w:type="dxa" w:w="7806"/>
+            <w:tcW w:type="dxa" w:w="7006"/>
             <w:tcBorders>
               <w:top w:val="single" w:color="CBD5E1" w:sz="4"/>
               <w:left w:val="single" w:color="CBD5E1" w:sz="4"/>
@@ -10328,7 +10332,7 @@
         </w:tc>
         <w:tc>
           <w:tcPr>
-            <w:tcW w:type="dxa" w:w="2400"/>
+            <w:tcW w:type="dxa" w:w="3200"/>
             <w:tcBorders>
               <w:top w:val="single" w:color="CBD5E1" w:sz="4"/>
               <w:left w:val="single" w:color="CBD5E1" w:sz="4"/>
@@ -10366,7 +10370,7 @@
         </w:trPr>
         <w:tc>
           <w:tcPr>
-            <w:tcW w:type="dxa" w:w="7806"/>
+            <w:tcW w:type="dxa" w:w="7006"/>
             <w:tcBorders>
               <w:top w:val="single" w:color="CBD5E1" w:sz="4"/>
               <w:left w:val="single" w:color="CBD5E1" w:sz="4"/>
@@ -10398,7 +10402,7 @@
         </w:tc>
         <w:tc>
           <w:tcPr>
-            <w:tcW w:type="dxa" w:w="2400"/>
+            <w:tcW w:type="dxa" w:w="3200"/>
             <w:tcBorders>
               <w:top w:val="single" w:color="CBD5E1" w:sz="4"/>
               <w:left w:val="single" w:color="CBD5E1" w:sz="4"/>
@@ -10436,7 +10440,7 @@
         </w:trPr>
         <w:tc>
           <w:tcPr>
-            <w:tcW w:type="dxa" w:w="7806"/>
+            <w:tcW w:type="dxa" w:w="7006"/>
             <w:tcBorders>
               <w:top w:val="single" w:color="CBD5E1" w:sz="4"/>
               <w:left w:val="single" w:color="CBD5E1" w:sz="4"/>
@@ -10471,7 +10475,7 @@
         </w:tc>
         <w:tc>
           <w:tcPr>
-            <w:tcW w:type="dxa" w:w="2400"/>
+            <w:tcW w:type="dxa" w:w="3200"/>
             <w:tcBorders>
               <w:top w:val="single" w:color="CBD5E1" w:sz="4"/>
               <w:left w:val="single" w:color="CBD5E1" w:sz="4"/>
@@ -10512,39 +10516,39 @@
         </w:trPr>
         <w:tc>
           <w:tcPr>
-            <w:tcW w:type="dxa" w:w="7806"/>
-            <w:tcBorders>
-              <w:top w:val="single" w:color="CBD5E1" w:sz="4"/>
-              <w:left w:val="single" w:color="CBD5E1" w:sz="4"/>
-              <w:bottom w:val="single" w:color="CBD5E1" w:sz="4"/>
-              <w:right w:val="single" w:color="CBD5E1" w:sz="4"/>
-            </w:tcBorders>
-            <w:tcMar>
-              <w:top w:type="dxa" w:w="70"/>
-              <w:left w:type="dxa" w:w="120"/>
-              <w:bottom w:type="dxa" w:w="70"/>
-              <w:right w:type="dxa" w:w="120"/>
-            </w:tcMar>
-            <w:vAlign w:val="top"/>
-          </w:tcPr>
-          <w:p>
-            <w:pPr>
-              <w:spacing w:after="0" w:before="0" w:line="260"/>
-            </w:pPr>
-            <w:r>
-              <w:rPr>
-                <w:rFonts w:ascii="Arial" w:cs="Arial" w:eastAsia="Arial" w:hAnsi="Arial"/>
-                <w:color w:val="1F2937"/>
-                <w:sz w:val="17"/>
-                <w:szCs w:val="17"/>
-              </w:rPr>
-              <w:t xml:space="preserve">Infrastructure per year (hosting, storage, gateways, data)</w:t>
-            </w:r>
-          </w:p>
-        </w:tc>
-        <w:tc>
-          <w:tcPr>
-            <w:tcW w:type="dxa" w:w="2400"/>
+            <w:tcW w:type="dxa" w:w="7006"/>
+            <w:tcBorders>
+              <w:top w:val="single" w:color="CBD5E1" w:sz="4"/>
+              <w:left w:val="single" w:color="CBD5E1" w:sz="4"/>
+              <w:bottom w:val="single" w:color="CBD5E1" w:sz="4"/>
+              <w:right w:val="single" w:color="CBD5E1" w:sz="4"/>
+            </w:tcBorders>
+            <w:tcMar>
+              <w:top w:type="dxa" w:w="70"/>
+              <w:left w:type="dxa" w:w="120"/>
+              <w:bottom w:type="dxa" w:w="70"/>
+              <w:right w:type="dxa" w:w="120"/>
+            </w:tcMar>
+            <w:vAlign w:val="top"/>
+          </w:tcPr>
+          <w:p>
+            <w:pPr>
+              <w:spacing w:after="0" w:before="0" w:line="260"/>
+            </w:pPr>
+            <w:r>
+              <w:rPr>
+                <w:rFonts w:ascii="Arial" w:cs="Arial" w:eastAsia="Arial" w:hAnsi="Arial"/>
+                <w:color w:val="1F2937"/>
+                <w:sz w:val="17"/>
+                <w:szCs w:val="17"/>
+              </w:rPr>
+              <w:t xml:space="preserve">Infrastructure (servers, storage, AI server, network)</w:t>
+            </w:r>
+          </w:p>
+        </w:tc>
+        <w:tc>
+          <w:tcPr>
+            <w:tcW w:type="dxa" w:w="3200"/>
             <w:tcBorders>
               <w:top w:val="single" w:color="CBD5E1" w:sz="4"/>
               <w:left w:val="single" w:color="CBD5E1" w:sz="4"/>
@@ -10567,11 +10571,13 @@
             <w:r>
               <w:rPr>
                 <w:rFonts w:ascii="Arial" w:cs="Arial" w:eastAsia="Arial" w:hAnsi="Arial"/>
-                <w:color w:val="1F2937"/>
-                <w:sz w:val="17"/>
-                <w:szCs w:val="17"/>
-              </w:rPr>
-              <w:t xml:space="preserve">₹1.5 lakh</w:t>
+                <w:i/>
+                <w:iCs/>
+                <w:color w:val="5B6472"/>
+                <w:sz w:val="16"/>
+                <w:szCs w:val="16"/>
+              </w:rPr>
+              <w:t xml:space="preserve">Provided by the State Data Centre</w:t>
             </w:r>
           </w:p>
         </w:tc>
@@ -10582,7 +10588,7 @@
         </w:trPr>
         <w:tc>
           <w:tcPr>
-            <w:tcW w:type="dxa" w:w="7806"/>
+            <w:tcW w:type="dxa" w:w="7006"/>
             <w:tcBorders>
               <w:top w:val="single" w:color="CBD5E1" w:sz="4"/>
               <w:left w:val="single" w:color="CBD5E1" w:sz="4"/>
@@ -10614,7 +10620,7 @@
         </w:tc>
         <w:tc>
           <w:tcPr>
-            <w:tcW w:type="dxa" w:w="2400"/>
+            <w:tcW w:type="dxa" w:w="3200"/>
             <w:tcBorders>
               <w:top w:val="single" w:color="CBD5E1" w:sz="4"/>
               <w:left w:val="single" w:color="CBD5E1" w:sz="4"/>
@@ -10652,7 +10658,7 @@
         </w:trPr>
         <w:tc>
           <w:tcPr>
-            <w:tcW w:type="dxa" w:w="7806"/>
+            <w:tcW w:type="dxa" w:w="7006"/>
             <w:tcBorders>
               <w:top w:val="single" w:color="CBD5E1" w:sz="4"/>
               <w:left w:val="single" w:color="CBD5E1" w:sz="4"/>
@@ -10687,7 +10693,7 @@
         </w:tc>
         <w:tc>
           <w:tcPr>
-            <w:tcW w:type="dxa" w:w="2400"/>
+            <w:tcW w:type="dxa" w:w="3200"/>
             <w:tcBorders>
               <w:top w:val="single" w:color="CBD5E1" w:sz="4"/>
               <w:left w:val="single" w:color="CBD5E1" w:sz="4"/>
@@ -10717,7 +10723,7 @@
                 <w:sz w:val="17"/>
                 <w:szCs w:val="17"/>
               </w:rPr>
-              <w:t xml:space="preserve">₹4.5 lakh</w:t>
+              <w:t xml:space="preserve">₹3 lakh</w:t>
             </w:r>
           </w:p>
         </w:tc>
@@ -11351,7 +11357,7 @@
                 <w:sz w:val="17"/>
                 <w:szCs w:val="17"/>
               </w:rPr>
-              <w:t xml:space="preserve">  ·  Recurring ₹3.5 lakh / yr</w:t>
+              <w:t xml:space="preserve">  ·  Recurring ₹2 lakh / yr</w:t>
             </w:r>
           </w:p>
         </w:tc>
@@ -12771,8 +12777,8 @@
         <w:tblLayout w:type="fixed"/>
       </w:tblPr>
       <w:tblGrid>
-        <w:gridCol w:w="7806"/>
-        <w:gridCol w:w="2400"/>
+        <w:gridCol w:w="7006"/>
+        <w:gridCol w:w="3200"/>
       </w:tblGrid>
       <w:tr>
         <w:trPr>
@@ -12781,7 +12787,7 @@
         </w:trPr>
         <w:tc>
           <w:tcPr>
-            <w:tcW w:type="dxa" w:w="7806"/>
+            <w:tcW w:type="dxa" w:w="7006"/>
             <w:tcBorders>
               <w:top w:val="single" w:color="CBD5E1" w:sz="4"/>
               <w:left w:val="single" w:color="CBD5E1" w:sz="4"/>
@@ -12816,7 +12822,7 @@
         </w:tc>
         <w:tc>
           <w:tcPr>
-            <w:tcW w:type="dxa" w:w="2400"/>
+            <w:tcW w:type="dxa" w:w="3200"/>
             <w:tcBorders>
               <w:top w:val="single" w:color="CBD5E1" w:sz="4"/>
               <w:left w:val="single" w:color="CBD5E1" w:sz="4"/>
@@ -12857,7 +12863,7 @@
         </w:trPr>
         <w:tc>
           <w:tcPr>
-            <w:tcW w:type="dxa" w:w="7806"/>
+            <w:tcW w:type="dxa" w:w="7006"/>
             <w:tcBorders>
               <w:top w:val="single" w:color="CBD5E1" w:sz="4"/>
               <w:left w:val="single" w:color="CBD5E1" w:sz="4"/>
@@ -12889,7 +12895,7 @@
         </w:tc>
         <w:tc>
           <w:tcPr>
-            <w:tcW w:type="dxa" w:w="2400"/>
+            <w:tcW w:type="dxa" w:w="3200"/>
             <w:tcBorders>
               <w:top w:val="single" w:color="CBD5E1" w:sz="4"/>
               <w:left w:val="single" w:color="CBD5E1" w:sz="4"/>
@@ -12927,7 +12933,7 @@
         </w:trPr>
         <w:tc>
           <w:tcPr>
-            <w:tcW w:type="dxa" w:w="7806"/>
+            <w:tcW w:type="dxa" w:w="7006"/>
             <w:tcBorders>
               <w:top w:val="single" w:color="CBD5E1" w:sz="4"/>
               <w:left w:val="single" w:color="CBD5E1" w:sz="4"/>
@@ -12959,7 +12965,7 @@
         </w:tc>
         <w:tc>
           <w:tcPr>
-            <w:tcW w:type="dxa" w:w="2400"/>
+            <w:tcW w:type="dxa" w:w="3200"/>
             <w:tcBorders>
               <w:top w:val="single" w:color="CBD5E1" w:sz="4"/>
               <w:left w:val="single" w:color="CBD5E1" w:sz="4"/>
@@ -12997,7 +13003,7 @@
         </w:trPr>
         <w:tc>
           <w:tcPr>
-            <w:tcW w:type="dxa" w:w="7806"/>
+            <w:tcW w:type="dxa" w:w="7006"/>
             <w:tcBorders>
               <w:top w:val="single" w:color="CBD5E1" w:sz="4"/>
               <w:left w:val="single" w:color="CBD5E1" w:sz="4"/>
@@ -13032,7 +13038,7 @@
         </w:tc>
         <w:tc>
           <w:tcPr>
-            <w:tcW w:type="dxa" w:w="2400"/>
+            <w:tcW w:type="dxa" w:w="3200"/>
             <w:tcBorders>
               <w:top w:val="single" w:color="CBD5E1" w:sz="4"/>
               <w:left w:val="single" w:color="CBD5E1" w:sz="4"/>
@@ -13073,39 +13079,39 @@
         </w:trPr>
         <w:tc>
           <w:tcPr>
-            <w:tcW w:type="dxa" w:w="7806"/>
-            <w:tcBorders>
-              <w:top w:val="single" w:color="CBD5E1" w:sz="4"/>
-              <w:left w:val="single" w:color="CBD5E1" w:sz="4"/>
-              <w:bottom w:val="single" w:color="CBD5E1" w:sz="4"/>
-              <w:right w:val="single" w:color="CBD5E1" w:sz="4"/>
-            </w:tcBorders>
-            <w:tcMar>
-              <w:top w:type="dxa" w:w="70"/>
-              <w:left w:type="dxa" w:w="120"/>
-              <w:bottom w:type="dxa" w:w="70"/>
-              <w:right w:type="dxa" w:w="120"/>
-            </w:tcMar>
-            <w:vAlign w:val="top"/>
-          </w:tcPr>
-          <w:p>
-            <w:pPr>
-              <w:spacing w:after="0" w:before="0" w:line="260"/>
-            </w:pPr>
-            <w:r>
-              <w:rPr>
-                <w:rFonts w:ascii="Arial" w:cs="Arial" w:eastAsia="Arial" w:hAnsi="Arial"/>
-                <w:color w:val="1F2937"/>
-                <w:sz w:val="17"/>
-                <w:szCs w:val="17"/>
-              </w:rPr>
-              <w:t xml:space="preserve">Infrastructure per year (hosting, storage, gateways, data)</w:t>
-            </w:r>
-          </w:p>
-        </w:tc>
-        <w:tc>
-          <w:tcPr>
-            <w:tcW w:type="dxa" w:w="2400"/>
+            <w:tcW w:type="dxa" w:w="7006"/>
+            <w:tcBorders>
+              <w:top w:val="single" w:color="CBD5E1" w:sz="4"/>
+              <w:left w:val="single" w:color="CBD5E1" w:sz="4"/>
+              <w:bottom w:val="single" w:color="CBD5E1" w:sz="4"/>
+              <w:right w:val="single" w:color="CBD5E1" w:sz="4"/>
+            </w:tcBorders>
+            <w:tcMar>
+              <w:top w:type="dxa" w:w="70"/>
+              <w:left w:type="dxa" w:w="120"/>
+              <w:bottom w:type="dxa" w:w="70"/>
+              <w:right w:type="dxa" w:w="120"/>
+            </w:tcMar>
+            <w:vAlign w:val="top"/>
+          </w:tcPr>
+          <w:p>
+            <w:pPr>
+              <w:spacing w:after="0" w:before="0" w:line="260"/>
+            </w:pPr>
+            <w:r>
+              <w:rPr>
+                <w:rFonts w:ascii="Arial" w:cs="Arial" w:eastAsia="Arial" w:hAnsi="Arial"/>
+                <w:color w:val="1F2937"/>
+                <w:sz w:val="17"/>
+                <w:szCs w:val="17"/>
+              </w:rPr>
+              <w:t xml:space="preserve">Infrastructure (servers, storage, AI server, network)</w:t>
+            </w:r>
+          </w:p>
+        </w:tc>
+        <w:tc>
+          <w:tcPr>
+            <w:tcW w:type="dxa" w:w="3200"/>
             <w:tcBorders>
               <w:top w:val="single" w:color="CBD5E1" w:sz="4"/>
               <w:left w:val="single" w:color="CBD5E1" w:sz="4"/>
@@ -13128,11 +13134,13 @@
             <w:r>
               <w:rPr>
                 <w:rFonts w:ascii="Arial" w:cs="Arial" w:eastAsia="Arial" w:hAnsi="Arial"/>
-                <w:color w:val="1F2937"/>
-                <w:sz w:val="17"/>
-                <w:szCs w:val="17"/>
-              </w:rPr>
-              <w:t xml:space="preserve">₹1.5 lakh</w:t>
+                <w:i/>
+                <w:iCs/>
+                <w:color w:val="5B6472"/>
+                <w:sz w:val="16"/>
+                <w:szCs w:val="16"/>
+              </w:rPr>
+              <w:t xml:space="preserve">Provided by the State Data Centre</w:t>
             </w:r>
           </w:p>
         </w:tc>
@@ -13143,7 +13151,7 @@
         </w:trPr>
         <w:tc>
           <w:tcPr>
-            <w:tcW w:type="dxa" w:w="7806"/>
+            <w:tcW w:type="dxa" w:w="7006"/>
             <w:tcBorders>
               <w:top w:val="single" w:color="CBD5E1" w:sz="4"/>
               <w:left w:val="single" w:color="CBD5E1" w:sz="4"/>
@@ -13175,7 +13183,7 @@
         </w:tc>
         <w:tc>
           <w:tcPr>
-            <w:tcW w:type="dxa" w:w="2400"/>
+            <w:tcW w:type="dxa" w:w="3200"/>
             <w:tcBorders>
               <w:top w:val="single" w:color="CBD5E1" w:sz="4"/>
               <w:left w:val="single" w:color="CBD5E1" w:sz="4"/>
@@ -13213,7 +13221,7 @@
         </w:trPr>
         <w:tc>
           <w:tcPr>
-            <w:tcW w:type="dxa" w:w="7806"/>
+            <w:tcW w:type="dxa" w:w="7006"/>
             <w:tcBorders>
               <w:top w:val="single" w:color="CBD5E1" w:sz="4"/>
               <w:left w:val="single" w:color="CBD5E1" w:sz="4"/>
@@ -13248,7 +13256,7 @@
         </w:tc>
         <w:tc>
           <w:tcPr>
-            <w:tcW w:type="dxa" w:w="2400"/>
+            <w:tcW w:type="dxa" w:w="3200"/>
             <w:tcBorders>
               <w:top w:val="single" w:color="CBD5E1" w:sz="4"/>
               <w:left w:val="single" w:color="CBD5E1" w:sz="4"/>
@@ -13278,7 +13286,7 @@
                 <w:sz w:val="17"/>
                 <w:szCs w:val="17"/>
               </w:rPr>
-              <w:t xml:space="preserve">₹3.5 lakh</w:t>
+              <w:t xml:space="preserve">₹2 lakh</w:t>
             </w:r>
           </w:p>
         </w:tc>
@@ -13297,7 +13305,7 @@
           <w:sz w:val="17"/>
           <w:szCs w:val="17"/>
         </w:rPr>
-        <w:t xml:space="preserve">Builds on Module 01 infrastructure, so only incremental hosting is needed. Figures exclude GST.</w:t>
+        <w:t xml:space="preserve">Builds on Module 01, so no separate system is needed. Figures exclude GST.</w:t>
       </w:r>
     </w:p>
     <w:p>
@@ -13912,7 +13920,7 @@
                 <w:sz w:val="17"/>
                 <w:szCs w:val="17"/>
               </w:rPr>
-              <w:t xml:space="preserve">  ·  Recurring ₹6.5 lakh / yr</w:t>
+              <w:t xml:space="preserve">  ·  Recurring ₹4.5 lakh / yr</w:t>
             </w:r>
           </w:p>
         </w:tc>
@@ -15363,8 +15371,8 @@
         <w:tblLayout w:type="fixed"/>
       </w:tblPr>
       <w:tblGrid>
-        <w:gridCol w:w="7806"/>
-        <w:gridCol w:w="2400"/>
+        <w:gridCol w:w="7006"/>
+        <w:gridCol w:w="3200"/>
       </w:tblGrid>
       <w:tr>
         <w:trPr>
@@ -15373,7 +15381,7 @@
         </w:trPr>
         <w:tc>
           <w:tcPr>
-            <w:tcW w:type="dxa" w:w="7806"/>
+            <w:tcW w:type="dxa" w:w="7006"/>
             <w:tcBorders>
               <w:top w:val="single" w:color="CBD5E1" w:sz="4"/>
               <w:left w:val="single" w:color="CBD5E1" w:sz="4"/>
@@ -15408,7 +15416,7 @@
         </w:tc>
         <w:tc>
           <w:tcPr>
-            <w:tcW w:type="dxa" w:w="2400"/>
+            <w:tcW w:type="dxa" w:w="3200"/>
             <w:tcBorders>
               <w:top w:val="single" w:color="CBD5E1" w:sz="4"/>
               <w:left w:val="single" w:color="CBD5E1" w:sz="4"/>
@@ -15449,7 +15457,7 @@
         </w:trPr>
         <w:tc>
           <w:tcPr>
-            <w:tcW w:type="dxa" w:w="7806"/>
+            <w:tcW w:type="dxa" w:w="7006"/>
             <w:tcBorders>
               <w:top w:val="single" w:color="CBD5E1" w:sz="4"/>
               <w:left w:val="single" w:color="CBD5E1" w:sz="4"/>
@@ -15481,7 +15489,7 @@
         </w:tc>
         <w:tc>
           <w:tcPr>
-            <w:tcW w:type="dxa" w:w="2400"/>
+            <w:tcW w:type="dxa" w:w="3200"/>
             <w:tcBorders>
               <w:top w:val="single" w:color="CBD5E1" w:sz="4"/>
               <w:left w:val="single" w:color="CBD5E1" w:sz="4"/>
@@ -15519,7 +15527,7 @@
         </w:trPr>
         <w:tc>
           <w:tcPr>
-            <w:tcW w:type="dxa" w:w="7806"/>
+            <w:tcW w:type="dxa" w:w="7006"/>
             <w:tcBorders>
               <w:top w:val="single" w:color="CBD5E1" w:sz="4"/>
               <w:left w:val="single" w:color="CBD5E1" w:sz="4"/>
@@ -15551,7 +15559,7 @@
         </w:tc>
         <w:tc>
           <w:tcPr>
-            <w:tcW w:type="dxa" w:w="2400"/>
+            <w:tcW w:type="dxa" w:w="3200"/>
             <w:tcBorders>
               <w:top w:val="single" w:color="CBD5E1" w:sz="4"/>
               <w:left w:val="single" w:color="CBD5E1" w:sz="4"/>
@@ -15589,7 +15597,7 @@
         </w:trPr>
         <w:tc>
           <w:tcPr>
-            <w:tcW w:type="dxa" w:w="7806"/>
+            <w:tcW w:type="dxa" w:w="7006"/>
             <w:tcBorders>
               <w:top w:val="single" w:color="CBD5E1" w:sz="4"/>
               <w:left w:val="single" w:color="CBD5E1" w:sz="4"/>
@@ -15624,7 +15632,7 @@
         </w:tc>
         <w:tc>
           <w:tcPr>
-            <w:tcW w:type="dxa" w:w="2400"/>
+            <w:tcW w:type="dxa" w:w="3200"/>
             <w:tcBorders>
               <w:top w:val="single" w:color="CBD5E1" w:sz="4"/>
               <w:left w:val="single" w:color="CBD5E1" w:sz="4"/>
@@ -15665,39 +15673,39 @@
         </w:trPr>
         <w:tc>
           <w:tcPr>
-            <w:tcW w:type="dxa" w:w="7806"/>
-            <w:tcBorders>
-              <w:top w:val="single" w:color="CBD5E1" w:sz="4"/>
-              <w:left w:val="single" w:color="CBD5E1" w:sz="4"/>
-              <w:bottom w:val="single" w:color="CBD5E1" w:sz="4"/>
-              <w:right w:val="single" w:color="CBD5E1" w:sz="4"/>
-            </w:tcBorders>
-            <w:tcMar>
-              <w:top w:type="dxa" w:w="70"/>
-              <w:left w:type="dxa" w:w="120"/>
-              <w:bottom w:type="dxa" w:w="70"/>
-              <w:right w:type="dxa" w:w="120"/>
-            </w:tcMar>
-            <w:vAlign w:val="top"/>
-          </w:tcPr>
-          <w:p>
-            <w:pPr>
-              <w:spacing w:after="0" w:before="0" w:line="260"/>
-            </w:pPr>
-            <w:r>
-              <w:rPr>
-                <w:rFonts w:ascii="Arial" w:cs="Arial" w:eastAsia="Arial" w:hAnsi="Arial"/>
-                <w:color w:val="1F2937"/>
-                <w:sz w:val="17"/>
-                <w:szCs w:val="17"/>
-              </w:rPr>
-              <w:t xml:space="preserve">Infrastructure per year (hosting, storage, gateways, data)</w:t>
-            </w:r>
-          </w:p>
-        </w:tc>
-        <w:tc>
-          <w:tcPr>
-            <w:tcW w:type="dxa" w:w="2400"/>
+            <w:tcW w:type="dxa" w:w="7006"/>
+            <w:tcBorders>
+              <w:top w:val="single" w:color="CBD5E1" w:sz="4"/>
+              <w:left w:val="single" w:color="CBD5E1" w:sz="4"/>
+              <w:bottom w:val="single" w:color="CBD5E1" w:sz="4"/>
+              <w:right w:val="single" w:color="CBD5E1" w:sz="4"/>
+            </w:tcBorders>
+            <w:tcMar>
+              <w:top w:type="dxa" w:w="70"/>
+              <w:left w:type="dxa" w:w="120"/>
+              <w:bottom w:type="dxa" w:w="70"/>
+              <w:right w:type="dxa" w:w="120"/>
+            </w:tcMar>
+            <w:vAlign w:val="top"/>
+          </w:tcPr>
+          <w:p>
+            <w:pPr>
+              <w:spacing w:after="0" w:before="0" w:line="260"/>
+            </w:pPr>
+            <w:r>
+              <w:rPr>
+                <w:rFonts w:ascii="Arial" w:cs="Arial" w:eastAsia="Arial" w:hAnsi="Arial"/>
+                <w:color w:val="1F2937"/>
+                <w:sz w:val="17"/>
+                <w:szCs w:val="17"/>
+              </w:rPr>
+              <w:t xml:space="preserve">Infrastructure (servers, storage, AI server, network)</w:t>
+            </w:r>
+          </w:p>
+        </w:tc>
+        <w:tc>
+          <w:tcPr>
+            <w:tcW w:type="dxa" w:w="3200"/>
             <w:tcBorders>
               <w:top w:val="single" w:color="CBD5E1" w:sz="4"/>
               <w:left w:val="single" w:color="CBD5E1" w:sz="4"/>
@@ -15720,11 +15728,13 @@
             <w:r>
               <w:rPr>
                 <w:rFonts w:ascii="Arial" w:cs="Arial" w:eastAsia="Arial" w:hAnsi="Arial"/>
-                <w:color w:val="1F2937"/>
-                <w:sz w:val="17"/>
-                <w:szCs w:val="17"/>
-              </w:rPr>
-              <w:t xml:space="preserve">₹2.5 lakh</w:t>
+                <w:i/>
+                <w:iCs/>
+                <w:color w:val="5B6472"/>
+                <w:sz w:val="16"/>
+                <w:szCs w:val="16"/>
+              </w:rPr>
+              <w:t xml:space="preserve">Provided by the State Data Centre</w:t>
             </w:r>
           </w:p>
         </w:tc>
@@ -15735,7 +15745,7 @@
         </w:trPr>
         <w:tc>
           <w:tcPr>
-            <w:tcW w:type="dxa" w:w="7806"/>
+            <w:tcW w:type="dxa" w:w="7006"/>
             <w:tcBorders>
               <w:top w:val="single" w:color="CBD5E1" w:sz="4"/>
               <w:left w:val="single" w:color="CBD5E1" w:sz="4"/>
@@ -15767,7 +15777,7 @@
         </w:tc>
         <w:tc>
           <w:tcPr>
-            <w:tcW w:type="dxa" w:w="2400"/>
+            <w:tcW w:type="dxa" w:w="3200"/>
             <w:tcBorders>
               <w:top w:val="single" w:color="CBD5E1" w:sz="4"/>
               <w:left w:val="single" w:color="CBD5E1" w:sz="4"/>
@@ -15794,7 +15804,7 @@
                 <w:sz w:val="17"/>
                 <w:szCs w:val="17"/>
               </w:rPr>
-              <w:t xml:space="preserve">₹4 lakh</w:t>
+              <w:t xml:space="preserve">₹4.5 lakh</w:t>
             </w:r>
           </w:p>
         </w:tc>
@@ -15805,7 +15815,7 @@
         </w:trPr>
         <w:tc>
           <w:tcPr>
-            <w:tcW w:type="dxa" w:w="7806"/>
+            <w:tcW w:type="dxa" w:w="7006"/>
             <w:tcBorders>
               <w:top w:val="single" w:color="CBD5E1" w:sz="4"/>
               <w:left w:val="single" w:color="CBD5E1" w:sz="4"/>
@@ -15840,7 +15850,7 @@
         </w:tc>
         <w:tc>
           <w:tcPr>
-            <w:tcW w:type="dxa" w:w="2400"/>
+            <w:tcW w:type="dxa" w:w="3200"/>
             <w:tcBorders>
               <w:top w:val="single" w:color="CBD5E1" w:sz="4"/>
               <w:left w:val="single" w:color="CBD5E1" w:sz="4"/>
@@ -15870,7 +15880,7 @@
                 <w:sz w:val="17"/>
                 <w:szCs w:val="17"/>
               </w:rPr>
-              <w:t xml:space="preserve">₹6.5 lakh</w:t>
+              <w:t xml:space="preserve">₹4.5 lakh</w:t>
             </w:r>
           </w:p>
         </w:tc>
@@ -15889,7 +15899,7 @@
           <w:sz w:val="17"/>
           <w:szCs w:val="17"/>
         </w:rPr>
-        <w:t xml:space="preserve">Infrastructure includes the SMS gateway for deadline alerts. Figures exclude GST.</w:t>
+        <w:t xml:space="preserve">Deadline alerts use the state's SMS and e-mail gateways. Figures exclude GST.</w:t>
       </w:r>
     </w:p>
     <w:p>
@@ -16495,16 +16505,16 @@
                 <w:sz w:val="17"/>
                 <w:szCs w:val="17"/>
               </w:rPr>
-              <w:t xml:space="preserve">₹26.5 lakh</w:t>
-            </w:r>
-            <w:r>
-              <w:rPr>
-                <w:rFonts w:ascii="Arial" w:cs="Arial" w:eastAsia="Arial" w:hAnsi="Arial"/>
-                <w:color w:val="1F2937"/>
-                <w:sz w:val="17"/>
-                <w:szCs w:val="17"/>
-              </w:rPr>
-              <w:t xml:space="preserve">  ·  Recurring ₹5.5 lakh / yr</w:t>
+              <w:t xml:space="preserve">₹28.5 lakh</w:t>
+            </w:r>
+            <w:r>
+              <w:rPr>
+                <w:rFonts w:ascii="Arial" w:cs="Arial" w:eastAsia="Arial" w:hAnsi="Arial"/>
+                <w:color w:val="1F2937"/>
+                <w:sz w:val="17"/>
+                <w:szCs w:val="17"/>
+              </w:rPr>
+              <w:t xml:space="preserve">  ·  Recurring ₹4.5 lakh / yr</w:t>
             </w:r>
           </w:p>
         </w:tc>
@@ -17631,7 +17641,7 @@
           <w:sz w:val="19"/>
           <w:szCs w:val="19"/>
         </w:rPr>
-        <w:t xml:space="preserve">Paper DPRs scanned and digitised with OCR; AI search and similarity matching; hosted in the State Data Centre.</w:t>
+        <w:t xml:space="preserve">Paper DPRs scanned and digitised with OCR; AI search and similarity matching run on models hosted inside the State Data Centre.</w:t>
       </w:r>
     </w:p>
     <w:p>
@@ -17915,8 +17925,8 @@
         <w:tblLayout w:type="fixed"/>
       </w:tblPr>
       <w:tblGrid>
-        <w:gridCol w:w="7806"/>
-        <w:gridCol w:w="2400"/>
+        <w:gridCol w:w="7006"/>
+        <w:gridCol w:w="3200"/>
       </w:tblGrid>
       <w:tr>
         <w:trPr>
@@ -17925,7 +17935,7 @@
         </w:trPr>
         <w:tc>
           <w:tcPr>
-            <w:tcW w:type="dxa" w:w="7806"/>
+            <w:tcW w:type="dxa" w:w="7006"/>
             <w:tcBorders>
               <w:top w:val="single" w:color="CBD5E1" w:sz="4"/>
               <w:left w:val="single" w:color="CBD5E1" w:sz="4"/>
@@ -17960,7 +17970,7 @@
         </w:tc>
         <w:tc>
           <w:tcPr>
-            <w:tcW w:type="dxa" w:w="2400"/>
+            <w:tcW w:type="dxa" w:w="3200"/>
             <w:tcBorders>
               <w:top w:val="single" w:color="CBD5E1" w:sz="4"/>
               <w:left w:val="single" w:color="CBD5E1" w:sz="4"/>
@@ -18001,7 +18011,7 @@
         </w:trPr>
         <w:tc>
           <w:tcPr>
-            <w:tcW w:type="dxa" w:w="7806"/>
+            <w:tcW w:type="dxa" w:w="7006"/>
             <w:tcBorders>
               <w:top w:val="single" w:color="CBD5E1" w:sz="4"/>
               <w:left w:val="single" w:color="CBD5E1" w:sz="4"/>
@@ -18033,7 +18043,7 @@
         </w:tc>
         <w:tc>
           <w:tcPr>
-            <w:tcW w:type="dxa" w:w="2400"/>
+            <w:tcW w:type="dxa" w:w="3200"/>
             <w:tcBorders>
               <w:top w:val="single" w:color="CBD5E1" w:sz="4"/>
               <w:left w:val="single" w:color="CBD5E1" w:sz="4"/>
@@ -18071,7 +18081,7 @@
         </w:trPr>
         <w:tc>
           <w:tcPr>
-            <w:tcW w:type="dxa" w:w="7806"/>
+            <w:tcW w:type="dxa" w:w="7006"/>
             <w:tcBorders>
               <w:top w:val="single" w:color="CBD5E1" w:sz="4"/>
               <w:left w:val="single" w:color="CBD5E1" w:sz="4"/>
@@ -18103,7 +18113,7 @@
         </w:tc>
         <w:tc>
           <w:tcPr>
-            <w:tcW w:type="dxa" w:w="2400"/>
+            <w:tcW w:type="dxa" w:w="3200"/>
             <w:tcBorders>
               <w:top w:val="single" w:color="CBD5E1" w:sz="4"/>
               <w:left w:val="single" w:color="CBD5E1" w:sz="4"/>
@@ -18130,7 +18140,7 @@
                 <w:sz w:val="17"/>
                 <w:szCs w:val="17"/>
               </w:rPr>
-              <w:t xml:space="preserve">₹12.5 lakh</w:t>
+              <w:t xml:space="preserve">₹14.5 lakh</w:t>
             </w:r>
           </w:p>
         </w:tc>
@@ -18141,7 +18151,7 @@
         </w:trPr>
         <w:tc>
           <w:tcPr>
-            <w:tcW w:type="dxa" w:w="7806"/>
+            <w:tcW w:type="dxa" w:w="7006"/>
             <w:tcBorders>
               <w:top w:val="single" w:color="CBD5E1" w:sz="4"/>
               <w:left w:val="single" w:color="CBD5E1" w:sz="4"/>
@@ -18176,7 +18186,7 @@
         </w:tc>
         <w:tc>
           <w:tcPr>
-            <w:tcW w:type="dxa" w:w="2400"/>
+            <w:tcW w:type="dxa" w:w="3200"/>
             <w:tcBorders>
               <w:top w:val="single" w:color="CBD5E1" w:sz="4"/>
               <w:left w:val="single" w:color="CBD5E1" w:sz="4"/>
@@ -18206,7 +18216,7 @@
                 <w:sz w:val="17"/>
                 <w:szCs w:val="17"/>
               </w:rPr>
-              <w:t xml:space="preserve">₹26.5 lakh</w:t>
+              <w:t xml:space="preserve">₹28.5 lakh</w:t>
             </w:r>
           </w:p>
         </w:tc>
@@ -18217,39 +18227,39 @@
         </w:trPr>
         <w:tc>
           <w:tcPr>
-            <w:tcW w:type="dxa" w:w="7806"/>
-            <w:tcBorders>
-              <w:top w:val="single" w:color="CBD5E1" w:sz="4"/>
-              <w:left w:val="single" w:color="CBD5E1" w:sz="4"/>
-              <w:bottom w:val="single" w:color="CBD5E1" w:sz="4"/>
-              <w:right w:val="single" w:color="CBD5E1" w:sz="4"/>
-            </w:tcBorders>
-            <w:tcMar>
-              <w:top w:type="dxa" w:w="70"/>
-              <w:left w:type="dxa" w:w="120"/>
-              <w:bottom w:type="dxa" w:w="70"/>
-              <w:right w:type="dxa" w:w="120"/>
-            </w:tcMar>
-            <w:vAlign w:val="top"/>
-          </w:tcPr>
-          <w:p>
-            <w:pPr>
-              <w:spacing w:after="0" w:before="0" w:line="260"/>
-            </w:pPr>
-            <w:r>
-              <w:rPr>
-                <w:rFonts w:ascii="Arial" w:cs="Arial" w:eastAsia="Arial" w:hAnsi="Arial"/>
-                <w:color w:val="1F2937"/>
-                <w:sz w:val="17"/>
-                <w:szCs w:val="17"/>
-              </w:rPr>
-              <w:t xml:space="preserve">Infrastructure per year (hosting, storage, gateways, data)</w:t>
-            </w:r>
-          </w:p>
-        </w:tc>
-        <w:tc>
-          <w:tcPr>
-            <w:tcW w:type="dxa" w:w="2400"/>
+            <w:tcW w:type="dxa" w:w="7006"/>
+            <w:tcBorders>
+              <w:top w:val="single" w:color="CBD5E1" w:sz="4"/>
+              <w:left w:val="single" w:color="CBD5E1" w:sz="4"/>
+              <w:bottom w:val="single" w:color="CBD5E1" w:sz="4"/>
+              <w:right w:val="single" w:color="CBD5E1" w:sz="4"/>
+            </w:tcBorders>
+            <w:tcMar>
+              <w:top w:type="dxa" w:w="70"/>
+              <w:left w:type="dxa" w:w="120"/>
+              <w:bottom w:type="dxa" w:w="70"/>
+              <w:right w:type="dxa" w:w="120"/>
+            </w:tcMar>
+            <w:vAlign w:val="top"/>
+          </w:tcPr>
+          <w:p>
+            <w:pPr>
+              <w:spacing w:after="0" w:before="0" w:line="260"/>
+            </w:pPr>
+            <w:r>
+              <w:rPr>
+                <w:rFonts w:ascii="Arial" w:cs="Arial" w:eastAsia="Arial" w:hAnsi="Arial"/>
+                <w:color w:val="1F2937"/>
+                <w:sz w:val="17"/>
+                <w:szCs w:val="17"/>
+              </w:rPr>
+              <w:t xml:space="preserve">Infrastructure (servers, storage, AI server, network)</w:t>
+            </w:r>
+          </w:p>
+        </w:tc>
+        <w:tc>
+          <w:tcPr>
+            <w:tcW w:type="dxa" w:w="3200"/>
             <w:tcBorders>
               <w:top w:val="single" w:color="CBD5E1" w:sz="4"/>
               <w:left w:val="single" w:color="CBD5E1" w:sz="4"/>
@@ -18272,11 +18282,13 @@
             <w:r>
               <w:rPr>
                 <w:rFonts w:ascii="Arial" w:cs="Arial" w:eastAsia="Arial" w:hAnsi="Arial"/>
-                <w:color w:val="1F2937"/>
-                <w:sz w:val="17"/>
-                <w:szCs w:val="17"/>
-              </w:rPr>
-              <w:t xml:space="preserve">₹2.5 lakh</w:t>
+                <w:i/>
+                <w:iCs/>
+                <w:color w:val="5B6472"/>
+                <w:sz w:val="16"/>
+                <w:szCs w:val="16"/>
+              </w:rPr>
+              <w:t xml:space="preserve">Provided by the State Data Centre</w:t>
             </w:r>
           </w:p>
         </w:tc>
@@ -18287,7 +18299,7 @@
         </w:trPr>
         <w:tc>
           <w:tcPr>
-            <w:tcW w:type="dxa" w:w="7806"/>
+            <w:tcW w:type="dxa" w:w="7006"/>
             <w:tcBorders>
               <w:top w:val="single" w:color="CBD5E1" w:sz="4"/>
               <w:left w:val="single" w:color="CBD5E1" w:sz="4"/>
@@ -18319,7 +18331,7 @@
         </w:tc>
         <w:tc>
           <w:tcPr>
-            <w:tcW w:type="dxa" w:w="2400"/>
+            <w:tcW w:type="dxa" w:w="3200"/>
             <w:tcBorders>
               <w:top w:val="single" w:color="CBD5E1" w:sz="4"/>
               <w:left w:val="single" w:color="CBD5E1" w:sz="4"/>
@@ -18346,7 +18358,7 @@
                 <w:sz w:val="17"/>
                 <w:szCs w:val="17"/>
               </w:rPr>
-              <w:t xml:space="preserve">₹3 lakh</w:t>
+              <w:t xml:space="preserve">₹4.5 lakh</w:t>
             </w:r>
           </w:p>
         </w:tc>
@@ -18357,7 +18369,7 @@
         </w:trPr>
         <w:tc>
           <w:tcPr>
-            <w:tcW w:type="dxa" w:w="7806"/>
+            <w:tcW w:type="dxa" w:w="7006"/>
             <w:tcBorders>
               <w:top w:val="single" w:color="CBD5E1" w:sz="4"/>
               <w:left w:val="single" w:color="CBD5E1" w:sz="4"/>
@@ -18392,7 +18404,7 @@
         </w:tc>
         <w:tc>
           <w:tcPr>
-            <w:tcW w:type="dxa" w:w="2400"/>
+            <w:tcW w:type="dxa" w:w="3200"/>
             <w:tcBorders>
               <w:top w:val="single" w:color="CBD5E1" w:sz="4"/>
               <w:left w:val="single" w:color="CBD5E1" w:sz="4"/>
@@ -18422,7 +18434,7 @@
                 <w:sz w:val="17"/>
                 <w:szCs w:val="17"/>
               </w:rPr>
-              <w:t xml:space="preserve">₹5.5 lakh</w:t>
+              <w:t xml:space="preserve">₹4.5 lakh</w:t>
             </w:r>
           </w:p>
         </w:tc>
@@ -19056,7 +19068,7 @@
                 <w:sz w:val="17"/>
                 <w:szCs w:val="17"/>
               </w:rPr>
-              <w:t xml:space="preserve">  ·  Recurring ₹3.5 lakh / yr</w:t>
+              <w:t xml:space="preserve">  ·  Recurring ₹2.5 lakh / yr</w:t>
             </w:r>
           </w:p>
         </w:tc>
@@ -20467,8 +20479,8 @@
         <w:tblLayout w:type="fixed"/>
       </w:tblPr>
       <w:tblGrid>
-        <w:gridCol w:w="7806"/>
-        <w:gridCol w:w="2400"/>
+        <w:gridCol w:w="7006"/>
+        <w:gridCol w:w="3200"/>
       </w:tblGrid>
       <w:tr>
         <w:trPr>
@@ -20477,7 +20489,7 @@
         </w:trPr>
         <w:tc>
           <w:tcPr>
-            <w:tcW w:type="dxa" w:w="7806"/>
+            <w:tcW w:type="dxa" w:w="7006"/>
             <w:tcBorders>
               <w:top w:val="single" w:color="CBD5E1" w:sz="4"/>
               <w:left w:val="single" w:color="CBD5E1" w:sz="4"/>
@@ -20512,7 +20524,7 @@
         </w:tc>
         <w:tc>
           <w:tcPr>
-            <w:tcW w:type="dxa" w:w="2400"/>
+            <w:tcW w:type="dxa" w:w="3200"/>
             <w:tcBorders>
               <w:top w:val="single" w:color="CBD5E1" w:sz="4"/>
               <w:left w:val="single" w:color="CBD5E1" w:sz="4"/>
@@ -20553,7 +20565,7 @@
         </w:trPr>
         <w:tc>
           <w:tcPr>
-            <w:tcW w:type="dxa" w:w="7806"/>
+            <w:tcW w:type="dxa" w:w="7006"/>
             <w:tcBorders>
               <w:top w:val="single" w:color="CBD5E1" w:sz="4"/>
               <w:left w:val="single" w:color="CBD5E1" w:sz="4"/>
@@ -20585,7 +20597,7 @@
         </w:tc>
         <w:tc>
           <w:tcPr>
-            <w:tcW w:type="dxa" w:w="2400"/>
+            <w:tcW w:type="dxa" w:w="3200"/>
             <w:tcBorders>
               <w:top w:val="single" w:color="CBD5E1" w:sz="4"/>
               <w:left w:val="single" w:color="CBD5E1" w:sz="4"/>
@@ -20623,7 +20635,7 @@
         </w:trPr>
         <w:tc>
           <w:tcPr>
-            <w:tcW w:type="dxa" w:w="7806"/>
+            <w:tcW w:type="dxa" w:w="7006"/>
             <w:tcBorders>
               <w:top w:val="single" w:color="CBD5E1" w:sz="4"/>
               <w:left w:val="single" w:color="CBD5E1" w:sz="4"/>
@@ -20655,7 +20667,7 @@
         </w:tc>
         <w:tc>
           <w:tcPr>
-            <w:tcW w:type="dxa" w:w="2400"/>
+            <w:tcW w:type="dxa" w:w="3200"/>
             <w:tcBorders>
               <w:top w:val="single" w:color="CBD5E1" w:sz="4"/>
               <w:left w:val="single" w:color="CBD5E1" w:sz="4"/>
@@ -20693,7 +20705,7 @@
         </w:trPr>
         <w:tc>
           <w:tcPr>
-            <w:tcW w:type="dxa" w:w="7806"/>
+            <w:tcW w:type="dxa" w:w="7006"/>
             <w:tcBorders>
               <w:top w:val="single" w:color="CBD5E1" w:sz="4"/>
               <w:left w:val="single" w:color="CBD5E1" w:sz="4"/>
@@ -20728,7 +20740,7 @@
         </w:tc>
         <w:tc>
           <w:tcPr>
-            <w:tcW w:type="dxa" w:w="2400"/>
+            <w:tcW w:type="dxa" w:w="3200"/>
             <w:tcBorders>
               <w:top w:val="single" w:color="CBD5E1" w:sz="4"/>
               <w:left w:val="single" w:color="CBD5E1" w:sz="4"/>
@@ -20769,39 +20781,39 @@
         </w:trPr>
         <w:tc>
           <w:tcPr>
-            <w:tcW w:type="dxa" w:w="7806"/>
-            <w:tcBorders>
-              <w:top w:val="single" w:color="CBD5E1" w:sz="4"/>
-              <w:left w:val="single" w:color="CBD5E1" w:sz="4"/>
-              <w:bottom w:val="single" w:color="CBD5E1" w:sz="4"/>
-              <w:right w:val="single" w:color="CBD5E1" w:sz="4"/>
-            </w:tcBorders>
-            <w:tcMar>
-              <w:top w:type="dxa" w:w="70"/>
-              <w:left w:type="dxa" w:w="120"/>
-              <w:bottom w:type="dxa" w:w="70"/>
-              <w:right w:type="dxa" w:w="120"/>
-            </w:tcMar>
-            <w:vAlign w:val="top"/>
-          </w:tcPr>
-          <w:p>
-            <w:pPr>
-              <w:spacing w:after="0" w:before="0" w:line="260"/>
-            </w:pPr>
-            <w:r>
-              <w:rPr>
-                <w:rFonts w:ascii="Arial" w:cs="Arial" w:eastAsia="Arial" w:hAnsi="Arial"/>
-                <w:color w:val="1F2937"/>
-                <w:sz w:val="17"/>
-                <w:szCs w:val="17"/>
-              </w:rPr>
-              <w:t xml:space="preserve">Infrastructure per year (hosting, storage, gateways, data)</w:t>
-            </w:r>
-          </w:p>
-        </w:tc>
-        <w:tc>
-          <w:tcPr>
-            <w:tcW w:type="dxa" w:w="2400"/>
+            <w:tcW w:type="dxa" w:w="7006"/>
+            <w:tcBorders>
+              <w:top w:val="single" w:color="CBD5E1" w:sz="4"/>
+              <w:left w:val="single" w:color="CBD5E1" w:sz="4"/>
+              <w:bottom w:val="single" w:color="CBD5E1" w:sz="4"/>
+              <w:right w:val="single" w:color="CBD5E1" w:sz="4"/>
+            </w:tcBorders>
+            <w:tcMar>
+              <w:top w:type="dxa" w:w="70"/>
+              <w:left w:type="dxa" w:w="120"/>
+              <w:bottom w:type="dxa" w:w="70"/>
+              <w:right w:type="dxa" w:w="120"/>
+            </w:tcMar>
+            <w:vAlign w:val="top"/>
+          </w:tcPr>
+          <w:p>
+            <w:pPr>
+              <w:spacing w:after="0" w:before="0" w:line="260"/>
+            </w:pPr>
+            <w:r>
+              <w:rPr>
+                <w:rFonts w:ascii="Arial" w:cs="Arial" w:eastAsia="Arial" w:hAnsi="Arial"/>
+                <w:color w:val="1F2937"/>
+                <w:sz w:val="17"/>
+                <w:szCs w:val="17"/>
+              </w:rPr>
+              <w:t xml:space="preserve">Infrastructure (servers, storage, AI server, network)</w:t>
+            </w:r>
+          </w:p>
+        </w:tc>
+        <w:tc>
+          <w:tcPr>
+            <w:tcW w:type="dxa" w:w="3200"/>
             <w:tcBorders>
               <w:top w:val="single" w:color="CBD5E1" w:sz="4"/>
               <w:left w:val="single" w:color="CBD5E1" w:sz="4"/>
@@ -20824,11 +20836,13 @@
             <w:r>
               <w:rPr>
                 <w:rFonts w:ascii="Arial" w:cs="Arial" w:eastAsia="Arial" w:hAnsi="Arial"/>
-                <w:color w:val="1F2937"/>
-                <w:sz w:val="17"/>
-                <w:szCs w:val="17"/>
-              </w:rPr>
-              <w:t xml:space="preserve">₹1.5 lakh</w:t>
+                <w:i/>
+                <w:iCs/>
+                <w:color w:val="5B6472"/>
+                <w:sz w:val="16"/>
+                <w:szCs w:val="16"/>
+              </w:rPr>
+              <w:t xml:space="preserve">Provided by the State Data Centre</w:t>
             </w:r>
           </w:p>
         </w:tc>
@@ -20839,7 +20853,7 @@
         </w:trPr>
         <w:tc>
           <w:tcPr>
-            <w:tcW w:type="dxa" w:w="7806"/>
+            <w:tcW w:type="dxa" w:w="7006"/>
             <w:tcBorders>
               <w:top w:val="single" w:color="CBD5E1" w:sz="4"/>
               <w:left w:val="single" w:color="CBD5E1" w:sz="4"/>
@@ -20871,7 +20885,7 @@
         </w:tc>
         <w:tc>
           <w:tcPr>
-            <w:tcW w:type="dxa" w:w="2400"/>
+            <w:tcW w:type="dxa" w:w="3200"/>
             <w:tcBorders>
               <w:top w:val="single" w:color="CBD5E1" w:sz="4"/>
               <w:left w:val="single" w:color="CBD5E1" w:sz="4"/>
@@ -20898,7 +20912,7 @@
                 <w:sz w:val="17"/>
                 <w:szCs w:val="17"/>
               </w:rPr>
-              <w:t xml:space="preserve">₹2 lakh</w:t>
+              <w:t xml:space="preserve">₹2.5 lakh</w:t>
             </w:r>
           </w:p>
         </w:tc>
@@ -20909,7 +20923,7 @@
         </w:trPr>
         <w:tc>
           <w:tcPr>
-            <w:tcW w:type="dxa" w:w="7806"/>
+            <w:tcW w:type="dxa" w:w="7006"/>
             <w:tcBorders>
               <w:top w:val="single" w:color="CBD5E1" w:sz="4"/>
               <w:left w:val="single" w:color="CBD5E1" w:sz="4"/>
@@ -20944,7 +20958,7 @@
         </w:tc>
         <w:tc>
           <w:tcPr>
-            <w:tcW w:type="dxa" w:w="2400"/>
+            <w:tcW w:type="dxa" w:w="3200"/>
             <w:tcBorders>
               <w:top w:val="single" w:color="CBD5E1" w:sz="4"/>
               <w:left w:val="single" w:color="CBD5E1" w:sz="4"/>
@@ -20974,7 +20988,7 @@
                 <w:sz w:val="17"/>
                 <w:szCs w:val="17"/>
               </w:rPr>
-              <w:t xml:space="preserve">₹3.5 lakh</w:t>
+              <w:t xml:space="preserve">₹2.5 lakh</w:t>
             </w:r>
           </w:p>
         </w:tc>
@@ -21501,7 +21515,7 @@
                 <w:sz w:val="18"/>
                 <w:szCs w:val="18"/>
               </w:rPr>
-              <w:t xml:space="preserve">Hosting in the Jharkhand State Data Centre (JAP-IT) or a government-approved Indian cloud. Compliant with the DPDP Act 2023.</w:t>
+              <w:t xml:space="preserve">Everything runs in the Jharkhand State Data Centre (JAP-IT), including the AI models. No data goes to any external cloud or AI service. Compliant with the DPDP Act 2023.</w:t>
             </w:r>
           </w:p>
         </w:tc>
@@ -21967,7 +21981,7 @@
           <w:sz w:val="19"/>
           <w:szCs w:val="19"/>
         </w:rPr>
-        <w:t xml:space="preserve">If hosted in the Jharkhand State Data Centre, part of the infrastructure cost is absorbed by the state.</w:t>
+        <w:t xml:space="preserve">All infrastructure is provided by the Jharkhand State Data Centre (JAP-IT): servers, storage, GPU server for the AI models, network, security, backup and disaster recovery (see the hosting requirements below). Kirnova does not supply or charge for infrastructure.</w:t>
       </w:r>
     </w:p>
     <w:p>
@@ -21987,6 +22001,26 @@
           <w:sz w:val="19"/>
           <w:szCs w:val="19"/>
         </w:rPr>
+        <w:t xml:space="preserve">All data and AI models stay inside the State Data Centre. The AI models are open-source models deployed on the state's servers; no data is sent to any external cloud or AI service.</w:t>
+      </w:r>
+    </w:p>
+    <w:p>
+      <w:pPr>
+        <w:pStyle w:val="ListParagraph"/>
+        <w:keepLines/>
+        <w:numPr>
+          <w:ilvl w:val="0"/>
+          <w:numId w:val="2"/>
+        </w:numPr>
+        <w:spacing w:after="50" w:line="256"/>
+      </w:pPr>
+      <w:r>
+        <w:rPr>
+          <w:rFonts w:ascii="Arial" w:cs="Arial" w:eastAsia="Arial" w:hAnsi="Arial"/>
+          <w:color w:val="1F2937"/>
+          <w:sz w:val="19"/>
+          <w:szCs w:val="19"/>
+        </w:rPr>
         <w:t xml:space="preserve">All amounts exclude GST and are valid for 90 days from the date of this proposal. They assume the scope described here; changes in scope are priced separately.</w:t>
       </w:r>
     </w:p>
@@ -22005,6 +22039,634 @@
           <w:szCs w:val="26"/>
         </w:rPr>
         <w:t xml:space="preserve">ii  </w:t>
+      </w:r>
+      <w:r>
+        <w:rPr>
+          <w:rFonts w:ascii="Arial" w:cs="Arial" w:eastAsia="Arial" w:hAnsi="Arial"/>
+          <w:b/>
+          <w:bCs/>
+          <w:color w:val="1B2A44"/>
+          <w:sz w:val="26"/>
+          <w:szCs w:val="26"/>
+        </w:rPr>
+        <w:t xml:space="preserve">HOSTING REQUIREMENTS (PROVIDED BY THE STATE DATA CENTRE)</w:t>
+      </w:r>
+    </w:p>
+    <w:p>
+      <w:pPr>
+        <w:spacing w:after="80" w:before="0" w:line="260"/>
+      </w:pPr>
+      <w:r>
+        <w:rPr>
+          <w:rFonts w:ascii="Arial" w:cs="Arial" w:eastAsia="Arial" w:hAnsi="Arial"/>
+          <w:color w:val="1F2937"/>
+          <w:sz w:val="19"/>
+          <w:szCs w:val="19"/>
+        </w:rPr>
+        <w:t xml:space="preserve">Sized for the full rollout of all seven modules; final sizing is confirmed with JAP-IT in Phase 0.</w:t>
+      </w:r>
+    </w:p>
+    <w:tbl>
+      <w:tblPr>
+        <w:tblW w:type="dxa" w:w="10206"/>
+        <w:tblBorders>
+          <w:top w:val="single" w:color="auto" w:sz="4"/>
+          <w:left w:val="single" w:color="auto" w:sz="4"/>
+          <w:bottom w:val="single" w:color="auto" w:sz="4"/>
+          <w:right w:val="single" w:color="auto" w:sz="4"/>
+          <w:insideH w:val="single" w:color="auto" w:sz="4"/>
+          <w:insideV w:val="single" w:color="auto" w:sz="4"/>
+        </w:tblBorders>
+        <w:tblLayout w:type="fixed"/>
+      </w:tblPr>
+      <w:tblGrid>
+        <w:gridCol w:w="2800"/>
+        <w:gridCol w:w="7406"/>
+      </w:tblGrid>
+      <w:tr>
+        <w:trPr>
+          <w:cantSplit/>
+        </w:trPr>
+        <w:tc>
+          <w:tcPr>
+            <w:tcW w:type="dxa" w:w="2800"/>
+            <w:tcBorders>
+              <w:top w:val="single" w:color="CBD5E1" w:sz="4"/>
+              <w:left w:val="single" w:color="CBD5E1" w:sz="4"/>
+              <w:bottom w:val="single" w:color="CBD5E1" w:sz="4"/>
+              <w:right w:val="single" w:color="CBD5E1" w:sz="4"/>
+            </w:tcBorders>
+            <w:tcMar>
+              <w:top w:type="dxa" w:w="60"/>
+              <w:left w:type="dxa" w:w="120"/>
+              <w:bottom w:type="dxa" w:w="60"/>
+              <w:right w:type="dxa" w:w="120"/>
+            </w:tcMar>
+            <w:vAlign w:val="top"/>
+          </w:tcPr>
+          <w:p>
+            <w:pPr>
+              <w:spacing w:after="0" w:before="0" w:line="260"/>
+            </w:pPr>
+            <w:r>
+              <w:rPr>
+                <w:rFonts w:ascii="Arial" w:cs="Arial" w:eastAsia="Arial" w:hAnsi="Arial"/>
+                <w:b/>
+                <w:bCs/>
+                <w:color w:val="1F2937"/>
+                <w:sz w:val="17"/>
+                <w:szCs w:val="17"/>
+              </w:rPr>
+              <w:t xml:space="preserve">Application servers</w:t>
+            </w:r>
+          </w:p>
+        </w:tc>
+        <w:tc>
+          <w:tcPr>
+            <w:tcW w:type="dxa" w:w="7406"/>
+            <w:tcBorders>
+              <w:top w:val="single" w:color="CBD5E1" w:sz="4"/>
+              <w:left w:val="single" w:color="CBD5E1" w:sz="4"/>
+              <w:bottom w:val="single" w:color="CBD5E1" w:sz="4"/>
+              <w:right w:val="single" w:color="CBD5E1" w:sz="4"/>
+            </w:tcBorders>
+            <w:tcMar>
+              <w:top w:type="dxa" w:w="60"/>
+              <w:left w:type="dxa" w:w="120"/>
+              <w:bottom w:type="dxa" w:w="60"/>
+              <w:right w:type="dxa" w:w="120"/>
+            </w:tcMar>
+            <w:vAlign w:val="top"/>
+          </w:tcPr>
+          <w:p>
+            <w:pPr>
+              <w:spacing w:after="0" w:before="0" w:line="260"/>
+            </w:pPr>
+            <w:r>
+              <w:rPr>
+                <w:rFonts w:ascii="Arial" w:cs="Arial" w:eastAsia="Arial" w:hAnsi="Arial"/>
+                <w:color w:val="1F2937"/>
+                <w:sz w:val="17"/>
+                <w:szCs w:val="17"/>
+              </w:rPr>
+              <w:t xml:space="preserve">2 virtual machines, 8 vCPU / 32 GB RAM each, load-balanced</w:t>
+            </w:r>
+          </w:p>
+        </w:tc>
+      </w:tr>
+      <w:tr>
+        <w:trPr>
+          <w:cantSplit/>
+        </w:trPr>
+        <w:tc>
+          <w:tcPr>
+            <w:tcW w:type="dxa" w:w="2800"/>
+            <w:tcBorders>
+              <w:top w:val="single" w:color="CBD5E1" w:sz="4"/>
+              <w:left w:val="single" w:color="CBD5E1" w:sz="4"/>
+              <w:bottom w:val="single" w:color="CBD5E1" w:sz="4"/>
+              <w:right w:val="single" w:color="CBD5E1" w:sz="4"/>
+            </w:tcBorders>
+            <w:tcMar>
+              <w:top w:type="dxa" w:w="60"/>
+              <w:left w:type="dxa" w:w="120"/>
+              <w:bottom w:type="dxa" w:w="60"/>
+              <w:right w:type="dxa" w:w="120"/>
+            </w:tcMar>
+            <w:vAlign w:val="top"/>
+          </w:tcPr>
+          <w:p>
+            <w:pPr>
+              <w:spacing w:after="0" w:before="0" w:line="260"/>
+            </w:pPr>
+            <w:r>
+              <w:rPr>
+                <w:rFonts w:ascii="Arial" w:cs="Arial" w:eastAsia="Arial" w:hAnsi="Arial"/>
+                <w:b/>
+                <w:bCs/>
+                <w:color w:val="1F2937"/>
+                <w:sz w:val="17"/>
+                <w:szCs w:val="17"/>
+              </w:rPr>
+              <w:t xml:space="preserve">Database</w:t>
+            </w:r>
+          </w:p>
+        </w:tc>
+        <w:tc>
+          <w:tcPr>
+            <w:tcW w:type="dxa" w:w="7406"/>
+            <w:tcBorders>
+              <w:top w:val="single" w:color="CBD5E1" w:sz="4"/>
+              <w:left w:val="single" w:color="CBD5E1" w:sz="4"/>
+              <w:bottom w:val="single" w:color="CBD5E1" w:sz="4"/>
+              <w:right w:val="single" w:color="CBD5E1" w:sz="4"/>
+            </w:tcBorders>
+            <w:tcMar>
+              <w:top w:type="dxa" w:w="60"/>
+              <w:left w:type="dxa" w:w="120"/>
+              <w:bottom w:type="dxa" w:w="60"/>
+              <w:right w:type="dxa" w:w="120"/>
+            </w:tcMar>
+            <w:vAlign w:val="top"/>
+          </w:tcPr>
+          <w:p>
+            <w:pPr>
+              <w:spacing w:after="0" w:before="0" w:line="260"/>
+            </w:pPr>
+            <w:r>
+              <w:rPr>
+                <w:rFonts w:ascii="Arial" w:cs="Arial" w:eastAsia="Arial" w:hAnsi="Arial"/>
+                <w:color w:val="1F2937"/>
+                <w:sz w:val="17"/>
+                <w:szCs w:val="17"/>
+              </w:rPr>
+              <w:t xml:space="preserve">2 virtual machines, 8 vCPU / 32 GB RAM, 1 TB SSD each (PostgreSQL with PostGIS, primary and standby)</w:t>
+            </w:r>
+          </w:p>
+        </w:tc>
+      </w:tr>
+      <w:tr>
+        <w:trPr>
+          <w:cantSplit/>
+        </w:trPr>
+        <w:tc>
+          <w:tcPr>
+            <w:tcW w:type="dxa" w:w="2800"/>
+            <w:tcBorders>
+              <w:top w:val="single" w:color="CBD5E1" w:sz="4"/>
+              <w:left w:val="single" w:color="CBD5E1" w:sz="4"/>
+              <w:bottom w:val="single" w:color="CBD5E1" w:sz="4"/>
+              <w:right w:val="single" w:color="CBD5E1" w:sz="4"/>
+            </w:tcBorders>
+            <w:tcMar>
+              <w:top w:type="dxa" w:w="60"/>
+              <w:left w:type="dxa" w:w="120"/>
+              <w:bottom w:type="dxa" w:w="60"/>
+              <w:right w:type="dxa" w:w="120"/>
+            </w:tcMar>
+            <w:vAlign w:val="top"/>
+          </w:tcPr>
+          <w:p>
+            <w:pPr>
+              <w:spacing w:after="0" w:before="0" w:line="260"/>
+            </w:pPr>
+            <w:r>
+              <w:rPr>
+                <w:rFonts w:ascii="Arial" w:cs="Arial" w:eastAsia="Arial" w:hAnsi="Arial"/>
+                <w:b/>
+                <w:bCs/>
+                <w:color w:val="1F2937"/>
+                <w:sz w:val="17"/>
+                <w:szCs w:val="17"/>
+              </w:rPr>
+              <w:t xml:space="preserve">Search and document services</w:t>
+            </w:r>
+          </w:p>
+        </w:tc>
+        <w:tc>
+          <w:tcPr>
+            <w:tcW w:type="dxa" w:w="7406"/>
+            <w:tcBorders>
+              <w:top w:val="single" w:color="CBD5E1" w:sz="4"/>
+              <w:left w:val="single" w:color="CBD5E1" w:sz="4"/>
+              <w:bottom w:val="single" w:color="CBD5E1" w:sz="4"/>
+              <w:right w:val="single" w:color="CBD5E1" w:sz="4"/>
+            </w:tcBorders>
+            <w:tcMar>
+              <w:top w:type="dxa" w:w="60"/>
+              <w:left w:type="dxa" w:w="120"/>
+              <w:bottom w:type="dxa" w:w="60"/>
+              <w:right w:type="dxa" w:w="120"/>
+            </w:tcMar>
+            <w:vAlign w:val="top"/>
+          </w:tcPr>
+          <w:p>
+            <w:pPr>
+              <w:spacing w:after="0" w:before="0" w:line="260"/>
+            </w:pPr>
+            <w:r>
+              <w:rPr>
+                <w:rFonts w:ascii="Arial" w:cs="Arial" w:eastAsia="Arial" w:hAnsi="Arial"/>
+                <w:color w:val="1F2937"/>
+                <w:sz w:val="17"/>
+                <w:szCs w:val="17"/>
+              </w:rPr>
+              <w:t xml:space="preserve">1 virtual machine, 8 vCPU / 32 GB RAM, 500 GB SSD</w:t>
+            </w:r>
+          </w:p>
+        </w:tc>
+      </w:tr>
+      <w:tr>
+        <w:trPr>
+          <w:cantSplit/>
+        </w:trPr>
+        <w:tc>
+          <w:tcPr>
+            <w:tcW w:type="dxa" w:w="2800"/>
+            <w:tcBorders>
+              <w:top w:val="single" w:color="CBD5E1" w:sz="4"/>
+              <w:left w:val="single" w:color="CBD5E1" w:sz="4"/>
+              <w:bottom w:val="single" w:color="CBD5E1" w:sz="4"/>
+              <w:right w:val="single" w:color="CBD5E1" w:sz="4"/>
+            </w:tcBorders>
+            <w:tcMar>
+              <w:top w:type="dxa" w:w="60"/>
+              <w:left w:type="dxa" w:w="120"/>
+              <w:bottom w:type="dxa" w:w="60"/>
+              <w:right w:type="dxa" w:w="120"/>
+            </w:tcMar>
+            <w:vAlign w:val="top"/>
+          </w:tcPr>
+          <w:p>
+            <w:pPr>
+              <w:spacing w:after="0" w:before="0" w:line="260"/>
+            </w:pPr>
+            <w:r>
+              <w:rPr>
+                <w:rFonts w:ascii="Arial" w:cs="Arial" w:eastAsia="Arial" w:hAnsi="Arial"/>
+                <w:b/>
+                <w:bCs/>
+                <w:color w:val="1F2937"/>
+                <w:sz w:val="17"/>
+                <w:szCs w:val="17"/>
+              </w:rPr>
+              <w:t xml:space="preserve">AI server</w:t>
+            </w:r>
+          </w:p>
+        </w:tc>
+        <w:tc>
+          <w:tcPr>
+            <w:tcW w:type="dxa" w:w="7406"/>
+            <w:tcBorders>
+              <w:top w:val="single" w:color="CBD5E1" w:sz="4"/>
+              <w:left w:val="single" w:color="CBD5E1" w:sz="4"/>
+              <w:bottom w:val="single" w:color="CBD5E1" w:sz="4"/>
+              <w:right w:val="single" w:color="CBD5E1" w:sz="4"/>
+            </w:tcBorders>
+            <w:tcMar>
+              <w:top w:type="dxa" w:w="60"/>
+              <w:left w:type="dxa" w:w="120"/>
+              <w:bottom w:type="dxa" w:w="60"/>
+              <w:right w:type="dxa" w:w="120"/>
+            </w:tcMar>
+            <w:vAlign w:val="top"/>
+          </w:tcPr>
+          <w:p>
+            <w:pPr>
+              <w:spacing w:after="0" w:before="0" w:line="260"/>
+            </w:pPr>
+            <w:r>
+              <w:rPr>
+                <w:rFonts w:ascii="Arial" w:cs="Arial" w:eastAsia="Arial" w:hAnsi="Arial"/>
+                <w:color w:val="1F2937"/>
+                <w:sz w:val="17"/>
+                <w:szCs w:val="17"/>
+              </w:rPr>
+              <w:t xml:space="preserve">1 GPU server with one NVIDIA L4 / A10 (24 GB) or better, 16 vCPU / 64 GB RAM, for the in-house language and search models</w:t>
+            </w:r>
+          </w:p>
+        </w:tc>
+      </w:tr>
+      <w:tr>
+        <w:trPr>
+          <w:cantSplit/>
+        </w:trPr>
+        <w:tc>
+          <w:tcPr>
+            <w:tcW w:type="dxa" w:w="2800"/>
+            <w:tcBorders>
+              <w:top w:val="single" w:color="CBD5E1" w:sz="4"/>
+              <w:left w:val="single" w:color="CBD5E1" w:sz="4"/>
+              <w:bottom w:val="single" w:color="CBD5E1" w:sz="4"/>
+              <w:right w:val="single" w:color="CBD5E1" w:sz="4"/>
+            </w:tcBorders>
+            <w:tcMar>
+              <w:top w:type="dxa" w:w="60"/>
+              <w:left w:type="dxa" w:w="120"/>
+              <w:bottom w:type="dxa" w:w="60"/>
+              <w:right w:type="dxa" w:w="120"/>
+            </w:tcMar>
+            <w:vAlign w:val="top"/>
+          </w:tcPr>
+          <w:p>
+            <w:pPr>
+              <w:spacing w:after="0" w:before="0" w:line="260"/>
+            </w:pPr>
+            <w:r>
+              <w:rPr>
+                <w:rFonts w:ascii="Arial" w:cs="Arial" w:eastAsia="Arial" w:hAnsi="Arial"/>
+                <w:b/>
+                <w:bCs/>
+                <w:color w:val="1F2937"/>
+                <w:sz w:val="17"/>
+                <w:szCs w:val="17"/>
+              </w:rPr>
+              <w:t xml:space="preserve">Storage</w:t>
+            </w:r>
+          </w:p>
+        </w:tc>
+        <w:tc>
+          <w:tcPr>
+            <w:tcW w:type="dxa" w:w="7406"/>
+            <w:tcBorders>
+              <w:top w:val="single" w:color="CBD5E1" w:sz="4"/>
+              <w:left w:val="single" w:color="CBD5E1" w:sz="4"/>
+              <w:bottom w:val="single" w:color="CBD5E1" w:sz="4"/>
+              <w:right w:val="single" w:color="CBD5E1" w:sz="4"/>
+            </w:tcBorders>
+            <w:tcMar>
+              <w:top w:type="dxa" w:w="60"/>
+              <w:left w:type="dxa" w:w="120"/>
+              <w:bottom w:type="dxa" w:w="60"/>
+              <w:right w:type="dxa" w:w="120"/>
+            </w:tcMar>
+            <w:vAlign w:val="top"/>
+          </w:tcPr>
+          <w:p>
+            <w:pPr>
+              <w:spacing w:after="0" w:before="0" w:line="260"/>
+            </w:pPr>
+            <w:r>
+              <w:rPr>
+                <w:rFonts w:ascii="Arial" w:cs="Arial" w:eastAsia="Arial" w:hAnsi="Arial"/>
+                <w:color w:val="1F2937"/>
+                <w:sz w:val="17"/>
+                <w:szCs w:val="17"/>
+              </w:rPr>
+              <w:t xml:space="preserve">2 TB for DPR documents and scanned archives, plus backup as per the data centre's policy</w:t>
+            </w:r>
+          </w:p>
+        </w:tc>
+      </w:tr>
+      <w:tr>
+        <w:trPr>
+          <w:cantSplit/>
+        </w:trPr>
+        <w:tc>
+          <w:tcPr>
+            <w:tcW w:type="dxa" w:w="2800"/>
+            <w:tcBorders>
+              <w:top w:val="single" w:color="CBD5E1" w:sz="4"/>
+              <w:left w:val="single" w:color="CBD5E1" w:sz="4"/>
+              <w:bottom w:val="single" w:color="CBD5E1" w:sz="4"/>
+              <w:right w:val="single" w:color="CBD5E1" w:sz="4"/>
+            </w:tcBorders>
+            <w:tcMar>
+              <w:top w:type="dxa" w:w="60"/>
+              <w:left w:type="dxa" w:w="120"/>
+              <w:bottom w:type="dxa" w:w="60"/>
+              <w:right w:type="dxa" w:w="120"/>
+            </w:tcMar>
+            <w:vAlign w:val="top"/>
+          </w:tcPr>
+          <w:p>
+            <w:pPr>
+              <w:spacing w:after="0" w:before="0" w:line="260"/>
+            </w:pPr>
+            <w:r>
+              <w:rPr>
+                <w:rFonts w:ascii="Arial" w:cs="Arial" w:eastAsia="Arial" w:hAnsi="Arial"/>
+                <w:b/>
+                <w:bCs/>
+                <w:color w:val="1F2937"/>
+                <w:sz w:val="17"/>
+                <w:szCs w:val="17"/>
+              </w:rPr>
+              <w:t xml:space="preserve">Staging environment</w:t>
+            </w:r>
+          </w:p>
+        </w:tc>
+        <w:tc>
+          <w:tcPr>
+            <w:tcW w:type="dxa" w:w="7406"/>
+            <w:tcBorders>
+              <w:top w:val="single" w:color="CBD5E1" w:sz="4"/>
+              <w:left w:val="single" w:color="CBD5E1" w:sz="4"/>
+              <w:bottom w:val="single" w:color="CBD5E1" w:sz="4"/>
+              <w:right w:val="single" w:color="CBD5E1" w:sz="4"/>
+            </w:tcBorders>
+            <w:tcMar>
+              <w:top w:type="dxa" w:w="60"/>
+              <w:left w:type="dxa" w:w="120"/>
+              <w:bottom w:type="dxa" w:w="60"/>
+              <w:right w:type="dxa" w:w="120"/>
+            </w:tcMar>
+            <w:vAlign w:val="top"/>
+          </w:tcPr>
+          <w:p>
+            <w:pPr>
+              <w:spacing w:after="0" w:before="0" w:line="260"/>
+            </w:pPr>
+            <w:r>
+              <w:rPr>
+                <w:rFonts w:ascii="Arial" w:cs="Arial" w:eastAsia="Arial" w:hAnsi="Arial"/>
+                <w:color w:val="1F2937"/>
+                <w:sz w:val="17"/>
+                <w:szCs w:val="17"/>
+              </w:rPr>
+              <w:t xml:space="preserve">2 virtual machines, 8 vCPU / 32 GB RAM</w:t>
+            </w:r>
+          </w:p>
+        </w:tc>
+      </w:tr>
+      <w:tr>
+        <w:trPr>
+          <w:cantSplit/>
+        </w:trPr>
+        <w:tc>
+          <w:tcPr>
+            <w:tcW w:type="dxa" w:w="2800"/>
+            <w:tcBorders>
+              <w:top w:val="single" w:color="CBD5E1" w:sz="4"/>
+              <w:left w:val="single" w:color="CBD5E1" w:sz="4"/>
+              <w:bottom w:val="single" w:color="CBD5E1" w:sz="4"/>
+              <w:right w:val="single" w:color="CBD5E1" w:sz="4"/>
+            </w:tcBorders>
+            <w:tcMar>
+              <w:top w:type="dxa" w:w="60"/>
+              <w:left w:type="dxa" w:w="120"/>
+              <w:bottom w:type="dxa" w:w="60"/>
+              <w:right w:type="dxa" w:w="120"/>
+            </w:tcMar>
+            <w:vAlign w:val="top"/>
+          </w:tcPr>
+          <w:p>
+            <w:pPr>
+              <w:spacing w:after="0" w:before="0" w:line="260"/>
+            </w:pPr>
+            <w:r>
+              <w:rPr>
+                <w:rFonts w:ascii="Arial" w:cs="Arial" w:eastAsia="Arial" w:hAnsi="Arial"/>
+                <w:b/>
+                <w:bCs/>
+                <w:color w:val="1F2937"/>
+                <w:sz w:val="17"/>
+                <w:szCs w:val="17"/>
+              </w:rPr>
+              <w:t xml:space="preserve">Network and services</w:t>
+            </w:r>
+          </w:p>
+        </w:tc>
+        <w:tc>
+          <w:tcPr>
+            <w:tcW w:type="dxa" w:w="7406"/>
+            <w:tcBorders>
+              <w:top w:val="single" w:color="CBD5E1" w:sz="4"/>
+              <w:left w:val="single" w:color="CBD5E1" w:sz="4"/>
+              <w:bottom w:val="single" w:color="CBD5E1" w:sz="4"/>
+              <w:right w:val="single" w:color="CBD5E1" w:sz="4"/>
+            </w:tcBorders>
+            <w:tcMar>
+              <w:top w:type="dxa" w:w="60"/>
+              <w:left w:type="dxa" w:w="120"/>
+              <w:bottom w:type="dxa" w:w="60"/>
+              <w:right w:type="dxa" w:w="120"/>
+            </w:tcMar>
+            <w:vAlign w:val="top"/>
+          </w:tcPr>
+          <w:p>
+            <w:pPr>
+              <w:spacing w:after="0" w:before="0" w:line="260"/>
+            </w:pPr>
+            <w:r>
+              <w:rPr>
+                <w:rFonts w:ascii="Arial" w:cs="Arial" w:eastAsia="Arial" w:hAnsi="Arial"/>
+                <w:color w:val="1F2937"/>
+                <w:sz w:val="17"/>
+                <w:szCs w:val="17"/>
+              </w:rPr>
+              <w:t xml:space="preserve">SSL certificates, access to the state SMS and e-mail gateways, connectivity to RCD offices over the state network</w:t>
+            </w:r>
+          </w:p>
+        </w:tc>
+      </w:tr>
+      <w:tr>
+        <w:trPr>
+          <w:cantSplit/>
+        </w:trPr>
+        <w:tc>
+          <w:tcPr>
+            <w:tcW w:type="dxa" w:w="2800"/>
+            <w:tcBorders>
+              <w:top w:val="single" w:color="CBD5E1" w:sz="4"/>
+              <w:left w:val="single" w:color="CBD5E1" w:sz="4"/>
+              <w:bottom w:val="single" w:color="CBD5E1" w:sz="4"/>
+              <w:right w:val="single" w:color="CBD5E1" w:sz="4"/>
+            </w:tcBorders>
+            <w:tcMar>
+              <w:top w:type="dxa" w:w="60"/>
+              <w:left w:type="dxa" w:w="120"/>
+              <w:bottom w:type="dxa" w:w="60"/>
+              <w:right w:type="dxa" w:w="120"/>
+            </w:tcMar>
+            <w:vAlign w:val="top"/>
+          </w:tcPr>
+          <w:p>
+            <w:pPr>
+              <w:spacing w:after="0" w:before="0" w:line="260"/>
+            </w:pPr>
+            <w:r>
+              <w:rPr>
+                <w:rFonts w:ascii="Arial" w:cs="Arial" w:eastAsia="Arial" w:hAnsi="Arial"/>
+                <w:b/>
+                <w:bCs/>
+                <w:color w:val="1F2937"/>
+                <w:sz w:val="17"/>
+                <w:szCs w:val="17"/>
+              </w:rPr>
+              <w:t xml:space="preserve">Backup and disaster recovery</w:t>
+            </w:r>
+          </w:p>
+        </w:tc>
+        <w:tc>
+          <w:tcPr>
+            <w:tcW w:type="dxa" w:w="7406"/>
+            <w:tcBorders>
+              <w:top w:val="single" w:color="CBD5E1" w:sz="4"/>
+              <w:left w:val="single" w:color="CBD5E1" w:sz="4"/>
+              <w:bottom w:val="single" w:color="CBD5E1" w:sz="4"/>
+              <w:right w:val="single" w:color="CBD5E1" w:sz="4"/>
+            </w:tcBorders>
+            <w:tcMar>
+              <w:top w:type="dxa" w:w="60"/>
+              <w:left w:type="dxa" w:w="120"/>
+              <w:bottom w:type="dxa" w:w="60"/>
+              <w:right w:type="dxa" w:w="120"/>
+            </w:tcMar>
+            <w:vAlign w:val="top"/>
+          </w:tcPr>
+          <w:p>
+            <w:pPr>
+              <w:spacing w:after="0" w:before="0" w:line="260"/>
+            </w:pPr>
+            <w:r>
+              <w:rPr>
+                <w:rFonts w:ascii="Arial" w:cs="Arial" w:eastAsia="Arial" w:hAnsi="Arial"/>
+                <w:color w:val="1F2937"/>
+                <w:sz w:val="17"/>
+                <w:szCs w:val="17"/>
+              </w:rPr>
+              <w:t xml:space="preserve">As per the State Data Centre's standard policy</w:t>
+            </w:r>
+          </w:p>
+        </w:tc>
+      </w:tr>
+    </w:tbl>
+    <w:p>
+      <w:pPr>
+        <w:keepNext/>
+        <w:spacing w:after="90" w:before="220"/>
+      </w:pPr>
+      <w:r>
+        <w:rPr>
+          <w:rFonts w:ascii="Arial" w:cs="Arial" w:eastAsia="Arial" w:hAnsi="Arial"/>
+          <w:b/>
+          <w:bCs/>
+          <w:color w:val="0E7C7B"/>
+          <w:sz w:val="26"/>
+          <w:szCs w:val="26"/>
+        </w:rPr>
+        <w:t xml:space="preserve">iii  </w:t>
       </w:r>
       <w:r>
         <w:rPr>
